--- a/Verslag Julia Set.docx
+++ b/Verslag Julia Set.docx
@@ -166,11 +166,6 @@
     </w:p>
     <w:p>
       <w:pPr>
-        <w:pStyle w:val="ListParagraph"/>
-        <w:numPr>
-          <w:ilvl w:val="0"/>
-          <w:numId w:val="2"/>
-        </w:numPr>
         <w:rPr>
           <w:b/>
           <w:bCs/>
@@ -185,7 +180,7 @@
           <w:sz w:val="20"/>
           <w:szCs w:val="20"/>
         </w:rPr>
-        <w:t>Schrijven van `main` en `renderFrame`</w:t>
+        <w:t>renderFrame</w:t>
       </w:r>
     </w:p>
     <w:p>
@@ -207,7 +202,14 @@
           <w:sz w:val="20"/>
           <w:szCs w:val="20"/>
         </w:rPr>
-        <w:t xml:space="preserve"> Waar mogelijk heb ik de code direct uit de README overgenomen. </w:t>
+        <w:t xml:space="preserve"> Waar mogelijk heb ik de </w:t>
+      </w:r>
+      <w:r>
+        <w:rPr>
+          <w:sz w:val="20"/>
+          <w:szCs w:val="20"/>
+        </w:rPr>
+        <w:t xml:space="preserve">code direct uit de README overgenomen. </w:t>
       </w:r>
       <w:r>
         <w:rPr>
@@ -229,14 +231,7 @@
           <w:sz w:val="20"/>
           <w:szCs w:val="20"/>
         </w:rPr>
-        <w:t xml:space="preserve">Loop over alle pixels heen, bepaal de beginnende z waarde en bereken z in een volgende loop met een </w:t>
-      </w:r>
-      <w:r>
-        <w:rPr>
-          <w:sz w:val="20"/>
-          <w:szCs w:val="20"/>
-        </w:rPr>
-        <w:t xml:space="preserve">maximaal aantal iteraties. Na deze loop is of het aantal iteraties over de max gegaan en wordt de kleur zwart, of in </w:t>
+        <w:t xml:space="preserve">Loop over alle pixels heen, bepaal de beginnende z waarde en bereken z in een volgende loop met een maximaal aantal iteraties. Na deze loop is of het aantal iteraties over de max gegaan en wordt de kleur zwart, of in </w:t>
       </w:r>
       <w:r>
         <w:rPr>
@@ -250,7 +245,319 @@
           <w:sz w:val="20"/>
           <w:szCs w:val="20"/>
         </w:rPr>
-        <w:t xml:space="preserve"> de kleur combinatie bepaald</w:t>
+        <w:t xml:space="preserve"> de kleur combinatie bepaald.</w:t>
+      </w:r>
+    </w:p>
+    <w:p>
+      <w:pPr>
+        <w:rPr>
+          <w:sz w:val="20"/>
+          <w:szCs w:val="20"/>
+        </w:rPr>
+      </w:pPr>
+      <w:r>
+        <w:rPr>
+          <w:sz w:val="20"/>
+          <w:szCs w:val="20"/>
+        </w:rPr>
+        <w:t>Het toevoegen van OpenMP was vrij eenvoudig</w:t>
+      </w:r>
+      <w:r>
+        <w:rPr>
+          <w:sz w:val="20"/>
+          <w:szCs w:val="20"/>
+        </w:rPr>
+        <w:t>, dit gebeurd met de regel</w:t>
+      </w:r>
+      <w:r>
+        <w:rPr>
+          <w:sz w:val="20"/>
+          <w:szCs w:val="20"/>
+        </w:rPr>
+        <w:t>:</w:t>
+      </w:r>
+    </w:p>
+    <w:p>
+      <w:pPr>
+        <w:shd w:val="clear" w:color="auto" w:fill="F5F5F5"/>
+        <w:spacing w:line="285" w:lineRule="atLeast"/>
+        <w:rPr>
+          <w:rFonts w:ascii="Consolas" w:eastAsia="Times New Roman" w:hAnsi="Consolas" w:cs="Times New Roman"/>
+          <w:color w:val="333333"/>
+          <w:sz w:val="21"/>
+          <w:szCs w:val="21"/>
+          <w:lang w:val="en-NL"/>
+        </w:rPr>
+      </w:pPr>
+      <w:r>
+        <w:rPr>
+          <w:rFonts w:ascii="Consolas" w:eastAsia="Times New Roman" w:hAnsi="Consolas" w:cs="Times New Roman"/>
+          <w:color w:val="777777"/>
+          <w:sz w:val="21"/>
+          <w:szCs w:val="21"/>
+          <w:lang w:val="en-NL"/>
+        </w:rPr>
+        <w:t>#</w:t>
+      </w:r>
+      <w:r>
+        <w:rPr>
+          <w:rFonts w:ascii="Consolas" w:eastAsia="Times New Roman" w:hAnsi="Consolas" w:cs="Times New Roman"/>
+          <w:color w:val="4B69C6"/>
+          <w:sz w:val="21"/>
+          <w:szCs w:val="21"/>
+          <w:lang w:val="en-NL"/>
+        </w:rPr>
+        <w:t>pragma</w:t>
+      </w:r>
+      <w:r>
+        <w:rPr>
+          <w:rFonts w:ascii="Consolas" w:eastAsia="Times New Roman" w:hAnsi="Consolas" w:cs="Times New Roman"/>
+          <w:color w:val="333333"/>
+          <w:sz w:val="21"/>
+          <w:szCs w:val="21"/>
+          <w:lang w:val="en-NL"/>
+        </w:rPr>
+        <w:t xml:space="preserve"> omp parallel for collapse(2)</w:t>
+      </w:r>
+    </w:p>
+    <w:p>
+      <w:pPr>
+        <w:rPr>
+          <w:sz w:val="20"/>
+          <w:szCs w:val="20"/>
+        </w:rPr>
+      </w:pPr>
+      <w:r>
+        <w:rPr>
+          <w:sz w:val="20"/>
+          <w:szCs w:val="20"/>
+        </w:rPr>
+        <w:t>Dit zet je voor de loops waarbij parallellisatie moet worden toegepast</w:t>
+      </w:r>
+      <w:r>
+        <w:t xml:space="preserve">, </w:t>
+      </w:r>
+      <w:r>
+        <w:rPr>
+          <w:rFonts w:ascii="Consolas" w:eastAsia="Times New Roman" w:hAnsi="Consolas" w:cs="Times New Roman"/>
+          <w:color w:val="333333"/>
+          <w:sz w:val="21"/>
+          <w:szCs w:val="21"/>
+          <w:lang w:val="en-NL"/>
+        </w:rPr>
+        <w:t>collapse(2)</w:t>
+      </w:r>
+      <w:r>
+        <w:rPr>
+          <w:rFonts w:ascii="Consolas" w:eastAsia="Times New Roman" w:hAnsi="Consolas" w:cs="Times New Roman"/>
+          <w:color w:val="333333"/>
+          <w:sz w:val="21"/>
+          <w:szCs w:val="21"/>
+          <w:lang w:val="en-NL"/>
+        </w:rPr>
+        <w:t xml:space="preserve"> </w:t>
+      </w:r>
+      <w:r>
+        <w:rPr>
+          <w:sz w:val="20"/>
+          <w:szCs w:val="20"/>
+        </w:rPr>
+        <w:t>geeft aan dat de parallellisatie over beide assen loops gaat.</w:t>
+      </w:r>
+    </w:p>
+    <w:p>
+      <w:pPr>
+        <w:rPr>
+          <w:sz w:val="20"/>
+          <w:szCs w:val="20"/>
+        </w:rPr>
+      </w:pPr>
+    </w:p>
+    <w:p>
+      <w:pPr>
+        <w:rPr>
+          <w:b/>
+          <w:bCs/>
+          <w:sz w:val="20"/>
+          <w:szCs w:val="20"/>
+        </w:rPr>
+      </w:pPr>
+      <w:r>
+        <w:rPr>
+          <w:b/>
+          <w:bCs/>
+          <w:sz w:val="20"/>
+          <w:szCs w:val="20"/>
+        </w:rPr>
+        <w:t xml:space="preserve">Main Ontwerp </w:t>
+      </w:r>
+    </w:p>
+    <w:p>
+      <w:pPr>
+        <w:rPr>
+          <w:sz w:val="20"/>
+          <w:szCs w:val="20"/>
+        </w:rPr>
+      </w:pPr>
+      <w:r>
+        <w:rPr>
+          <w:sz w:val="20"/>
+          <w:szCs w:val="20"/>
+        </w:rPr>
+        <w:t xml:space="preserve">Voor het </w:t>
+      </w:r>
+      <w:r>
+        <w:rPr>
+          <w:sz w:val="20"/>
+          <w:szCs w:val="20"/>
+        </w:rPr>
+        <w:t xml:space="preserve">eerste </w:t>
+      </w:r>
+      <w:r>
+        <w:rPr>
+          <w:sz w:val="20"/>
+          <w:szCs w:val="20"/>
+        </w:rPr>
+        <w:t xml:space="preserve">ontwerp heb ik een vrij eenvoudige route gekozen. </w:t>
+      </w:r>
+      <w:r>
+        <w:rPr>
+          <w:sz w:val="20"/>
+          <w:szCs w:val="20"/>
+        </w:rPr>
+        <w:t xml:space="preserve">Waarbij alles grotendeels op </w:t>
+      </w:r>
+      <w:r>
+        <w:rPr>
+          <w:sz w:val="20"/>
+          <w:szCs w:val="20"/>
+        </w:rPr>
+        <w:t xml:space="preserve">de </w:t>
+      </w:r>
+      <w:r>
+        <w:rPr>
+          <w:sz w:val="20"/>
+          <w:szCs w:val="20"/>
+        </w:rPr>
+        <w:t>Circuit Satisfiability</w:t>
+      </w:r>
+      <w:r>
+        <w:rPr>
+          <w:sz w:val="20"/>
+          <w:szCs w:val="20"/>
+        </w:rPr>
+        <w:t xml:space="preserve"> opdracht </w:t>
+      </w:r>
+      <w:r>
+        <w:rPr>
+          <w:sz w:val="20"/>
+          <w:szCs w:val="20"/>
+        </w:rPr>
+        <w:t>lijkt</w:t>
+      </w:r>
+      <w:r>
+        <w:rPr>
+          <w:sz w:val="20"/>
+          <w:szCs w:val="20"/>
+        </w:rPr>
+        <w:t xml:space="preserve">. </w:t>
+      </w:r>
+      <w:r>
+        <w:rPr>
+          <w:sz w:val="20"/>
+          <w:szCs w:val="20"/>
+        </w:rPr>
+        <w:t xml:space="preserve">Ook hier wordt weer voor chunks gekozen als aanpak. </w:t>
+      </w:r>
+    </w:p>
+    <w:p>
+      <w:pPr>
+        <w:rPr>
+          <w:sz w:val="20"/>
+          <w:szCs w:val="20"/>
+        </w:rPr>
+      </w:pPr>
+      <w:r>
+        <w:rPr>
+          <w:sz w:val="20"/>
+          <w:szCs w:val="20"/>
+        </w:rPr>
+        <w:t>(De voordelen zijn: Cache vriendelijkheid en eenvoudigheid.)</w:t>
+      </w:r>
+    </w:p>
+    <w:p>
+      <w:pPr>
+        <w:rPr>
+          <w:sz w:val="20"/>
+          <w:szCs w:val="20"/>
+        </w:rPr>
+      </w:pPr>
+      <w:r>
+        <w:rPr>
+          <w:noProof/>
+        </w:rPr>
+        <w:drawing>
+          <wp:anchor distT="0" distB="0" distL="114300" distR="114300" simplePos="0" relativeHeight="251658240" behindDoc="0" locked="0" layoutInCell="1" allowOverlap="1" wp14:anchorId="5F41AF9B" wp14:editId="10493EC8">
+            <wp:simplePos x="0" y="0"/>
+            <wp:positionH relativeFrom="margin">
+              <wp:align>right</wp:align>
+            </wp:positionH>
+            <wp:positionV relativeFrom="page">
+              <wp:posOffset>5657263</wp:posOffset>
+            </wp:positionV>
+            <wp:extent cx="2883535" cy="2656840"/>
+            <wp:effectExtent l="0" t="0" r="0" b="0"/>
+            <wp:wrapSquare wrapText="bothSides"/>
+            <wp:docPr id="554327203" name="Picture 1"/>
+            <wp:cNvGraphicFramePr>
+              <a:graphicFrameLocks xmlns:a="http://schemas.openxmlformats.org/drawingml/2006/main" noChangeAspect="1"/>
+            </wp:cNvGraphicFramePr>
+            <a:graphic xmlns:a="http://schemas.openxmlformats.org/drawingml/2006/main">
+              <a:graphicData uri="http://schemas.openxmlformats.org/drawingml/2006/picture">
+                <pic:pic xmlns:pic="http://schemas.openxmlformats.org/drawingml/2006/picture">
+                  <pic:nvPicPr>
+                    <pic:cNvPr id="554327203" name=""/>
+                    <pic:cNvPicPr/>
+                  </pic:nvPicPr>
+                  <pic:blipFill>
+                    <a:blip r:embed="rId6">
+                      <a:extLst>
+                        <a:ext uri="{28A0092B-C50C-407E-A947-70E740481C1C}">
+                          <a14:useLocalDpi xmlns:a14="http://schemas.microsoft.com/office/drawing/2010/main" val="0"/>
+                        </a:ext>
+                      </a:extLst>
+                    </a:blip>
+                    <a:stretch>
+                      <a:fillRect/>
+                    </a:stretch>
+                  </pic:blipFill>
+                  <pic:spPr>
+                    <a:xfrm>
+                      <a:off x="0" y="0"/>
+                      <a:ext cx="2883535" cy="2656840"/>
+                    </a:xfrm>
+                    <a:prstGeom prst="rect">
+                      <a:avLst/>
+                    </a:prstGeom>
+                  </pic:spPr>
+                </pic:pic>
+              </a:graphicData>
+            </a:graphic>
+            <wp14:sizeRelH relativeFrom="margin">
+              <wp14:pctWidth>0</wp14:pctWidth>
+            </wp14:sizeRelH>
+            <wp14:sizeRelV relativeFrom="margin">
+              <wp14:pctHeight>0</wp14:pctHeight>
+            </wp14:sizeRelV>
+          </wp:anchor>
+        </w:drawing>
+      </w:r>
+      <w:r>
+        <w:rPr>
+          <w:sz w:val="20"/>
+          <w:szCs w:val="20"/>
+        </w:rPr>
+        <w:t>De keuze voor 6 chunks is komt doordat de huidige project omgeving 6 cores heeft en geen extra logical processors. Hierbij wordt het aanbevolen ontwerp gerealiseerd waarbij OpenMP de rendering van een frame parallelliseert en de frames met MPI over verschillende nodes worden verdeeld</w:t>
       </w:r>
       <w:r>
         <w:rPr>
@@ -267,23 +574,3153 @@
           <w:szCs w:val="20"/>
         </w:rPr>
       </w:pPr>
-      <w:r>
-        <w:rPr>
-          <w:sz w:val="20"/>
-          <w:szCs w:val="20"/>
-        </w:rPr>
-        <w:t>Hierna ben ik aan de parallellisatie in main begonnen.</w:t>
-      </w:r>
-    </w:p>
-    <w:p>
-      <w:pPr>
-        <w:rPr>
-          <w:sz w:val="20"/>
-          <w:szCs w:val="20"/>
-        </w:rPr>
-      </w:pPr>
-    </w:p>
-    <w:p/>
+    </w:p>
+    <w:p>
+      <w:pPr>
+        <w:rPr>
+          <w:b/>
+          <w:bCs/>
+          <w:sz w:val="20"/>
+          <w:szCs w:val="20"/>
+        </w:rPr>
+      </w:pPr>
+      <w:r>
+        <w:rPr>
+          <w:b/>
+          <w:bCs/>
+          <w:sz w:val="20"/>
+          <w:szCs w:val="20"/>
+        </w:rPr>
+        <w:t xml:space="preserve">Is dit </w:t>
+      </w:r>
+      <w:r>
+        <w:rPr>
+          <w:b/>
+          <w:bCs/>
+          <w:sz w:val="20"/>
+          <w:szCs w:val="20"/>
+        </w:rPr>
+        <w:t>het beste</w:t>
+      </w:r>
+      <w:r>
+        <w:rPr>
+          <w:b/>
+          <w:bCs/>
+          <w:sz w:val="20"/>
+          <w:szCs w:val="20"/>
+        </w:rPr>
+        <w:t xml:space="preserve"> </w:t>
+      </w:r>
+      <w:r>
+        <w:rPr>
+          <w:b/>
+          <w:bCs/>
+          <w:sz w:val="20"/>
+          <w:szCs w:val="20"/>
+        </w:rPr>
+        <w:t>ontwerp</w:t>
+      </w:r>
+      <w:r>
+        <w:rPr>
+          <w:b/>
+          <w:bCs/>
+          <w:sz w:val="20"/>
+          <w:szCs w:val="20"/>
+        </w:rPr>
+        <w:t>?</w:t>
+      </w:r>
+    </w:p>
+    <w:p>
+      <w:pPr>
+        <w:rPr>
+          <w:sz w:val="20"/>
+          <w:szCs w:val="20"/>
+        </w:rPr>
+      </w:pPr>
+      <w:r>
+        <w:rPr>
+          <w:sz w:val="20"/>
+          <w:szCs w:val="20"/>
+        </w:rPr>
+        <w:t>Verre van, sommige chunks hebben veel zwaardere berekeningen dan andere, door naar de output te kijken is zichtbaar dat de laatste 40 frames (waar de rest op zit te wachten) allemaal afkomstig is uit de id 5 (ondanks dat deze tegelijkertijd is begonnen).</w:t>
+      </w:r>
+    </w:p>
+    <w:p>
+      <w:pPr>
+        <w:rPr>
+          <w:sz w:val="20"/>
+          <w:szCs w:val="20"/>
+        </w:rPr>
+      </w:pPr>
+      <w:r>
+        <w:rPr>
+          <w:sz w:val="20"/>
+          <w:szCs w:val="20"/>
+        </w:rPr>
+        <w:t>Wel is er van OpenMP en MPI gebruik gemaakt.</w:t>
+      </w:r>
+    </w:p>
+    <w:p>
+      <w:pPr>
+        <w:rPr>
+          <w:sz w:val="20"/>
+          <w:szCs w:val="20"/>
+        </w:rPr>
+      </w:pPr>
+      <w:r>
+        <w:rPr>
+          <w:sz w:val="20"/>
+          <w:szCs w:val="20"/>
+        </w:rPr>
+        <w:t>OpenMP staat boven al aangegeven. De werking van MPI hieronder:</w:t>
+      </w:r>
+    </w:p>
+    <w:p>
+      <w:pPr>
+        <w:rPr>
+          <w:i/>
+          <w:iCs/>
+          <w:sz w:val="20"/>
+          <w:szCs w:val="20"/>
+        </w:rPr>
+      </w:pPr>
+      <w:r>
+        <w:rPr>
+          <w:i/>
+          <w:iCs/>
+          <w:sz w:val="20"/>
+          <w:szCs w:val="20"/>
+        </w:rPr>
+        <w:t>Initiëren van MPI</w:t>
+      </w:r>
+    </w:p>
+    <w:p>
+      <w:pPr>
+        <w:shd w:val="clear" w:color="auto" w:fill="F5F5F5"/>
+        <w:spacing w:line="285" w:lineRule="atLeast"/>
+        <w:rPr>
+          <w:rFonts w:ascii="Consolas" w:eastAsia="Times New Roman" w:hAnsi="Consolas" w:cs="Times New Roman"/>
+          <w:color w:val="333333"/>
+          <w:sz w:val="20"/>
+          <w:szCs w:val="20"/>
+          <w:lang w:val="en-NL"/>
+        </w:rPr>
+      </w:pPr>
+      <w:r>
+        <w:rPr>
+          <w:rFonts w:ascii="Consolas" w:eastAsia="Times New Roman" w:hAnsi="Consolas" w:cs="Times New Roman"/>
+          <w:b/>
+          <w:bCs/>
+          <w:color w:val="AA3731"/>
+          <w:sz w:val="20"/>
+          <w:szCs w:val="20"/>
+          <w:lang w:val="en-NL"/>
+        </w:rPr>
+        <w:t>MPI_Init</w:t>
+      </w:r>
+      <w:r>
+        <w:rPr>
+          <w:rFonts w:ascii="Consolas" w:eastAsia="Times New Roman" w:hAnsi="Consolas" w:cs="Times New Roman"/>
+          <w:color w:val="777777"/>
+          <w:sz w:val="20"/>
+          <w:szCs w:val="20"/>
+          <w:lang w:val="en-NL"/>
+        </w:rPr>
+        <w:t>(&amp;</w:t>
+      </w:r>
+      <w:r>
+        <w:rPr>
+          <w:rFonts w:ascii="Consolas" w:eastAsia="Times New Roman" w:hAnsi="Consolas" w:cs="Times New Roman"/>
+          <w:color w:val="7A3E9D"/>
+          <w:sz w:val="20"/>
+          <w:szCs w:val="20"/>
+          <w:lang w:val="en-NL"/>
+        </w:rPr>
+        <w:t>argc</w:t>
+      </w:r>
+      <w:r>
+        <w:rPr>
+          <w:rFonts w:ascii="Consolas" w:eastAsia="Times New Roman" w:hAnsi="Consolas" w:cs="Times New Roman"/>
+          <w:color w:val="777777"/>
+          <w:sz w:val="20"/>
+          <w:szCs w:val="20"/>
+          <w:lang w:val="en-NL"/>
+        </w:rPr>
+        <w:t>,</w:t>
+      </w:r>
+      <w:r>
+        <w:rPr>
+          <w:rFonts w:ascii="Consolas" w:eastAsia="Times New Roman" w:hAnsi="Consolas" w:cs="Times New Roman"/>
+          <w:color w:val="333333"/>
+          <w:sz w:val="20"/>
+          <w:szCs w:val="20"/>
+          <w:lang w:val="en-NL"/>
+        </w:rPr>
+        <w:t xml:space="preserve"> </w:t>
+      </w:r>
+      <w:r>
+        <w:rPr>
+          <w:rFonts w:ascii="Consolas" w:eastAsia="Times New Roman" w:hAnsi="Consolas" w:cs="Times New Roman"/>
+          <w:color w:val="777777"/>
+          <w:sz w:val="20"/>
+          <w:szCs w:val="20"/>
+          <w:lang w:val="en-NL"/>
+        </w:rPr>
+        <w:t>&amp;</w:t>
+      </w:r>
+      <w:r>
+        <w:rPr>
+          <w:rFonts w:ascii="Consolas" w:eastAsia="Times New Roman" w:hAnsi="Consolas" w:cs="Times New Roman"/>
+          <w:color w:val="7A3E9D"/>
+          <w:sz w:val="20"/>
+          <w:szCs w:val="20"/>
+          <w:lang w:val="en-NL"/>
+        </w:rPr>
+        <w:t>argv</w:t>
+      </w:r>
+      <w:r>
+        <w:rPr>
+          <w:rFonts w:ascii="Consolas" w:eastAsia="Times New Roman" w:hAnsi="Consolas" w:cs="Times New Roman"/>
+          <w:color w:val="777777"/>
+          <w:sz w:val="20"/>
+          <w:szCs w:val="20"/>
+          <w:lang w:val="en-NL"/>
+        </w:rPr>
+        <w:t>);</w:t>
+      </w:r>
+    </w:p>
+    <w:p>
+      <w:pPr>
+        <w:shd w:val="clear" w:color="auto" w:fill="F5F5F5"/>
+        <w:spacing w:line="285" w:lineRule="atLeast"/>
+        <w:rPr>
+          <w:rFonts w:ascii="Consolas" w:eastAsia="Times New Roman" w:hAnsi="Consolas" w:cs="Times New Roman"/>
+          <w:color w:val="333333"/>
+          <w:sz w:val="20"/>
+          <w:szCs w:val="20"/>
+          <w:lang w:val="en-NL"/>
+        </w:rPr>
+      </w:pPr>
+      <w:r>
+        <w:rPr>
+          <w:rFonts w:ascii="Consolas" w:eastAsia="Times New Roman" w:hAnsi="Consolas" w:cs="Times New Roman"/>
+          <w:b/>
+          <w:bCs/>
+          <w:color w:val="AA3731"/>
+          <w:sz w:val="20"/>
+          <w:szCs w:val="20"/>
+          <w:lang w:val="en-NL"/>
+        </w:rPr>
+        <w:t>MPI_Comm_rank</w:t>
+      </w:r>
+      <w:r>
+        <w:rPr>
+          <w:rFonts w:ascii="Consolas" w:eastAsia="Times New Roman" w:hAnsi="Consolas" w:cs="Times New Roman"/>
+          <w:color w:val="777777"/>
+          <w:sz w:val="20"/>
+          <w:szCs w:val="20"/>
+          <w:lang w:val="en-NL"/>
+        </w:rPr>
+        <w:t>(</w:t>
+      </w:r>
+      <w:r>
+        <w:rPr>
+          <w:rFonts w:ascii="Consolas" w:eastAsia="Times New Roman" w:hAnsi="Consolas" w:cs="Times New Roman"/>
+          <w:b/>
+          <w:bCs/>
+          <w:color w:val="AA3731"/>
+          <w:sz w:val="20"/>
+          <w:szCs w:val="20"/>
+          <w:lang w:val="en-NL"/>
+        </w:rPr>
+        <w:t>MPI_COMM_WORLD</w:t>
+      </w:r>
+      <w:r>
+        <w:rPr>
+          <w:rFonts w:ascii="Consolas" w:eastAsia="Times New Roman" w:hAnsi="Consolas" w:cs="Times New Roman"/>
+          <w:color w:val="777777"/>
+          <w:sz w:val="20"/>
+          <w:szCs w:val="20"/>
+          <w:lang w:val="en-NL"/>
+        </w:rPr>
+        <w:t>,</w:t>
+      </w:r>
+      <w:r>
+        <w:rPr>
+          <w:rFonts w:ascii="Consolas" w:eastAsia="Times New Roman" w:hAnsi="Consolas" w:cs="Times New Roman"/>
+          <w:color w:val="333333"/>
+          <w:sz w:val="20"/>
+          <w:szCs w:val="20"/>
+          <w:lang w:val="en-NL"/>
+        </w:rPr>
+        <w:t xml:space="preserve"> </w:t>
+      </w:r>
+      <w:r>
+        <w:rPr>
+          <w:rFonts w:ascii="Consolas" w:eastAsia="Times New Roman" w:hAnsi="Consolas" w:cs="Times New Roman"/>
+          <w:color w:val="777777"/>
+          <w:sz w:val="20"/>
+          <w:szCs w:val="20"/>
+          <w:lang w:val="en-NL"/>
+        </w:rPr>
+        <w:t>&amp;</w:t>
+      </w:r>
+      <w:r>
+        <w:rPr>
+          <w:rFonts w:ascii="Consolas" w:eastAsia="Times New Roman" w:hAnsi="Consolas" w:cs="Times New Roman"/>
+          <w:color w:val="7A3E9D"/>
+          <w:sz w:val="20"/>
+          <w:szCs w:val="20"/>
+          <w:lang w:val="en-NL"/>
+        </w:rPr>
+        <w:t>id</w:t>
+      </w:r>
+      <w:r>
+        <w:rPr>
+          <w:rFonts w:ascii="Consolas" w:eastAsia="Times New Roman" w:hAnsi="Consolas" w:cs="Times New Roman"/>
+          <w:color w:val="777777"/>
+          <w:sz w:val="20"/>
+          <w:szCs w:val="20"/>
+          <w:lang w:val="en-NL"/>
+        </w:rPr>
+        <w:t>);</w:t>
+      </w:r>
+    </w:p>
+    <w:p>
+      <w:pPr>
+        <w:shd w:val="clear" w:color="auto" w:fill="F5F5F5"/>
+        <w:spacing w:line="285" w:lineRule="atLeast"/>
+        <w:rPr>
+          <w:rFonts w:ascii="Consolas" w:eastAsia="Times New Roman" w:hAnsi="Consolas" w:cs="Times New Roman"/>
+          <w:color w:val="333333"/>
+          <w:sz w:val="20"/>
+          <w:szCs w:val="20"/>
+          <w:lang w:val="en-NL"/>
+        </w:rPr>
+      </w:pPr>
+      <w:r>
+        <w:rPr>
+          <w:rFonts w:ascii="Consolas" w:eastAsia="Times New Roman" w:hAnsi="Consolas" w:cs="Times New Roman"/>
+          <w:b/>
+          <w:bCs/>
+          <w:color w:val="AA3731"/>
+          <w:sz w:val="20"/>
+          <w:szCs w:val="20"/>
+          <w:lang w:val="en-NL"/>
+        </w:rPr>
+        <w:t>MPI_Comm_size</w:t>
+      </w:r>
+      <w:r>
+        <w:rPr>
+          <w:rFonts w:ascii="Consolas" w:eastAsia="Times New Roman" w:hAnsi="Consolas" w:cs="Times New Roman"/>
+          <w:color w:val="777777"/>
+          <w:sz w:val="20"/>
+          <w:szCs w:val="20"/>
+          <w:lang w:val="en-NL"/>
+        </w:rPr>
+        <w:t>(</w:t>
+      </w:r>
+      <w:r>
+        <w:rPr>
+          <w:rFonts w:ascii="Consolas" w:eastAsia="Times New Roman" w:hAnsi="Consolas" w:cs="Times New Roman"/>
+          <w:b/>
+          <w:bCs/>
+          <w:color w:val="AA3731"/>
+          <w:sz w:val="20"/>
+          <w:szCs w:val="20"/>
+          <w:lang w:val="en-NL"/>
+        </w:rPr>
+        <w:t>MPI_COMM_WORLD</w:t>
+      </w:r>
+      <w:r>
+        <w:rPr>
+          <w:rFonts w:ascii="Consolas" w:eastAsia="Times New Roman" w:hAnsi="Consolas" w:cs="Times New Roman"/>
+          <w:color w:val="777777"/>
+          <w:sz w:val="20"/>
+          <w:szCs w:val="20"/>
+          <w:lang w:val="en-NL"/>
+        </w:rPr>
+        <w:t>,</w:t>
+      </w:r>
+      <w:r>
+        <w:rPr>
+          <w:rFonts w:ascii="Consolas" w:eastAsia="Times New Roman" w:hAnsi="Consolas" w:cs="Times New Roman"/>
+          <w:color w:val="333333"/>
+          <w:sz w:val="20"/>
+          <w:szCs w:val="20"/>
+          <w:lang w:val="en-NL"/>
+        </w:rPr>
+        <w:t xml:space="preserve"> </w:t>
+      </w:r>
+      <w:r>
+        <w:rPr>
+          <w:rFonts w:ascii="Consolas" w:eastAsia="Times New Roman" w:hAnsi="Consolas" w:cs="Times New Roman"/>
+          <w:color w:val="777777"/>
+          <w:sz w:val="20"/>
+          <w:szCs w:val="20"/>
+          <w:lang w:val="en-NL"/>
+        </w:rPr>
+        <w:t>&amp;</w:t>
+      </w:r>
+      <w:r>
+        <w:rPr>
+          <w:rFonts w:ascii="Consolas" w:eastAsia="Times New Roman" w:hAnsi="Consolas" w:cs="Times New Roman"/>
+          <w:color w:val="7A3E9D"/>
+          <w:sz w:val="20"/>
+          <w:szCs w:val="20"/>
+          <w:lang w:val="en-NL"/>
+        </w:rPr>
+        <w:t>numProcesses</w:t>
+      </w:r>
+      <w:r>
+        <w:rPr>
+          <w:rFonts w:ascii="Consolas" w:eastAsia="Times New Roman" w:hAnsi="Consolas" w:cs="Times New Roman"/>
+          <w:color w:val="777777"/>
+          <w:sz w:val="20"/>
+          <w:szCs w:val="20"/>
+          <w:lang w:val="en-NL"/>
+        </w:rPr>
+        <w:t>);</w:t>
+      </w:r>
+    </w:p>
+    <w:p>
+      <w:pPr>
+        <w:rPr>
+          <w:i/>
+          <w:iCs/>
+          <w:sz w:val="20"/>
+          <w:szCs w:val="20"/>
+          <w:lang w:val="en-NL"/>
+        </w:rPr>
+      </w:pPr>
+      <w:r>
+        <w:rPr>
+          <w:i/>
+          <w:iCs/>
+          <w:sz w:val="20"/>
+          <w:szCs w:val="20"/>
+          <w:lang w:val="en-NL"/>
+        </w:rPr>
+        <w:t>Bereik van een chunk</w:t>
+      </w:r>
+    </w:p>
+    <w:p>
+      <w:pPr>
+        <w:shd w:val="clear" w:color="auto" w:fill="F5F5F5"/>
+        <w:spacing w:line="285" w:lineRule="atLeast"/>
+        <w:rPr>
+          <w:rFonts w:ascii="Consolas" w:eastAsia="Times New Roman" w:hAnsi="Consolas" w:cs="Times New Roman"/>
+          <w:color w:val="333333"/>
+          <w:sz w:val="20"/>
+          <w:szCs w:val="20"/>
+          <w:lang w:val="en-NL"/>
+        </w:rPr>
+      </w:pPr>
+      <w:r>
+        <w:rPr>
+          <w:rFonts w:ascii="Consolas" w:eastAsia="Times New Roman" w:hAnsi="Consolas" w:cs="Times New Roman"/>
+          <w:color w:val="7A3E9D"/>
+          <w:sz w:val="20"/>
+          <w:szCs w:val="20"/>
+          <w:lang w:val="en-NL"/>
+        </w:rPr>
+        <w:t>start</w:t>
+      </w:r>
+      <w:r>
+        <w:rPr>
+          <w:rFonts w:ascii="Consolas" w:eastAsia="Times New Roman" w:hAnsi="Consolas" w:cs="Times New Roman"/>
+          <w:color w:val="333333"/>
+          <w:sz w:val="20"/>
+          <w:szCs w:val="20"/>
+          <w:lang w:val="en-NL"/>
+        </w:rPr>
+        <w:t xml:space="preserve"> </w:t>
+      </w:r>
+      <w:r>
+        <w:rPr>
+          <w:rFonts w:ascii="Consolas" w:eastAsia="Times New Roman" w:hAnsi="Consolas" w:cs="Times New Roman"/>
+          <w:color w:val="777777"/>
+          <w:sz w:val="20"/>
+          <w:szCs w:val="20"/>
+          <w:lang w:val="en-NL"/>
+        </w:rPr>
+        <w:t>=</w:t>
+      </w:r>
+      <w:r>
+        <w:rPr>
+          <w:rFonts w:ascii="Consolas" w:eastAsia="Times New Roman" w:hAnsi="Consolas" w:cs="Times New Roman"/>
+          <w:color w:val="333333"/>
+          <w:sz w:val="20"/>
+          <w:szCs w:val="20"/>
+          <w:lang w:val="en-NL"/>
+        </w:rPr>
+        <w:t xml:space="preserve"> </w:t>
+      </w:r>
+      <w:r>
+        <w:rPr>
+          <w:rFonts w:ascii="Consolas" w:eastAsia="Times New Roman" w:hAnsi="Consolas" w:cs="Times New Roman"/>
+          <w:color w:val="7A3E9D"/>
+          <w:sz w:val="20"/>
+          <w:szCs w:val="20"/>
+          <w:lang w:val="en-NL"/>
+        </w:rPr>
+        <w:t>id</w:t>
+      </w:r>
+      <w:r>
+        <w:rPr>
+          <w:rFonts w:ascii="Consolas" w:eastAsia="Times New Roman" w:hAnsi="Consolas" w:cs="Times New Roman"/>
+          <w:color w:val="333333"/>
+          <w:sz w:val="20"/>
+          <w:szCs w:val="20"/>
+          <w:lang w:val="en-NL"/>
+        </w:rPr>
+        <w:t xml:space="preserve"> </w:t>
+      </w:r>
+      <w:r>
+        <w:rPr>
+          <w:rFonts w:ascii="Consolas" w:eastAsia="Times New Roman" w:hAnsi="Consolas" w:cs="Times New Roman"/>
+          <w:color w:val="777777"/>
+          <w:sz w:val="20"/>
+          <w:szCs w:val="20"/>
+          <w:lang w:val="en-NL"/>
+        </w:rPr>
+        <w:t>*</w:t>
+      </w:r>
+      <w:r>
+        <w:rPr>
+          <w:rFonts w:ascii="Consolas" w:eastAsia="Times New Roman" w:hAnsi="Consolas" w:cs="Times New Roman"/>
+          <w:color w:val="333333"/>
+          <w:sz w:val="20"/>
+          <w:szCs w:val="20"/>
+          <w:lang w:val="en-NL"/>
+        </w:rPr>
+        <w:t xml:space="preserve"> </w:t>
+      </w:r>
+      <w:r>
+        <w:rPr>
+          <w:rFonts w:ascii="Consolas" w:eastAsia="Times New Roman" w:hAnsi="Consolas" w:cs="Times New Roman"/>
+          <w:color w:val="777777"/>
+          <w:sz w:val="20"/>
+          <w:szCs w:val="20"/>
+          <w:lang w:val="en-NL"/>
+        </w:rPr>
+        <w:t>(</w:t>
+      </w:r>
+      <w:r>
+        <w:rPr>
+          <w:rFonts w:ascii="Consolas" w:eastAsia="Times New Roman" w:hAnsi="Consolas" w:cs="Times New Roman"/>
+          <w:color w:val="7A3E9D"/>
+          <w:sz w:val="20"/>
+          <w:szCs w:val="20"/>
+          <w:lang w:val="en-NL"/>
+        </w:rPr>
+        <w:t>FRAMES</w:t>
+      </w:r>
+      <w:r>
+        <w:rPr>
+          <w:rFonts w:ascii="Consolas" w:eastAsia="Times New Roman" w:hAnsi="Consolas" w:cs="Times New Roman"/>
+          <w:color w:val="333333"/>
+          <w:sz w:val="20"/>
+          <w:szCs w:val="20"/>
+          <w:lang w:val="en-NL"/>
+        </w:rPr>
+        <w:t xml:space="preserve"> </w:t>
+      </w:r>
+      <w:r>
+        <w:rPr>
+          <w:rFonts w:ascii="Consolas" w:eastAsia="Times New Roman" w:hAnsi="Consolas" w:cs="Times New Roman"/>
+          <w:color w:val="777777"/>
+          <w:sz w:val="20"/>
+          <w:szCs w:val="20"/>
+          <w:lang w:val="en-NL"/>
+        </w:rPr>
+        <w:t>/</w:t>
+      </w:r>
+      <w:r>
+        <w:rPr>
+          <w:rFonts w:ascii="Consolas" w:eastAsia="Times New Roman" w:hAnsi="Consolas" w:cs="Times New Roman"/>
+          <w:color w:val="333333"/>
+          <w:sz w:val="20"/>
+          <w:szCs w:val="20"/>
+          <w:lang w:val="en-NL"/>
+        </w:rPr>
+        <w:t xml:space="preserve"> </w:t>
+      </w:r>
+      <w:r>
+        <w:rPr>
+          <w:rFonts w:ascii="Consolas" w:eastAsia="Times New Roman" w:hAnsi="Consolas" w:cs="Times New Roman"/>
+          <w:color w:val="7A3E9D"/>
+          <w:sz w:val="20"/>
+          <w:szCs w:val="20"/>
+          <w:lang w:val="en-NL"/>
+        </w:rPr>
+        <w:t>numProcesses</w:t>
+      </w:r>
+      <w:r>
+        <w:rPr>
+          <w:rFonts w:ascii="Consolas" w:eastAsia="Times New Roman" w:hAnsi="Consolas" w:cs="Times New Roman"/>
+          <w:color w:val="777777"/>
+          <w:sz w:val="20"/>
+          <w:szCs w:val="20"/>
+          <w:lang w:val="en-NL"/>
+        </w:rPr>
+        <w:t>);</w:t>
+      </w:r>
+    </w:p>
+    <w:p>
+      <w:pPr>
+        <w:shd w:val="clear" w:color="auto" w:fill="F5F5F5"/>
+        <w:spacing w:line="285" w:lineRule="atLeast"/>
+        <w:rPr>
+          <w:rFonts w:ascii="Consolas" w:eastAsia="Times New Roman" w:hAnsi="Consolas" w:cs="Times New Roman"/>
+          <w:color w:val="333333"/>
+          <w:sz w:val="20"/>
+          <w:szCs w:val="20"/>
+          <w:lang w:val="en-NL"/>
+        </w:rPr>
+      </w:pPr>
+      <w:r>
+        <w:rPr>
+          <w:rFonts w:ascii="Consolas" w:eastAsia="Times New Roman" w:hAnsi="Consolas" w:cs="Times New Roman"/>
+          <w:color w:val="7A3E9D"/>
+          <w:sz w:val="20"/>
+          <w:szCs w:val="20"/>
+          <w:lang w:val="en-NL"/>
+        </w:rPr>
+        <w:t>stop</w:t>
+      </w:r>
+      <w:r>
+        <w:rPr>
+          <w:rFonts w:ascii="Consolas" w:eastAsia="Times New Roman" w:hAnsi="Consolas" w:cs="Times New Roman"/>
+          <w:color w:val="333333"/>
+          <w:sz w:val="20"/>
+          <w:szCs w:val="20"/>
+          <w:lang w:val="en-NL"/>
+        </w:rPr>
+        <w:t xml:space="preserve"> </w:t>
+      </w:r>
+      <w:r>
+        <w:rPr>
+          <w:rFonts w:ascii="Consolas" w:eastAsia="Times New Roman" w:hAnsi="Consolas" w:cs="Times New Roman"/>
+          <w:color w:val="777777"/>
+          <w:sz w:val="20"/>
+          <w:szCs w:val="20"/>
+          <w:lang w:val="en-NL"/>
+        </w:rPr>
+        <w:t>=</w:t>
+      </w:r>
+      <w:r>
+        <w:rPr>
+          <w:rFonts w:ascii="Consolas" w:eastAsia="Times New Roman" w:hAnsi="Consolas" w:cs="Times New Roman"/>
+          <w:color w:val="333333"/>
+          <w:sz w:val="20"/>
+          <w:szCs w:val="20"/>
+          <w:lang w:val="en-NL"/>
+        </w:rPr>
+        <w:t xml:space="preserve"> </w:t>
+      </w:r>
+      <w:r>
+        <w:rPr>
+          <w:rFonts w:ascii="Consolas" w:eastAsia="Times New Roman" w:hAnsi="Consolas" w:cs="Times New Roman"/>
+          <w:color w:val="777777"/>
+          <w:sz w:val="20"/>
+          <w:szCs w:val="20"/>
+          <w:lang w:val="en-NL"/>
+        </w:rPr>
+        <w:t>(</w:t>
+      </w:r>
+      <w:r>
+        <w:rPr>
+          <w:rFonts w:ascii="Consolas" w:eastAsia="Times New Roman" w:hAnsi="Consolas" w:cs="Times New Roman"/>
+          <w:color w:val="7A3E9D"/>
+          <w:sz w:val="20"/>
+          <w:szCs w:val="20"/>
+          <w:lang w:val="en-NL"/>
+        </w:rPr>
+        <w:t>id</w:t>
+      </w:r>
+      <w:r>
+        <w:rPr>
+          <w:rFonts w:ascii="Consolas" w:eastAsia="Times New Roman" w:hAnsi="Consolas" w:cs="Times New Roman"/>
+          <w:color w:val="333333"/>
+          <w:sz w:val="20"/>
+          <w:szCs w:val="20"/>
+          <w:lang w:val="en-NL"/>
+        </w:rPr>
+        <w:t xml:space="preserve"> </w:t>
+      </w:r>
+      <w:r>
+        <w:rPr>
+          <w:rFonts w:ascii="Consolas" w:eastAsia="Times New Roman" w:hAnsi="Consolas" w:cs="Times New Roman"/>
+          <w:color w:val="777777"/>
+          <w:sz w:val="20"/>
+          <w:szCs w:val="20"/>
+          <w:lang w:val="en-NL"/>
+        </w:rPr>
+        <w:t>+</w:t>
+      </w:r>
+      <w:r>
+        <w:rPr>
+          <w:rFonts w:ascii="Consolas" w:eastAsia="Times New Roman" w:hAnsi="Consolas" w:cs="Times New Roman"/>
+          <w:color w:val="333333"/>
+          <w:sz w:val="20"/>
+          <w:szCs w:val="20"/>
+          <w:lang w:val="en-NL"/>
+        </w:rPr>
+        <w:t xml:space="preserve"> </w:t>
+      </w:r>
+      <w:r>
+        <w:rPr>
+          <w:rFonts w:ascii="Consolas" w:eastAsia="Times New Roman" w:hAnsi="Consolas" w:cs="Times New Roman"/>
+          <w:color w:val="9C5D27"/>
+          <w:sz w:val="20"/>
+          <w:szCs w:val="20"/>
+          <w:lang w:val="en-NL"/>
+        </w:rPr>
+        <w:t>1</w:t>
+      </w:r>
+      <w:r>
+        <w:rPr>
+          <w:rFonts w:ascii="Consolas" w:eastAsia="Times New Roman" w:hAnsi="Consolas" w:cs="Times New Roman"/>
+          <w:color w:val="777777"/>
+          <w:sz w:val="20"/>
+          <w:szCs w:val="20"/>
+          <w:lang w:val="en-NL"/>
+        </w:rPr>
+        <w:t>)</w:t>
+      </w:r>
+      <w:r>
+        <w:rPr>
+          <w:rFonts w:ascii="Consolas" w:eastAsia="Times New Roman" w:hAnsi="Consolas" w:cs="Times New Roman"/>
+          <w:color w:val="333333"/>
+          <w:sz w:val="20"/>
+          <w:szCs w:val="20"/>
+          <w:lang w:val="en-NL"/>
+        </w:rPr>
+        <w:t xml:space="preserve"> </w:t>
+      </w:r>
+      <w:r>
+        <w:rPr>
+          <w:rFonts w:ascii="Consolas" w:eastAsia="Times New Roman" w:hAnsi="Consolas" w:cs="Times New Roman"/>
+          <w:color w:val="777777"/>
+          <w:sz w:val="20"/>
+          <w:szCs w:val="20"/>
+          <w:lang w:val="en-NL"/>
+        </w:rPr>
+        <w:t>*</w:t>
+      </w:r>
+      <w:r>
+        <w:rPr>
+          <w:rFonts w:ascii="Consolas" w:eastAsia="Times New Roman" w:hAnsi="Consolas" w:cs="Times New Roman"/>
+          <w:color w:val="333333"/>
+          <w:sz w:val="20"/>
+          <w:szCs w:val="20"/>
+          <w:lang w:val="en-NL"/>
+        </w:rPr>
+        <w:t xml:space="preserve"> </w:t>
+      </w:r>
+      <w:r>
+        <w:rPr>
+          <w:rFonts w:ascii="Consolas" w:eastAsia="Times New Roman" w:hAnsi="Consolas" w:cs="Times New Roman"/>
+          <w:color w:val="777777"/>
+          <w:sz w:val="20"/>
+          <w:szCs w:val="20"/>
+          <w:lang w:val="en-NL"/>
+        </w:rPr>
+        <w:t>(</w:t>
+      </w:r>
+      <w:r>
+        <w:rPr>
+          <w:rFonts w:ascii="Consolas" w:eastAsia="Times New Roman" w:hAnsi="Consolas" w:cs="Times New Roman"/>
+          <w:color w:val="7A3E9D"/>
+          <w:sz w:val="20"/>
+          <w:szCs w:val="20"/>
+          <w:lang w:val="en-NL"/>
+        </w:rPr>
+        <w:t>FRAMES</w:t>
+      </w:r>
+      <w:r>
+        <w:rPr>
+          <w:rFonts w:ascii="Consolas" w:eastAsia="Times New Roman" w:hAnsi="Consolas" w:cs="Times New Roman"/>
+          <w:color w:val="333333"/>
+          <w:sz w:val="20"/>
+          <w:szCs w:val="20"/>
+          <w:lang w:val="en-NL"/>
+        </w:rPr>
+        <w:t xml:space="preserve"> </w:t>
+      </w:r>
+      <w:r>
+        <w:rPr>
+          <w:rFonts w:ascii="Consolas" w:eastAsia="Times New Roman" w:hAnsi="Consolas" w:cs="Times New Roman"/>
+          <w:color w:val="777777"/>
+          <w:sz w:val="20"/>
+          <w:szCs w:val="20"/>
+          <w:lang w:val="en-NL"/>
+        </w:rPr>
+        <w:t>/</w:t>
+      </w:r>
+      <w:r>
+        <w:rPr>
+          <w:rFonts w:ascii="Consolas" w:eastAsia="Times New Roman" w:hAnsi="Consolas" w:cs="Times New Roman"/>
+          <w:color w:val="333333"/>
+          <w:sz w:val="20"/>
+          <w:szCs w:val="20"/>
+          <w:lang w:val="en-NL"/>
+        </w:rPr>
+        <w:t xml:space="preserve"> </w:t>
+      </w:r>
+      <w:r>
+        <w:rPr>
+          <w:rFonts w:ascii="Consolas" w:eastAsia="Times New Roman" w:hAnsi="Consolas" w:cs="Times New Roman"/>
+          <w:color w:val="7A3E9D"/>
+          <w:sz w:val="20"/>
+          <w:szCs w:val="20"/>
+          <w:lang w:val="en-NL"/>
+        </w:rPr>
+        <w:t>numProcesses</w:t>
+      </w:r>
+      <w:r>
+        <w:rPr>
+          <w:rFonts w:ascii="Consolas" w:eastAsia="Times New Roman" w:hAnsi="Consolas" w:cs="Times New Roman"/>
+          <w:color w:val="777777"/>
+          <w:sz w:val="20"/>
+          <w:szCs w:val="20"/>
+          <w:lang w:val="en-NL"/>
+        </w:rPr>
+        <w:t>);</w:t>
+      </w:r>
+    </w:p>
+    <w:p>
+      <w:pPr>
+        <w:rPr>
+          <w:i/>
+          <w:iCs/>
+          <w:sz w:val="20"/>
+          <w:szCs w:val="20"/>
+          <w:lang w:val="en-NL"/>
+        </w:rPr>
+      </w:pPr>
+      <w:r>
+        <w:rPr>
+          <w:i/>
+          <w:iCs/>
+          <w:sz w:val="20"/>
+          <w:szCs w:val="20"/>
+          <w:lang w:val="en-NL"/>
+        </w:rPr>
+        <w:lastRenderedPageBreak/>
+        <w:t>Frames per chunk laden</w:t>
+      </w:r>
+    </w:p>
+    <w:p>
+      <w:pPr>
+        <w:shd w:val="clear" w:color="auto" w:fill="F5F5F5"/>
+        <w:spacing w:line="285" w:lineRule="atLeast"/>
+        <w:rPr>
+          <w:rFonts w:ascii="Consolas" w:eastAsia="Times New Roman" w:hAnsi="Consolas" w:cs="Times New Roman"/>
+          <w:color w:val="333333"/>
+          <w:sz w:val="20"/>
+          <w:szCs w:val="20"/>
+          <w:lang w:val="en-NL"/>
+        </w:rPr>
+      </w:pPr>
+      <w:r>
+        <w:rPr>
+          <w:rFonts w:ascii="Consolas" w:eastAsia="Times New Roman" w:hAnsi="Consolas" w:cs="Times New Roman"/>
+          <w:b/>
+          <w:bCs/>
+          <w:color w:val="7A3E9D"/>
+          <w:sz w:val="20"/>
+          <w:szCs w:val="20"/>
+          <w:lang w:val="en-NL"/>
+        </w:rPr>
+        <w:t>animation</w:t>
+      </w:r>
+      <w:r>
+        <w:rPr>
+          <w:rFonts w:ascii="Consolas" w:eastAsia="Times New Roman" w:hAnsi="Consolas" w:cs="Times New Roman"/>
+          <w:color w:val="333333"/>
+          <w:sz w:val="20"/>
+          <w:szCs w:val="20"/>
+          <w:lang w:val="en-NL"/>
+        </w:rPr>
+        <w:t xml:space="preserve"> </w:t>
+      </w:r>
+      <w:r>
+        <w:rPr>
+          <w:rFonts w:ascii="Consolas" w:eastAsia="Times New Roman" w:hAnsi="Consolas" w:cs="Times New Roman"/>
+          <w:b/>
+          <w:bCs/>
+          <w:color w:val="7A3E9D"/>
+          <w:sz w:val="20"/>
+          <w:szCs w:val="20"/>
+          <w:lang w:val="en-NL"/>
+        </w:rPr>
+        <w:t>local_frames</w:t>
+      </w:r>
+      <w:r>
+        <w:rPr>
+          <w:rFonts w:ascii="Consolas" w:eastAsia="Times New Roman" w:hAnsi="Consolas" w:cs="Times New Roman"/>
+          <w:color w:val="777777"/>
+          <w:sz w:val="20"/>
+          <w:szCs w:val="20"/>
+          <w:lang w:val="en-NL"/>
+        </w:rPr>
+        <w:t>(</w:t>
+      </w:r>
+      <w:r>
+        <w:rPr>
+          <w:rFonts w:ascii="Consolas" w:eastAsia="Times New Roman" w:hAnsi="Consolas" w:cs="Times New Roman"/>
+          <w:color w:val="7A3E9D"/>
+          <w:sz w:val="20"/>
+          <w:szCs w:val="20"/>
+          <w:lang w:val="en-NL"/>
+        </w:rPr>
+        <w:t>chunksize</w:t>
+      </w:r>
+      <w:r>
+        <w:rPr>
+          <w:rFonts w:ascii="Consolas" w:eastAsia="Times New Roman" w:hAnsi="Consolas" w:cs="Times New Roman"/>
+          <w:color w:val="777777"/>
+          <w:sz w:val="20"/>
+          <w:szCs w:val="20"/>
+          <w:lang w:val="en-NL"/>
+        </w:rPr>
+        <w:t>);</w:t>
+      </w:r>
+    </w:p>
+    <w:p>
+      <w:pPr>
+        <w:shd w:val="clear" w:color="auto" w:fill="F5F5F5"/>
+        <w:spacing w:line="285" w:lineRule="atLeast"/>
+        <w:rPr>
+          <w:rFonts w:ascii="Consolas" w:eastAsia="Times New Roman" w:hAnsi="Consolas" w:cs="Times New Roman"/>
+          <w:color w:val="333333"/>
+          <w:sz w:val="20"/>
+          <w:szCs w:val="20"/>
+          <w:lang w:val="en-NL"/>
+        </w:rPr>
+      </w:pPr>
+      <w:r>
+        <w:rPr>
+          <w:rFonts w:ascii="Consolas" w:eastAsia="Times New Roman" w:hAnsi="Consolas" w:cs="Times New Roman"/>
+          <w:color w:val="4B69C6"/>
+          <w:sz w:val="20"/>
+          <w:szCs w:val="20"/>
+          <w:lang w:val="en-NL"/>
+        </w:rPr>
+        <w:t>for</w:t>
+      </w:r>
+      <w:r>
+        <w:rPr>
+          <w:rFonts w:ascii="Consolas" w:eastAsia="Times New Roman" w:hAnsi="Consolas" w:cs="Times New Roman"/>
+          <w:color w:val="333333"/>
+          <w:sz w:val="20"/>
+          <w:szCs w:val="20"/>
+          <w:lang w:val="en-NL"/>
+        </w:rPr>
+        <w:t xml:space="preserve"> </w:t>
+      </w:r>
+      <w:r>
+        <w:rPr>
+          <w:rFonts w:ascii="Consolas" w:eastAsia="Times New Roman" w:hAnsi="Consolas" w:cs="Times New Roman"/>
+          <w:color w:val="777777"/>
+          <w:sz w:val="20"/>
+          <w:szCs w:val="20"/>
+          <w:lang w:val="en-NL"/>
+        </w:rPr>
+        <w:t>(</w:t>
+      </w:r>
+      <w:r>
+        <w:rPr>
+          <w:rFonts w:ascii="Consolas" w:eastAsia="Times New Roman" w:hAnsi="Consolas" w:cs="Times New Roman"/>
+          <w:color w:val="7A3E9D"/>
+          <w:sz w:val="20"/>
+          <w:szCs w:val="20"/>
+          <w:lang w:val="en-NL"/>
+        </w:rPr>
+        <w:t>unsigned</w:t>
+      </w:r>
+      <w:r>
+        <w:rPr>
+          <w:rFonts w:ascii="Consolas" w:eastAsia="Times New Roman" w:hAnsi="Consolas" w:cs="Times New Roman"/>
+          <w:color w:val="333333"/>
+          <w:sz w:val="20"/>
+          <w:szCs w:val="20"/>
+          <w:lang w:val="en-NL"/>
+        </w:rPr>
+        <w:t xml:space="preserve"> </w:t>
+      </w:r>
+      <w:r>
+        <w:rPr>
+          <w:rFonts w:ascii="Consolas" w:eastAsia="Times New Roman" w:hAnsi="Consolas" w:cs="Times New Roman"/>
+          <w:color w:val="7A3E9D"/>
+          <w:sz w:val="20"/>
+          <w:szCs w:val="20"/>
+          <w:lang w:val="en-NL"/>
+        </w:rPr>
+        <w:t>int</w:t>
+      </w:r>
+      <w:r>
+        <w:rPr>
+          <w:rFonts w:ascii="Consolas" w:eastAsia="Times New Roman" w:hAnsi="Consolas" w:cs="Times New Roman"/>
+          <w:color w:val="333333"/>
+          <w:sz w:val="20"/>
+          <w:szCs w:val="20"/>
+          <w:lang w:val="en-NL"/>
+        </w:rPr>
+        <w:t xml:space="preserve"> </w:t>
+      </w:r>
+      <w:r>
+        <w:rPr>
+          <w:rFonts w:ascii="Consolas" w:eastAsia="Times New Roman" w:hAnsi="Consolas" w:cs="Times New Roman"/>
+          <w:color w:val="7A3E9D"/>
+          <w:sz w:val="20"/>
+          <w:szCs w:val="20"/>
+          <w:lang w:val="en-NL"/>
+        </w:rPr>
+        <w:t>f</w:t>
+      </w:r>
+      <w:r>
+        <w:rPr>
+          <w:rFonts w:ascii="Consolas" w:eastAsia="Times New Roman" w:hAnsi="Consolas" w:cs="Times New Roman"/>
+          <w:color w:val="333333"/>
+          <w:sz w:val="20"/>
+          <w:szCs w:val="20"/>
+          <w:lang w:val="en-NL"/>
+        </w:rPr>
+        <w:t xml:space="preserve"> </w:t>
+      </w:r>
+      <w:r>
+        <w:rPr>
+          <w:rFonts w:ascii="Consolas" w:eastAsia="Times New Roman" w:hAnsi="Consolas" w:cs="Times New Roman"/>
+          <w:color w:val="777777"/>
+          <w:sz w:val="20"/>
+          <w:szCs w:val="20"/>
+          <w:lang w:val="en-NL"/>
+        </w:rPr>
+        <w:t>=</w:t>
+      </w:r>
+      <w:r>
+        <w:rPr>
+          <w:rFonts w:ascii="Consolas" w:eastAsia="Times New Roman" w:hAnsi="Consolas" w:cs="Times New Roman"/>
+          <w:color w:val="333333"/>
+          <w:sz w:val="20"/>
+          <w:szCs w:val="20"/>
+          <w:lang w:val="en-NL"/>
+        </w:rPr>
+        <w:t xml:space="preserve"> </w:t>
+      </w:r>
+      <w:r>
+        <w:rPr>
+          <w:rFonts w:ascii="Consolas" w:eastAsia="Times New Roman" w:hAnsi="Consolas" w:cs="Times New Roman"/>
+          <w:color w:val="7A3E9D"/>
+          <w:sz w:val="20"/>
+          <w:szCs w:val="20"/>
+          <w:lang w:val="en-NL"/>
+        </w:rPr>
+        <w:t>start</w:t>
+      </w:r>
+      <w:r>
+        <w:rPr>
+          <w:rFonts w:ascii="Consolas" w:eastAsia="Times New Roman" w:hAnsi="Consolas" w:cs="Times New Roman"/>
+          <w:color w:val="777777"/>
+          <w:sz w:val="20"/>
+          <w:szCs w:val="20"/>
+          <w:lang w:val="en-NL"/>
+        </w:rPr>
+        <w:t>;</w:t>
+      </w:r>
+      <w:r>
+        <w:rPr>
+          <w:rFonts w:ascii="Consolas" w:eastAsia="Times New Roman" w:hAnsi="Consolas" w:cs="Times New Roman"/>
+          <w:color w:val="333333"/>
+          <w:sz w:val="20"/>
+          <w:szCs w:val="20"/>
+          <w:lang w:val="en-NL"/>
+        </w:rPr>
+        <w:t xml:space="preserve"> </w:t>
+      </w:r>
+      <w:r>
+        <w:rPr>
+          <w:rFonts w:ascii="Consolas" w:eastAsia="Times New Roman" w:hAnsi="Consolas" w:cs="Times New Roman"/>
+          <w:color w:val="7A3E9D"/>
+          <w:sz w:val="20"/>
+          <w:szCs w:val="20"/>
+          <w:lang w:val="en-NL"/>
+        </w:rPr>
+        <w:t>f</w:t>
+      </w:r>
+      <w:r>
+        <w:rPr>
+          <w:rFonts w:ascii="Consolas" w:eastAsia="Times New Roman" w:hAnsi="Consolas" w:cs="Times New Roman"/>
+          <w:color w:val="333333"/>
+          <w:sz w:val="20"/>
+          <w:szCs w:val="20"/>
+          <w:lang w:val="en-NL"/>
+        </w:rPr>
+        <w:t xml:space="preserve"> </w:t>
+      </w:r>
+      <w:r>
+        <w:rPr>
+          <w:rFonts w:ascii="Consolas" w:eastAsia="Times New Roman" w:hAnsi="Consolas" w:cs="Times New Roman"/>
+          <w:color w:val="777777"/>
+          <w:sz w:val="20"/>
+          <w:szCs w:val="20"/>
+          <w:lang w:val="en-NL"/>
+        </w:rPr>
+        <w:t>&lt;</w:t>
+      </w:r>
+      <w:r>
+        <w:rPr>
+          <w:rFonts w:ascii="Consolas" w:eastAsia="Times New Roman" w:hAnsi="Consolas" w:cs="Times New Roman"/>
+          <w:color w:val="333333"/>
+          <w:sz w:val="20"/>
+          <w:szCs w:val="20"/>
+          <w:lang w:val="en-NL"/>
+        </w:rPr>
+        <w:t xml:space="preserve"> </w:t>
+      </w:r>
+      <w:r>
+        <w:rPr>
+          <w:rFonts w:ascii="Consolas" w:eastAsia="Times New Roman" w:hAnsi="Consolas" w:cs="Times New Roman"/>
+          <w:color w:val="7A3E9D"/>
+          <w:sz w:val="20"/>
+          <w:szCs w:val="20"/>
+          <w:lang w:val="en-NL"/>
+        </w:rPr>
+        <w:t>stop</w:t>
+      </w:r>
+      <w:r>
+        <w:rPr>
+          <w:rFonts w:ascii="Consolas" w:eastAsia="Times New Roman" w:hAnsi="Consolas" w:cs="Times New Roman"/>
+          <w:color w:val="777777"/>
+          <w:sz w:val="20"/>
+          <w:szCs w:val="20"/>
+          <w:lang w:val="en-NL"/>
+        </w:rPr>
+        <w:t>;</w:t>
+      </w:r>
+      <w:r>
+        <w:rPr>
+          <w:rFonts w:ascii="Consolas" w:eastAsia="Times New Roman" w:hAnsi="Consolas" w:cs="Times New Roman"/>
+          <w:color w:val="333333"/>
+          <w:sz w:val="20"/>
+          <w:szCs w:val="20"/>
+          <w:lang w:val="en-NL"/>
+        </w:rPr>
+        <w:t xml:space="preserve"> </w:t>
+      </w:r>
+      <w:r>
+        <w:rPr>
+          <w:rFonts w:ascii="Consolas" w:eastAsia="Times New Roman" w:hAnsi="Consolas" w:cs="Times New Roman"/>
+          <w:color w:val="7A3E9D"/>
+          <w:sz w:val="20"/>
+          <w:szCs w:val="20"/>
+          <w:lang w:val="en-NL"/>
+        </w:rPr>
+        <w:t>f</w:t>
+      </w:r>
+      <w:r>
+        <w:rPr>
+          <w:rFonts w:ascii="Consolas" w:eastAsia="Times New Roman" w:hAnsi="Consolas" w:cs="Times New Roman"/>
+          <w:color w:val="777777"/>
+          <w:sz w:val="20"/>
+          <w:szCs w:val="20"/>
+          <w:lang w:val="en-NL"/>
+        </w:rPr>
+        <w:t>++)</w:t>
+      </w:r>
+      <w:r>
+        <w:rPr>
+          <w:rFonts w:ascii="Consolas" w:eastAsia="Times New Roman" w:hAnsi="Consolas" w:cs="Times New Roman"/>
+          <w:color w:val="333333"/>
+          <w:sz w:val="20"/>
+          <w:szCs w:val="20"/>
+          <w:lang w:val="en-NL"/>
+        </w:rPr>
+        <w:t xml:space="preserve"> </w:t>
+      </w:r>
+      <w:r>
+        <w:rPr>
+          <w:rFonts w:ascii="Consolas" w:eastAsia="Times New Roman" w:hAnsi="Consolas" w:cs="Times New Roman"/>
+          <w:color w:val="777777"/>
+          <w:sz w:val="20"/>
+          <w:szCs w:val="20"/>
+          <w:lang w:val="en-NL"/>
+        </w:rPr>
+        <w:t>{</w:t>
+      </w:r>
+    </w:p>
+    <w:p>
+      <w:pPr>
+        <w:shd w:val="clear" w:color="auto" w:fill="F5F5F5"/>
+        <w:spacing w:line="285" w:lineRule="atLeast"/>
+        <w:rPr>
+          <w:rFonts w:ascii="Consolas" w:eastAsia="Times New Roman" w:hAnsi="Consolas" w:cs="Times New Roman"/>
+          <w:color w:val="333333"/>
+          <w:sz w:val="20"/>
+          <w:szCs w:val="20"/>
+          <w:lang w:val="en-NL"/>
+        </w:rPr>
+      </w:pPr>
+      <w:r>
+        <w:rPr>
+          <w:rFonts w:ascii="Consolas" w:eastAsia="Times New Roman" w:hAnsi="Consolas" w:cs="Times New Roman"/>
+          <w:color w:val="333333"/>
+          <w:sz w:val="20"/>
+          <w:szCs w:val="20"/>
+          <w:lang w:val="en-NL"/>
+        </w:rPr>
+        <w:t xml:space="preserve">    </w:t>
+      </w:r>
+      <w:r>
+        <w:rPr>
+          <w:rFonts w:ascii="Consolas" w:eastAsia="Times New Roman" w:hAnsi="Consolas" w:cs="Times New Roman"/>
+          <w:b/>
+          <w:bCs/>
+          <w:color w:val="AA3731"/>
+          <w:sz w:val="20"/>
+          <w:szCs w:val="20"/>
+          <w:lang w:val="en-NL"/>
+        </w:rPr>
+        <w:t>renderFrame</w:t>
+      </w:r>
+      <w:r>
+        <w:rPr>
+          <w:rFonts w:ascii="Consolas" w:eastAsia="Times New Roman" w:hAnsi="Consolas" w:cs="Times New Roman"/>
+          <w:color w:val="777777"/>
+          <w:sz w:val="20"/>
+          <w:szCs w:val="20"/>
+          <w:lang w:val="en-NL"/>
+        </w:rPr>
+        <w:t>(</w:t>
+      </w:r>
+      <w:r>
+        <w:rPr>
+          <w:rFonts w:ascii="Consolas" w:eastAsia="Times New Roman" w:hAnsi="Consolas" w:cs="Times New Roman"/>
+          <w:color w:val="7A3E9D"/>
+          <w:sz w:val="20"/>
+          <w:szCs w:val="20"/>
+          <w:lang w:val="en-NL"/>
+        </w:rPr>
+        <w:t>local_frames</w:t>
+      </w:r>
+      <w:r>
+        <w:rPr>
+          <w:rFonts w:ascii="Consolas" w:eastAsia="Times New Roman" w:hAnsi="Consolas" w:cs="Times New Roman"/>
+          <w:color w:val="777777"/>
+          <w:sz w:val="20"/>
+          <w:szCs w:val="20"/>
+          <w:lang w:val="en-NL"/>
+        </w:rPr>
+        <w:t>,</w:t>
+      </w:r>
+      <w:r>
+        <w:rPr>
+          <w:rFonts w:ascii="Consolas" w:eastAsia="Times New Roman" w:hAnsi="Consolas" w:cs="Times New Roman"/>
+          <w:color w:val="333333"/>
+          <w:sz w:val="20"/>
+          <w:szCs w:val="20"/>
+          <w:lang w:val="en-NL"/>
+        </w:rPr>
+        <w:t xml:space="preserve"> </w:t>
+      </w:r>
+      <w:r>
+        <w:rPr>
+          <w:rFonts w:ascii="Consolas" w:eastAsia="Times New Roman" w:hAnsi="Consolas" w:cs="Times New Roman"/>
+          <w:color w:val="7A3E9D"/>
+          <w:sz w:val="20"/>
+          <w:szCs w:val="20"/>
+          <w:lang w:val="en-NL"/>
+        </w:rPr>
+        <w:t>f</w:t>
+      </w:r>
+      <w:r>
+        <w:rPr>
+          <w:rFonts w:ascii="Consolas" w:eastAsia="Times New Roman" w:hAnsi="Consolas" w:cs="Times New Roman"/>
+          <w:color w:val="777777"/>
+          <w:sz w:val="20"/>
+          <w:szCs w:val="20"/>
+          <w:lang w:val="en-NL"/>
+        </w:rPr>
+        <w:t>,</w:t>
+      </w:r>
+      <w:r>
+        <w:rPr>
+          <w:rFonts w:ascii="Consolas" w:eastAsia="Times New Roman" w:hAnsi="Consolas" w:cs="Times New Roman"/>
+          <w:color w:val="333333"/>
+          <w:sz w:val="20"/>
+          <w:szCs w:val="20"/>
+          <w:lang w:val="en-NL"/>
+        </w:rPr>
+        <w:t xml:space="preserve"> </w:t>
+      </w:r>
+      <w:r>
+        <w:rPr>
+          <w:rFonts w:ascii="Consolas" w:eastAsia="Times New Roman" w:hAnsi="Consolas" w:cs="Times New Roman"/>
+          <w:color w:val="7A3E9D"/>
+          <w:sz w:val="20"/>
+          <w:szCs w:val="20"/>
+          <w:lang w:val="en-NL"/>
+        </w:rPr>
+        <w:t>start</w:t>
+      </w:r>
+      <w:r>
+        <w:rPr>
+          <w:rFonts w:ascii="Consolas" w:eastAsia="Times New Roman" w:hAnsi="Consolas" w:cs="Times New Roman"/>
+          <w:color w:val="777777"/>
+          <w:sz w:val="20"/>
+          <w:szCs w:val="20"/>
+          <w:lang w:val="en-NL"/>
+        </w:rPr>
+        <w:t>);</w:t>
+      </w:r>
+    </w:p>
+    <w:p>
+      <w:pPr>
+        <w:shd w:val="clear" w:color="auto" w:fill="F5F5F5"/>
+        <w:spacing w:line="285" w:lineRule="atLeast"/>
+        <w:rPr>
+          <w:rFonts w:ascii="Consolas" w:eastAsia="Times New Roman" w:hAnsi="Consolas" w:cs="Times New Roman"/>
+          <w:color w:val="333333"/>
+          <w:sz w:val="20"/>
+          <w:szCs w:val="20"/>
+          <w:lang w:val="en-NL"/>
+        </w:rPr>
+      </w:pPr>
+      <w:r>
+        <w:rPr>
+          <w:rFonts w:ascii="Consolas" w:eastAsia="Times New Roman" w:hAnsi="Consolas" w:cs="Times New Roman"/>
+          <w:color w:val="333333"/>
+          <w:sz w:val="20"/>
+          <w:szCs w:val="20"/>
+          <w:lang w:val="en-NL"/>
+        </w:rPr>
+        <w:t xml:space="preserve">  </w:t>
+      </w:r>
+      <w:r>
+        <w:rPr>
+          <w:rFonts w:ascii="Consolas" w:eastAsia="Times New Roman" w:hAnsi="Consolas" w:cs="Times New Roman"/>
+          <w:color w:val="777777"/>
+          <w:sz w:val="20"/>
+          <w:szCs w:val="20"/>
+          <w:lang w:val="en-NL"/>
+        </w:rPr>
+        <w:t>}</w:t>
+      </w:r>
+    </w:p>
+    <w:p>
+      <w:pPr>
+        <w:rPr>
+          <w:i/>
+          <w:iCs/>
+          <w:sz w:val="20"/>
+          <w:szCs w:val="20"/>
+          <w:lang w:val="en-NL"/>
+        </w:rPr>
+      </w:pPr>
+      <w:r>
+        <w:rPr>
+          <w:i/>
+          <w:iCs/>
+          <w:sz w:val="20"/>
+          <w:szCs w:val="20"/>
+          <w:lang w:val="en-NL"/>
+        </w:rPr>
+        <w:t>O</w:t>
+      </w:r>
+      <w:r>
+        <w:rPr>
+          <w:i/>
+          <w:iCs/>
+          <w:sz w:val="20"/>
+          <w:szCs w:val="20"/>
+          <w:lang w:val="en-NL"/>
+        </w:rPr>
+        <w:t>ntvangen van de locale frames in de root batch</w:t>
+      </w:r>
+    </w:p>
+    <w:p>
+      <w:pPr>
+        <w:shd w:val="clear" w:color="auto" w:fill="F5F5F5"/>
+        <w:spacing w:line="285" w:lineRule="atLeast"/>
+        <w:rPr>
+          <w:rFonts w:ascii="Consolas" w:eastAsia="Times New Roman" w:hAnsi="Consolas" w:cs="Times New Roman"/>
+          <w:color w:val="333333"/>
+          <w:sz w:val="20"/>
+          <w:szCs w:val="20"/>
+          <w:lang w:val="en-NL"/>
+        </w:rPr>
+      </w:pPr>
+      <w:r>
+        <w:rPr>
+          <w:rFonts w:ascii="Consolas" w:eastAsia="Times New Roman" w:hAnsi="Consolas" w:cs="Times New Roman"/>
+          <w:b/>
+          <w:bCs/>
+          <w:color w:val="7A3E9D"/>
+          <w:sz w:val="20"/>
+          <w:szCs w:val="20"/>
+          <w:lang w:val="en-NL"/>
+        </w:rPr>
+        <w:t>animation</w:t>
+      </w:r>
+      <w:r>
+        <w:rPr>
+          <w:rFonts w:ascii="Consolas" w:eastAsia="Times New Roman" w:hAnsi="Consolas" w:cs="Times New Roman"/>
+          <w:color w:val="333333"/>
+          <w:sz w:val="20"/>
+          <w:szCs w:val="20"/>
+          <w:lang w:val="en-NL"/>
+        </w:rPr>
+        <w:t xml:space="preserve"> </w:t>
+      </w:r>
+      <w:r>
+        <w:rPr>
+          <w:rFonts w:ascii="Consolas" w:eastAsia="Times New Roman" w:hAnsi="Consolas" w:cs="Times New Roman"/>
+          <w:color w:val="7A3E9D"/>
+          <w:sz w:val="20"/>
+          <w:szCs w:val="20"/>
+          <w:lang w:val="en-NL"/>
+        </w:rPr>
+        <w:t>frames</w:t>
+      </w:r>
+      <w:r>
+        <w:rPr>
+          <w:rFonts w:ascii="Consolas" w:eastAsia="Times New Roman" w:hAnsi="Consolas" w:cs="Times New Roman"/>
+          <w:color w:val="777777"/>
+          <w:sz w:val="20"/>
+          <w:szCs w:val="20"/>
+          <w:lang w:val="en-NL"/>
+        </w:rPr>
+        <w:t>;</w:t>
+      </w:r>
+    </w:p>
+    <w:p>
+      <w:pPr>
+        <w:shd w:val="clear" w:color="auto" w:fill="F5F5F5"/>
+        <w:spacing w:line="285" w:lineRule="atLeast"/>
+        <w:rPr>
+          <w:rFonts w:ascii="Consolas" w:eastAsia="Times New Roman" w:hAnsi="Consolas" w:cs="Times New Roman"/>
+          <w:color w:val="333333"/>
+          <w:sz w:val="20"/>
+          <w:szCs w:val="20"/>
+          <w:lang w:val="en-NL"/>
+        </w:rPr>
+      </w:pPr>
+      <w:r>
+        <w:rPr>
+          <w:rFonts w:ascii="Consolas" w:eastAsia="Times New Roman" w:hAnsi="Consolas" w:cs="Times New Roman"/>
+          <w:color w:val="333333"/>
+          <w:sz w:val="20"/>
+          <w:szCs w:val="20"/>
+          <w:lang w:val="en-NL"/>
+        </w:rPr>
+        <w:t xml:space="preserve">  </w:t>
+      </w:r>
+      <w:r>
+        <w:rPr>
+          <w:rFonts w:ascii="Consolas" w:eastAsia="Times New Roman" w:hAnsi="Consolas" w:cs="Times New Roman"/>
+          <w:color w:val="4B69C6"/>
+          <w:sz w:val="20"/>
+          <w:szCs w:val="20"/>
+          <w:lang w:val="en-NL"/>
+        </w:rPr>
+        <w:t>if</w:t>
+      </w:r>
+      <w:r>
+        <w:rPr>
+          <w:rFonts w:ascii="Consolas" w:eastAsia="Times New Roman" w:hAnsi="Consolas" w:cs="Times New Roman"/>
+          <w:color w:val="333333"/>
+          <w:sz w:val="20"/>
+          <w:szCs w:val="20"/>
+          <w:lang w:val="en-NL"/>
+        </w:rPr>
+        <w:t xml:space="preserve"> </w:t>
+      </w:r>
+      <w:r>
+        <w:rPr>
+          <w:rFonts w:ascii="Consolas" w:eastAsia="Times New Roman" w:hAnsi="Consolas" w:cs="Times New Roman"/>
+          <w:color w:val="777777"/>
+          <w:sz w:val="20"/>
+          <w:szCs w:val="20"/>
+          <w:lang w:val="en-NL"/>
+        </w:rPr>
+        <w:t>(</w:t>
+      </w:r>
+      <w:r>
+        <w:rPr>
+          <w:rFonts w:ascii="Consolas" w:eastAsia="Times New Roman" w:hAnsi="Consolas" w:cs="Times New Roman"/>
+          <w:color w:val="7A3E9D"/>
+          <w:sz w:val="20"/>
+          <w:szCs w:val="20"/>
+          <w:lang w:val="en-NL"/>
+        </w:rPr>
+        <w:t>id</w:t>
+      </w:r>
+      <w:r>
+        <w:rPr>
+          <w:rFonts w:ascii="Consolas" w:eastAsia="Times New Roman" w:hAnsi="Consolas" w:cs="Times New Roman"/>
+          <w:color w:val="333333"/>
+          <w:sz w:val="20"/>
+          <w:szCs w:val="20"/>
+          <w:lang w:val="en-NL"/>
+        </w:rPr>
+        <w:t xml:space="preserve"> </w:t>
+      </w:r>
+      <w:r>
+        <w:rPr>
+          <w:rFonts w:ascii="Consolas" w:eastAsia="Times New Roman" w:hAnsi="Consolas" w:cs="Times New Roman"/>
+          <w:color w:val="777777"/>
+          <w:sz w:val="20"/>
+          <w:szCs w:val="20"/>
+          <w:lang w:val="en-NL"/>
+        </w:rPr>
+        <w:t>==</w:t>
+      </w:r>
+      <w:r>
+        <w:rPr>
+          <w:rFonts w:ascii="Consolas" w:eastAsia="Times New Roman" w:hAnsi="Consolas" w:cs="Times New Roman"/>
+          <w:color w:val="333333"/>
+          <w:sz w:val="20"/>
+          <w:szCs w:val="20"/>
+          <w:lang w:val="en-NL"/>
+        </w:rPr>
+        <w:t xml:space="preserve"> </w:t>
+      </w:r>
+      <w:r>
+        <w:rPr>
+          <w:rFonts w:ascii="Consolas" w:eastAsia="Times New Roman" w:hAnsi="Consolas" w:cs="Times New Roman"/>
+          <w:color w:val="9C5D27"/>
+          <w:sz w:val="20"/>
+          <w:szCs w:val="20"/>
+          <w:lang w:val="en-NL"/>
+        </w:rPr>
+        <w:t>0</w:t>
+      </w:r>
+      <w:r>
+        <w:rPr>
+          <w:rFonts w:ascii="Consolas" w:eastAsia="Times New Roman" w:hAnsi="Consolas" w:cs="Times New Roman"/>
+          <w:color w:val="777777"/>
+          <w:sz w:val="20"/>
+          <w:szCs w:val="20"/>
+          <w:lang w:val="en-NL"/>
+        </w:rPr>
+        <w:t>)</w:t>
+      </w:r>
+      <w:r>
+        <w:rPr>
+          <w:rFonts w:ascii="Consolas" w:eastAsia="Times New Roman" w:hAnsi="Consolas" w:cs="Times New Roman"/>
+          <w:color w:val="333333"/>
+          <w:sz w:val="20"/>
+          <w:szCs w:val="20"/>
+          <w:lang w:val="en-NL"/>
+        </w:rPr>
+        <w:t xml:space="preserve"> </w:t>
+      </w:r>
+      <w:r>
+        <w:rPr>
+          <w:rFonts w:ascii="Consolas" w:eastAsia="Times New Roman" w:hAnsi="Consolas" w:cs="Times New Roman"/>
+          <w:color w:val="7A3E9D"/>
+          <w:sz w:val="20"/>
+          <w:szCs w:val="20"/>
+          <w:lang w:val="en-NL"/>
+        </w:rPr>
+        <w:t>frames</w:t>
+      </w:r>
+      <w:r>
+        <w:rPr>
+          <w:rFonts w:ascii="Consolas" w:eastAsia="Times New Roman" w:hAnsi="Consolas" w:cs="Times New Roman"/>
+          <w:color w:val="777777"/>
+          <w:sz w:val="20"/>
+          <w:szCs w:val="20"/>
+          <w:lang w:val="en-NL"/>
+        </w:rPr>
+        <w:t>.</w:t>
+      </w:r>
+      <w:r>
+        <w:rPr>
+          <w:rFonts w:ascii="Consolas" w:eastAsia="Times New Roman" w:hAnsi="Consolas" w:cs="Times New Roman"/>
+          <w:b/>
+          <w:bCs/>
+          <w:color w:val="AA3731"/>
+          <w:sz w:val="20"/>
+          <w:szCs w:val="20"/>
+          <w:lang w:val="en-NL"/>
+        </w:rPr>
+        <w:t>initialise</w:t>
+      </w:r>
+      <w:r>
+        <w:rPr>
+          <w:rFonts w:ascii="Consolas" w:eastAsia="Times New Roman" w:hAnsi="Consolas" w:cs="Times New Roman"/>
+          <w:color w:val="777777"/>
+          <w:sz w:val="20"/>
+          <w:szCs w:val="20"/>
+          <w:lang w:val="en-NL"/>
+        </w:rPr>
+        <w:t>(</w:t>
+      </w:r>
+      <w:r>
+        <w:rPr>
+          <w:rFonts w:ascii="Consolas" w:eastAsia="Times New Roman" w:hAnsi="Consolas" w:cs="Times New Roman"/>
+          <w:color w:val="7A3E9D"/>
+          <w:sz w:val="20"/>
+          <w:szCs w:val="20"/>
+          <w:lang w:val="en-NL"/>
+        </w:rPr>
+        <w:t>FRAMES</w:t>
+      </w:r>
+      <w:r>
+        <w:rPr>
+          <w:rFonts w:ascii="Consolas" w:eastAsia="Times New Roman" w:hAnsi="Consolas" w:cs="Times New Roman"/>
+          <w:color w:val="777777"/>
+          <w:sz w:val="20"/>
+          <w:szCs w:val="20"/>
+          <w:lang w:val="en-NL"/>
+        </w:rPr>
+        <w:t>);</w:t>
+      </w:r>
+    </w:p>
+    <w:p>
+      <w:pPr>
+        <w:shd w:val="clear" w:color="auto" w:fill="F5F5F5"/>
+        <w:spacing w:line="285" w:lineRule="atLeast"/>
+        <w:rPr>
+          <w:rFonts w:ascii="Consolas" w:eastAsia="Times New Roman" w:hAnsi="Consolas" w:cs="Times New Roman"/>
+          <w:color w:val="333333"/>
+          <w:sz w:val="20"/>
+          <w:szCs w:val="20"/>
+          <w:lang w:val="en-NL"/>
+        </w:rPr>
+      </w:pPr>
+    </w:p>
+    <w:p>
+      <w:pPr>
+        <w:shd w:val="clear" w:color="auto" w:fill="F5F5F5"/>
+        <w:spacing w:line="285" w:lineRule="atLeast"/>
+        <w:rPr>
+          <w:rFonts w:ascii="Consolas" w:eastAsia="Times New Roman" w:hAnsi="Consolas" w:cs="Times New Roman"/>
+          <w:color w:val="333333"/>
+          <w:sz w:val="20"/>
+          <w:szCs w:val="20"/>
+          <w:lang w:val="en-NL"/>
+        </w:rPr>
+      </w:pPr>
+      <w:r>
+        <w:rPr>
+          <w:rFonts w:ascii="Consolas" w:eastAsia="Times New Roman" w:hAnsi="Consolas" w:cs="Times New Roman"/>
+          <w:color w:val="333333"/>
+          <w:sz w:val="20"/>
+          <w:szCs w:val="20"/>
+          <w:lang w:val="en-NL"/>
+        </w:rPr>
+        <w:t xml:space="preserve">  </w:t>
+      </w:r>
+      <w:r>
+        <w:rPr>
+          <w:rFonts w:ascii="Consolas" w:eastAsia="Times New Roman" w:hAnsi="Consolas" w:cs="Times New Roman"/>
+          <w:b/>
+          <w:bCs/>
+          <w:color w:val="AA3731"/>
+          <w:sz w:val="20"/>
+          <w:szCs w:val="20"/>
+          <w:lang w:val="en-NL"/>
+        </w:rPr>
+        <w:t>MPI_Gather</w:t>
+      </w:r>
+      <w:r>
+        <w:rPr>
+          <w:rFonts w:ascii="Consolas" w:eastAsia="Times New Roman" w:hAnsi="Consolas" w:cs="Times New Roman"/>
+          <w:color w:val="777777"/>
+          <w:sz w:val="20"/>
+          <w:szCs w:val="20"/>
+          <w:lang w:val="en-NL"/>
+        </w:rPr>
+        <w:t>(</w:t>
+      </w:r>
+    </w:p>
+    <w:p>
+      <w:pPr>
+        <w:shd w:val="clear" w:color="auto" w:fill="F5F5F5"/>
+        <w:spacing w:line="285" w:lineRule="atLeast"/>
+        <w:rPr>
+          <w:rFonts w:ascii="Consolas" w:eastAsia="Times New Roman" w:hAnsi="Consolas" w:cs="Times New Roman"/>
+          <w:color w:val="333333"/>
+          <w:sz w:val="20"/>
+          <w:szCs w:val="20"/>
+          <w:lang w:val="en-NL"/>
+        </w:rPr>
+      </w:pPr>
+      <w:r>
+        <w:rPr>
+          <w:rFonts w:ascii="Consolas" w:eastAsia="Times New Roman" w:hAnsi="Consolas" w:cs="Times New Roman"/>
+          <w:color w:val="333333"/>
+          <w:sz w:val="20"/>
+          <w:szCs w:val="20"/>
+          <w:lang w:val="en-NL"/>
+        </w:rPr>
+        <w:t xml:space="preserve">    </w:t>
+      </w:r>
+      <w:r>
+        <w:rPr>
+          <w:rFonts w:ascii="Consolas" w:eastAsia="Times New Roman" w:hAnsi="Consolas" w:cs="Times New Roman"/>
+          <w:color w:val="7A3E9D"/>
+          <w:sz w:val="20"/>
+          <w:szCs w:val="20"/>
+          <w:lang w:val="en-NL"/>
+        </w:rPr>
+        <w:t>local_frames</w:t>
+      </w:r>
+      <w:r>
+        <w:rPr>
+          <w:rFonts w:ascii="Consolas" w:eastAsia="Times New Roman" w:hAnsi="Consolas" w:cs="Times New Roman"/>
+          <w:color w:val="777777"/>
+          <w:sz w:val="20"/>
+          <w:szCs w:val="20"/>
+          <w:lang w:val="en-NL"/>
+        </w:rPr>
+        <w:t>.</w:t>
+      </w:r>
+      <w:r>
+        <w:rPr>
+          <w:rFonts w:ascii="Consolas" w:eastAsia="Times New Roman" w:hAnsi="Consolas" w:cs="Times New Roman"/>
+          <w:b/>
+          <w:bCs/>
+          <w:color w:val="AA3731"/>
+          <w:sz w:val="20"/>
+          <w:szCs w:val="20"/>
+          <w:lang w:val="en-NL"/>
+        </w:rPr>
+        <w:t>data</w:t>
+      </w:r>
+      <w:r>
+        <w:rPr>
+          <w:rFonts w:ascii="Consolas" w:eastAsia="Times New Roman" w:hAnsi="Consolas" w:cs="Times New Roman"/>
+          <w:color w:val="777777"/>
+          <w:sz w:val="20"/>
+          <w:szCs w:val="20"/>
+          <w:lang w:val="en-NL"/>
+        </w:rPr>
+        <w:t>(),</w:t>
+      </w:r>
+      <w:r>
+        <w:rPr>
+          <w:rFonts w:ascii="Consolas" w:eastAsia="Times New Roman" w:hAnsi="Consolas" w:cs="Times New Roman"/>
+          <w:color w:val="333333"/>
+          <w:sz w:val="20"/>
+          <w:szCs w:val="20"/>
+          <w:lang w:val="en-NL"/>
+        </w:rPr>
+        <w:t xml:space="preserve"> </w:t>
+      </w:r>
+      <w:r>
+        <w:rPr>
+          <w:rFonts w:ascii="Consolas" w:eastAsia="Times New Roman" w:hAnsi="Consolas" w:cs="Times New Roman"/>
+          <w:color w:val="7A3E9D"/>
+          <w:sz w:val="20"/>
+          <w:szCs w:val="20"/>
+          <w:lang w:val="en-NL"/>
+        </w:rPr>
+        <w:t>chunksize</w:t>
+      </w:r>
+      <w:r>
+        <w:rPr>
+          <w:rFonts w:ascii="Consolas" w:eastAsia="Times New Roman" w:hAnsi="Consolas" w:cs="Times New Roman"/>
+          <w:color w:val="777777"/>
+          <w:sz w:val="20"/>
+          <w:szCs w:val="20"/>
+          <w:lang w:val="en-NL"/>
+        </w:rPr>
+        <w:t>,</w:t>
+      </w:r>
+      <w:r>
+        <w:rPr>
+          <w:rFonts w:ascii="Consolas" w:eastAsia="Times New Roman" w:hAnsi="Consolas" w:cs="Times New Roman"/>
+          <w:color w:val="333333"/>
+          <w:sz w:val="20"/>
+          <w:szCs w:val="20"/>
+          <w:lang w:val="en-NL"/>
+        </w:rPr>
+        <w:t xml:space="preserve"> </w:t>
+      </w:r>
+      <w:r>
+        <w:rPr>
+          <w:rFonts w:ascii="Consolas" w:eastAsia="Times New Roman" w:hAnsi="Consolas" w:cs="Times New Roman"/>
+          <w:color w:val="7A3E9D"/>
+          <w:sz w:val="20"/>
+          <w:szCs w:val="20"/>
+          <w:lang w:val="en-NL"/>
+        </w:rPr>
+        <w:t>mpi_img</w:t>
+      </w:r>
+      <w:r>
+        <w:rPr>
+          <w:rFonts w:ascii="Consolas" w:eastAsia="Times New Roman" w:hAnsi="Consolas" w:cs="Times New Roman"/>
+          <w:color w:val="777777"/>
+          <w:sz w:val="20"/>
+          <w:szCs w:val="20"/>
+          <w:lang w:val="en-NL"/>
+        </w:rPr>
+        <w:t>,</w:t>
+      </w:r>
+      <w:r>
+        <w:rPr>
+          <w:rFonts w:ascii="Consolas" w:eastAsia="Times New Roman" w:hAnsi="Consolas" w:cs="Times New Roman"/>
+          <w:i/>
+          <w:iCs/>
+          <w:color w:val="AAAAAA"/>
+          <w:sz w:val="20"/>
+          <w:szCs w:val="20"/>
+          <w:lang w:val="en-NL"/>
+        </w:rPr>
+        <w:t xml:space="preserve">  // </w:t>
+      </w:r>
+      <w:r>
+        <w:rPr>
+          <w:rFonts w:ascii="Consolas" w:eastAsia="Times New Roman" w:hAnsi="Consolas" w:cs="Times New Roman"/>
+          <w:i/>
+          <w:iCs/>
+          <w:color w:val="AAAAAA"/>
+          <w:sz w:val="20"/>
+          <w:szCs w:val="20"/>
+          <w:lang w:val="en-NL"/>
+        </w:rPr>
+        <w:t>Wat wordt verzonden</w:t>
+      </w:r>
+    </w:p>
+    <w:p>
+      <w:pPr>
+        <w:shd w:val="clear" w:color="auto" w:fill="F5F5F5"/>
+        <w:spacing w:line="285" w:lineRule="atLeast"/>
+        <w:rPr>
+          <w:rFonts w:ascii="Consolas" w:eastAsia="Times New Roman" w:hAnsi="Consolas" w:cs="Times New Roman"/>
+          <w:color w:val="333333"/>
+          <w:sz w:val="20"/>
+          <w:szCs w:val="20"/>
+          <w:lang w:val="en-NL"/>
+        </w:rPr>
+      </w:pPr>
+      <w:r>
+        <w:rPr>
+          <w:rFonts w:ascii="Consolas" w:eastAsia="Times New Roman" w:hAnsi="Consolas" w:cs="Times New Roman"/>
+          <w:color w:val="333333"/>
+          <w:sz w:val="20"/>
+          <w:szCs w:val="20"/>
+          <w:lang w:val="en-NL"/>
+        </w:rPr>
+        <w:t xml:space="preserve">    </w:t>
+      </w:r>
+      <w:r>
+        <w:rPr>
+          <w:rFonts w:ascii="Consolas" w:eastAsia="Times New Roman" w:hAnsi="Consolas" w:cs="Times New Roman"/>
+          <w:color w:val="7A3E9D"/>
+          <w:sz w:val="20"/>
+          <w:szCs w:val="20"/>
+          <w:lang w:val="en-NL"/>
+        </w:rPr>
+        <w:t>frames</w:t>
+      </w:r>
+      <w:r>
+        <w:rPr>
+          <w:rFonts w:ascii="Consolas" w:eastAsia="Times New Roman" w:hAnsi="Consolas" w:cs="Times New Roman"/>
+          <w:color w:val="777777"/>
+          <w:sz w:val="20"/>
+          <w:szCs w:val="20"/>
+          <w:lang w:val="en-NL"/>
+        </w:rPr>
+        <w:t>.</w:t>
+      </w:r>
+      <w:r>
+        <w:rPr>
+          <w:rFonts w:ascii="Consolas" w:eastAsia="Times New Roman" w:hAnsi="Consolas" w:cs="Times New Roman"/>
+          <w:b/>
+          <w:bCs/>
+          <w:color w:val="AA3731"/>
+          <w:sz w:val="20"/>
+          <w:szCs w:val="20"/>
+          <w:lang w:val="en-NL"/>
+        </w:rPr>
+        <w:t>data</w:t>
+      </w:r>
+      <w:r>
+        <w:rPr>
+          <w:rFonts w:ascii="Consolas" w:eastAsia="Times New Roman" w:hAnsi="Consolas" w:cs="Times New Roman"/>
+          <w:color w:val="777777"/>
+          <w:sz w:val="20"/>
+          <w:szCs w:val="20"/>
+          <w:lang w:val="en-NL"/>
+        </w:rPr>
+        <w:t>(),</w:t>
+      </w:r>
+      <w:r>
+        <w:rPr>
+          <w:rFonts w:ascii="Consolas" w:eastAsia="Times New Roman" w:hAnsi="Consolas" w:cs="Times New Roman"/>
+          <w:color w:val="333333"/>
+          <w:sz w:val="20"/>
+          <w:szCs w:val="20"/>
+          <w:lang w:val="en-NL"/>
+        </w:rPr>
+        <w:t xml:space="preserve"> </w:t>
+      </w:r>
+      <w:r>
+        <w:rPr>
+          <w:rFonts w:ascii="Consolas" w:eastAsia="Times New Roman" w:hAnsi="Consolas" w:cs="Times New Roman"/>
+          <w:color w:val="7A3E9D"/>
+          <w:sz w:val="20"/>
+          <w:szCs w:val="20"/>
+          <w:lang w:val="en-NL"/>
+        </w:rPr>
+        <w:t>chunksize</w:t>
+      </w:r>
+      <w:r>
+        <w:rPr>
+          <w:rFonts w:ascii="Consolas" w:eastAsia="Times New Roman" w:hAnsi="Consolas" w:cs="Times New Roman"/>
+          <w:color w:val="777777"/>
+          <w:sz w:val="20"/>
+          <w:szCs w:val="20"/>
+          <w:lang w:val="en-NL"/>
+        </w:rPr>
+        <w:t>,</w:t>
+      </w:r>
+      <w:r>
+        <w:rPr>
+          <w:rFonts w:ascii="Consolas" w:eastAsia="Times New Roman" w:hAnsi="Consolas" w:cs="Times New Roman"/>
+          <w:color w:val="333333"/>
+          <w:sz w:val="20"/>
+          <w:szCs w:val="20"/>
+          <w:lang w:val="en-NL"/>
+        </w:rPr>
+        <w:t xml:space="preserve"> </w:t>
+      </w:r>
+      <w:r>
+        <w:rPr>
+          <w:rFonts w:ascii="Consolas" w:eastAsia="Times New Roman" w:hAnsi="Consolas" w:cs="Times New Roman"/>
+          <w:color w:val="7A3E9D"/>
+          <w:sz w:val="20"/>
+          <w:szCs w:val="20"/>
+          <w:lang w:val="en-NL"/>
+        </w:rPr>
+        <w:t>mpi_img</w:t>
+      </w:r>
+      <w:r>
+        <w:rPr>
+          <w:rFonts w:ascii="Consolas" w:eastAsia="Times New Roman" w:hAnsi="Consolas" w:cs="Times New Roman"/>
+          <w:color w:val="777777"/>
+          <w:sz w:val="20"/>
+          <w:szCs w:val="20"/>
+          <w:lang w:val="en-NL"/>
+        </w:rPr>
+        <w:t>,</w:t>
+      </w:r>
+      <w:r>
+        <w:rPr>
+          <w:rFonts w:ascii="Consolas" w:eastAsia="Times New Roman" w:hAnsi="Consolas" w:cs="Times New Roman"/>
+          <w:i/>
+          <w:iCs/>
+          <w:color w:val="AAAAAA"/>
+          <w:sz w:val="20"/>
+          <w:szCs w:val="20"/>
+          <w:lang w:val="en-NL"/>
+        </w:rPr>
+        <w:t xml:space="preserve">        // </w:t>
+      </w:r>
+      <w:r>
+        <w:rPr>
+          <w:rFonts w:ascii="Consolas" w:eastAsia="Times New Roman" w:hAnsi="Consolas" w:cs="Times New Roman"/>
+          <w:i/>
+          <w:iCs/>
+          <w:color w:val="AAAAAA"/>
+          <w:sz w:val="20"/>
+          <w:szCs w:val="20"/>
+          <w:lang w:val="en-NL"/>
+        </w:rPr>
+        <w:t>Ontvangst locatie</w:t>
+      </w:r>
+    </w:p>
+    <w:p>
+      <w:pPr>
+        <w:shd w:val="clear" w:color="auto" w:fill="F5F5F5"/>
+        <w:spacing w:line="285" w:lineRule="atLeast"/>
+        <w:rPr>
+          <w:rFonts w:ascii="Consolas" w:eastAsia="Times New Roman" w:hAnsi="Consolas" w:cs="Times New Roman"/>
+          <w:color w:val="333333"/>
+          <w:sz w:val="20"/>
+          <w:szCs w:val="20"/>
+          <w:lang w:val="en-NL"/>
+        </w:rPr>
+      </w:pPr>
+      <w:r>
+        <w:rPr>
+          <w:rFonts w:ascii="Consolas" w:eastAsia="Times New Roman" w:hAnsi="Consolas" w:cs="Times New Roman"/>
+          <w:color w:val="333333"/>
+          <w:sz w:val="20"/>
+          <w:szCs w:val="20"/>
+          <w:lang w:val="en-NL"/>
+        </w:rPr>
+        <w:t xml:space="preserve">    </w:t>
+      </w:r>
+      <w:r>
+        <w:rPr>
+          <w:rFonts w:ascii="Consolas" w:eastAsia="Times New Roman" w:hAnsi="Consolas" w:cs="Times New Roman"/>
+          <w:color w:val="9C5D27"/>
+          <w:sz w:val="20"/>
+          <w:szCs w:val="20"/>
+          <w:lang w:val="en-NL"/>
+        </w:rPr>
+        <w:t>0</w:t>
+      </w:r>
+      <w:r>
+        <w:rPr>
+          <w:rFonts w:ascii="Consolas" w:eastAsia="Times New Roman" w:hAnsi="Consolas" w:cs="Times New Roman"/>
+          <w:color w:val="777777"/>
+          <w:sz w:val="20"/>
+          <w:szCs w:val="20"/>
+          <w:lang w:val="en-NL"/>
+        </w:rPr>
+        <w:t>,</w:t>
+      </w:r>
+      <w:r>
+        <w:rPr>
+          <w:rFonts w:ascii="Consolas" w:eastAsia="Times New Roman" w:hAnsi="Consolas" w:cs="Times New Roman"/>
+          <w:color w:val="333333"/>
+          <w:sz w:val="20"/>
+          <w:szCs w:val="20"/>
+          <w:lang w:val="en-NL"/>
+        </w:rPr>
+        <w:t xml:space="preserve"> </w:t>
+      </w:r>
+      <w:r>
+        <w:rPr>
+          <w:rFonts w:ascii="Consolas" w:eastAsia="Times New Roman" w:hAnsi="Consolas" w:cs="Times New Roman"/>
+          <w:b/>
+          <w:bCs/>
+          <w:color w:val="AA3731"/>
+          <w:sz w:val="20"/>
+          <w:szCs w:val="20"/>
+          <w:lang w:val="en-NL"/>
+        </w:rPr>
+        <w:t>MPI_COMM_WORLD</w:t>
+      </w:r>
+      <w:r>
+        <w:rPr>
+          <w:rFonts w:ascii="Consolas" w:eastAsia="Times New Roman" w:hAnsi="Consolas" w:cs="Times New Roman"/>
+          <w:i/>
+          <w:iCs/>
+          <w:color w:val="AAAAAA"/>
+          <w:sz w:val="20"/>
+          <w:szCs w:val="20"/>
+          <w:lang w:val="en-NL"/>
+        </w:rPr>
+        <w:t xml:space="preserve">                         // root</w:t>
+      </w:r>
+      <w:r>
+        <w:rPr>
+          <w:rFonts w:ascii="Consolas" w:eastAsia="Times New Roman" w:hAnsi="Consolas" w:cs="Times New Roman"/>
+          <w:i/>
+          <w:iCs/>
+          <w:color w:val="AAAAAA"/>
+          <w:sz w:val="20"/>
+          <w:szCs w:val="20"/>
+          <w:lang w:val="en-NL"/>
+        </w:rPr>
+        <w:t xml:space="preserve"> batch</w:t>
+      </w:r>
+      <w:r>
+        <w:rPr>
+          <w:rFonts w:ascii="Consolas" w:eastAsia="Times New Roman" w:hAnsi="Consolas" w:cs="Times New Roman"/>
+          <w:i/>
+          <w:iCs/>
+          <w:color w:val="AAAAAA"/>
+          <w:sz w:val="20"/>
+          <w:szCs w:val="20"/>
+          <w:lang w:val="en-NL"/>
+        </w:rPr>
+        <w:t xml:space="preserve"> en communicator</w:t>
+      </w:r>
+    </w:p>
+    <w:p>
+      <w:pPr>
+        <w:shd w:val="clear" w:color="auto" w:fill="F5F5F5"/>
+        <w:spacing w:line="285" w:lineRule="atLeast"/>
+        <w:rPr>
+          <w:rFonts w:ascii="Consolas" w:eastAsia="Times New Roman" w:hAnsi="Consolas" w:cs="Times New Roman"/>
+          <w:color w:val="333333"/>
+          <w:sz w:val="20"/>
+          <w:szCs w:val="20"/>
+          <w:lang w:val="en-NL"/>
+        </w:rPr>
+      </w:pPr>
+      <w:r>
+        <w:rPr>
+          <w:rFonts w:ascii="Consolas" w:eastAsia="Times New Roman" w:hAnsi="Consolas" w:cs="Times New Roman"/>
+          <w:color w:val="333333"/>
+          <w:sz w:val="20"/>
+          <w:szCs w:val="20"/>
+          <w:lang w:val="en-NL"/>
+        </w:rPr>
+        <w:t xml:space="preserve">  </w:t>
+      </w:r>
+      <w:r>
+        <w:rPr>
+          <w:rFonts w:ascii="Consolas" w:eastAsia="Times New Roman" w:hAnsi="Consolas" w:cs="Times New Roman"/>
+          <w:color w:val="777777"/>
+          <w:sz w:val="20"/>
+          <w:szCs w:val="20"/>
+          <w:lang w:val="en-NL"/>
+        </w:rPr>
+        <w:t>);</w:t>
+      </w:r>
+    </w:p>
+    <w:p>
+      <w:pPr>
+        <w:rPr>
+          <w:i/>
+          <w:iCs/>
+          <w:sz w:val="20"/>
+          <w:szCs w:val="20"/>
+          <w:lang w:val="en-NL"/>
+        </w:rPr>
+      </w:pPr>
+      <w:r>
+        <w:rPr>
+          <w:i/>
+          <w:iCs/>
+          <w:sz w:val="20"/>
+          <w:szCs w:val="20"/>
+          <w:lang w:val="en-NL"/>
+        </w:rPr>
+        <w:t>Alleen in de eerste chunk opslaan</w:t>
+      </w:r>
+    </w:p>
+    <w:p>
+      <w:pPr>
+        <w:shd w:val="clear" w:color="auto" w:fill="F5F5F5"/>
+        <w:spacing w:line="285" w:lineRule="atLeast"/>
+        <w:rPr>
+          <w:rFonts w:ascii="Consolas" w:eastAsia="Times New Roman" w:hAnsi="Consolas" w:cs="Times New Roman"/>
+          <w:color w:val="333333"/>
+          <w:sz w:val="20"/>
+          <w:szCs w:val="20"/>
+          <w:lang w:val="en-NL"/>
+        </w:rPr>
+      </w:pPr>
+      <w:r>
+        <w:rPr>
+          <w:rFonts w:ascii="Consolas" w:eastAsia="Times New Roman" w:hAnsi="Consolas" w:cs="Times New Roman"/>
+          <w:color w:val="4B69C6"/>
+          <w:sz w:val="20"/>
+          <w:szCs w:val="20"/>
+          <w:lang w:val="en-NL"/>
+        </w:rPr>
+        <w:t>if</w:t>
+      </w:r>
+      <w:r>
+        <w:rPr>
+          <w:rFonts w:ascii="Consolas" w:eastAsia="Times New Roman" w:hAnsi="Consolas" w:cs="Times New Roman"/>
+          <w:color w:val="333333"/>
+          <w:sz w:val="20"/>
+          <w:szCs w:val="20"/>
+          <w:lang w:val="en-NL"/>
+        </w:rPr>
+        <w:t xml:space="preserve"> </w:t>
+      </w:r>
+      <w:r>
+        <w:rPr>
+          <w:rFonts w:ascii="Consolas" w:eastAsia="Times New Roman" w:hAnsi="Consolas" w:cs="Times New Roman"/>
+          <w:color w:val="777777"/>
+          <w:sz w:val="20"/>
+          <w:szCs w:val="20"/>
+          <w:lang w:val="en-NL"/>
+        </w:rPr>
+        <w:t>(</w:t>
+      </w:r>
+      <w:r>
+        <w:rPr>
+          <w:rFonts w:ascii="Consolas" w:eastAsia="Times New Roman" w:hAnsi="Consolas" w:cs="Times New Roman"/>
+          <w:color w:val="7A3E9D"/>
+          <w:sz w:val="20"/>
+          <w:szCs w:val="20"/>
+          <w:lang w:val="en-NL"/>
+        </w:rPr>
+        <w:t>id</w:t>
+      </w:r>
+      <w:r>
+        <w:rPr>
+          <w:rFonts w:ascii="Consolas" w:eastAsia="Times New Roman" w:hAnsi="Consolas" w:cs="Times New Roman"/>
+          <w:color w:val="333333"/>
+          <w:sz w:val="20"/>
+          <w:szCs w:val="20"/>
+          <w:lang w:val="en-NL"/>
+        </w:rPr>
+        <w:t xml:space="preserve"> </w:t>
+      </w:r>
+      <w:r>
+        <w:rPr>
+          <w:rFonts w:ascii="Consolas" w:eastAsia="Times New Roman" w:hAnsi="Consolas" w:cs="Times New Roman"/>
+          <w:color w:val="777777"/>
+          <w:sz w:val="20"/>
+          <w:szCs w:val="20"/>
+          <w:lang w:val="en-NL"/>
+        </w:rPr>
+        <w:t>==</w:t>
+      </w:r>
+      <w:r>
+        <w:rPr>
+          <w:rFonts w:ascii="Consolas" w:eastAsia="Times New Roman" w:hAnsi="Consolas" w:cs="Times New Roman"/>
+          <w:color w:val="333333"/>
+          <w:sz w:val="20"/>
+          <w:szCs w:val="20"/>
+          <w:lang w:val="en-NL"/>
+        </w:rPr>
+        <w:t xml:space="preserve"> </w:t>
+      </w:r>
+      <w:r>
+        <w:rPr>
+          <w:rFonts w:ascii="Consolas" w:eastAsia="Times New Roman" w:hAnsi="Consolas" w:cs="Times New Roman"/>
+          <w:color w:val="9C5D27"/>
+          <w:sz w:val="20"/>
+          <w:szCs w:val="20"/>
+          <w:lang w:val="en-NL"/>
+        </w:rPr>
+        <w:t>0</w:t>
+      </w:r>
+      <w:r>
+        <w:rPr>
+          <w:rFonts w:ascii="Consolas" w:eastAsia="Times New Roman" w:hAnsi="Consolas" w:cs="Times New Roman"/>
+          <w:color w:val="777777"/>
+          <w:sz w:val="20"/>
+          <w:szCs w:val="20"/>
+          <w:lang w:val="en-NL"/>
+        </w:rPr>
+        <w:t>)</w:t>
+      </w:r>
+      <w:r>
+        <w:rPr>
+          <w:rFonts w:ascii="Consolas" w:eastAsia="Times New Roman" w:hAnsi="Consolas" w:cs="Times New Roman"/>
+          <w:color w:val="333333"/>
+          <w:sz w:val="20"/>
+          <w:szCs w:val="20"/>
+          <w:lang w:val="en-NL"/>
+        </w:rPr>
+        <w:t xml:space="preserve"> </w:t>
+      </w:r>
+      <w:r>
+        <w:rPr>
+          <w:rFonts w:ascii="Consolas" w:eastAsia="Times New Roman" w:hAnsi="Consolas" w:cs="Times New Roman"/>
+          <w:color w:val="777777"/>
+          <w:sz w:val="20"/>
+          <w:szCs w:val="20"/>
+          <w:lang w:val="en-NL"/>
+        </w:rPr>
+        <w:t>{</w:t>
+      </w:r>
+    </w:p>
+    <w:p>
+      <w:pPr>
+        <w:shd w:val="clear" w:color="auto" w:fill="F5F5F5"/>
+        <w:spacing w:line="285" w:lineRule="atLeast"/>
+        <w:rPr>
+          <w:rFonts w:ascii="Consolas" w:eastAsia="Times New Roman" w:hAnsi="Consolas" w:cs="Times New Roman"/>
+          <w:color w:val="333333"/>
+          <w:sz w:val="20"/>
+          <w:szCs w:val="20"/>
+          <w:lang w:val="en-NL"/>
+        </w:rPr>
+      </w:pPr>
+      <w:r>
+        <w:rPr>
+          <w:rFonts w:ascii="Consolas" w:eastAsia="Times New Roman" w:hAnsi="Consolas" w:cs="Times New Roman"/>
+          <w:color w:val="333333"/>
+          <w:sz w:val="20"/>
+          <w:szCs w:val="20"/>
+          <w:lang w:val="en-NL"/>
+        </w:rPr>
+        <w:t xml:space="preserve">    </w:t>
+      </w:r>
+      <w:r>
+        <w:rPr>
+          <w:rFonts w:ascii="Consolas" w:eastAsia="Times New Roman" w:hAnsi="Consolas" w:cs="Times New Roman"/>
+          <w:b/>
+          <w:bCs/>
+          <w:color w:val="7A3E9D"/>
+          <w:sz w:val="20"/>
+          <w:szCs w:val="20"/>
+          <w:lang w:val="en-NL"/>
+        </w:rPr>
+        <w:t>cimg_library</w:t>
+      </w:r>
+      <w:r>
+        <w:rPr>
+          <w:rFonts w:ascii="Consolas" w:eastAsia="Times New Roman" w:hAnsi="Consolas" w:cs="Times New Roman"/>
+          <w:color w:val="777777"/>
+          <w:sz w:val="20"/>
+          <w:szCs w:val="20"/>
+          <w:lang w:val="en-NL"/>
+        </w:rPr>
+        <w:t>::</w:t>
+      </w:r>
+      <w:r>
+        <w:rPr>
+          <w:rFonts w:ascii="Consolas" w:eastAsia="Times New Roman" w:hAnsi="Consolas" w:cs="Times New Roman"/>
+          <w:b/>
+          <w:bCs/>
+          <w:color w:val="7A3E9D"/>
+          <w:sz w:val="20"/>
+          <w:szCs w:val="20"/>
+          <w:lang w:val="en-NL"/>
+        </w:rPr>
+        <w:t>CImg</w:t>
+      </w:r>
+      <w:r>
+        <w:rPr>
+          <w:rFonts w:ascii="Consolas" w:eastAsia="Times New Roman" w:hAnsi="Consolas" w:cs="Times New Roman"/>
+          <w:color w:val="777777"/>
+          <w:sz w:val="20"/>
+          <w:szCs w:val="20"/>
+          <w:lang w:val="en-NL"/>
+        </w:rPr>
+        <w:t>&lt;</w:t>
+      </w:r>
+      <w:r>
+        <w:rPr>
+          <w:rFonts w:ascii="Consolas" w:eastAsia="Times New Roman" w:hAnsi="Consolas" w:cs="Times New Roman"/>
+          <w:b/>
+          <w:bCs/>
+          <w:color w:val="7A3E9D"/>
+          <w:sz w:val="20"/>
+          <w:szCs w:val="20"/>
+          <w:lang w:val="en-NL"/>
+        </w:rPr>
+        <w:t>byte</w:t>
+      </w:r>
+      <w:r>
+        <w:rPr>
+          <w:rFonts w:ascii="Consolas" w:eastAsia="Times New Roman" w:hAnsi="Consolas" w:cs="Times New Roman"/>
+          <w:color w:val="777777"/>
+          <w:sz w:val="20"/>
+          <w:szCs w:val="20"/>
+          <w:lang w:val="en-NL"/>
+        </w:rPr>
+        <w:t>&gt;</w:t>
+      </w:r>
+      <w:r>
+        <w:rPr>
+          <w:rFonts w:ascii="Consolas" w:eastAsia="Times New Roman" w:hAnsi="Consolas" w:cs="Times New Roman"/>
+          <w:color w:val="333333"/>
+          <w:sz w:val="20"/>
+          <w:szCs w:val="20"/>
+          <w:lang w:val="en-NL"/>
+        </w:rPr>
+        <w:t xml:space="preserve"> </w:t>
+      </w:r>
+      <w:r>
+        <w:rPr>
+          <w:rFonts w:ascii="Consolas" w:eastAsia="Times New Roman" w:hAnsi="Consolas" w:cs="Times New Roman"/>
+          <w:b/>
+          <w:bCs/>
+          <w:color w:val="7A3E9D"/>
+          <w:sz w:val="20"/>
+          <w:szCs w:val="20"/>
+          <w:lang w:val="en-NL"/>
+        </w:rPr>
+        <w:t>img</w:t>
+      </w:r>
+      <w:r>
+        <w:rPr>
+          <w:rFonts w:ascii="Consolas" w:eastAsia="Times New Roman" w:hAnsi="Consolas" w:cs="Times New Roman"/>
+          <w:color w:val="777777"/>
+          <w:sz w:val="20"/>
+          <w:szCs w:val="20"/>
+          <w:lang w:val="en-NL"/>
+        </w:rPr>
+        <w:t>(</w:t>
+      </w:r>
+      <w:r>
+        <w:rPr>
+          <w:rFonts w:ascii="Consolas" w:eastAsia="Times New Roman" w:hAnsi="Consolas" w:cs="Times New Roman"/>
+          <w:color w:val="7A3E9D"/>
+          <w:sz w:val="20"/>
+          <w:szCs w:val="20"/>
+          <w:lang w:val="en-NL"/>
+        </w:rPr>
+        <w:t>WIDTH</w:t>
+      </w:r>
+      <w:r>
+        <w:rPr>
+          <w:rFonts w:ascii="Consolas" w:eastAsia="Times New Roman" w:hAnsi="Consolas" w:cs="Times New Roman"/>
+          <w:color w:val="777777"/>
+          <w:sz w:val="20"/>
+          <w:szCs w:val="20"/>
+          <w:lang w:val="en-NL"/>
+        </w:rPr>
+        <w:t>,</w:t>
+      </w:r>
+      <w:r>
+        <w:rPr>
+          <w:rFonts w:ascii="Consolas" w:eastAsia="Times New Roman" w:hAnsi="Consolas" w:cs="Times New Roman"/>
+          <w:color w:val="7A3E9D"/>
+          <w:sz w:val="20"/>
+          <w:szCs w:val="20"/>
+          <w:lang w:val="en-NL"/>
+        </w:rPr>
+        <w:t>HEIGHT</w:t>
+      </w:r>
+      <w:r>
+        <w:rPr>
+          <w:rFonts w:ascii="Consolas" w:eastAsia="Times New Roman" w:hAnsi="Consolas" w:cs="Times New Roman"/>
+          <w:color w:val="777777"/>
+          <w:sz w:val="20"/>
+          <w:szCs w:val="20"/>
+          <w:lang w:val="en-NL"/>
+        </w:rPr>
+        <w:t>,</w:t>
+      </w:r>
+      <w:r>
+        <w:rPr>
+          <w:rFonts w:ascii="Consolas" w:eastAsia="Times New Roman" w:hAnsi="Consolas" w:cs="Times New Roman"/>
+          <w:color w:val="7A3E9D"/>
+          <w:sz w:val="20"/>
+          <w:szCs w:val="20"/>
+          <w:lang w:val="en-NL"/>
+        </w:rPr>
+        <w:t>FRAMES</w:t>
+      </w:r>
+      <w:r>
+        <w:rPr>
+          <w:rFonts w:ascii="Consolas" w:eastAsia="Times New Roman" w:hAnsi="Consolas" w:cs="Times New Roman"/>
+          <w:color w:val="777777"/>
+          <w:sz w:val="20"/>
+          <w:szCs w:val="20"/>
+          <w:lang w:val="en-NL"/>
+        </w:rPr>
+        <w:t>,</w:t>
+      </w:r>
+      <w:r>
+        <w:rPr>
+          <w:rFonts w:ascii="Consolas" w:eastAsia="Times New Roman" w:hAnsi="Consolas" w:cs="Times New Roman"/>
+          <w:color w:val="9C5D27"/>
+          <w:sz w:val="20"/>
+          <w:szCs w:val="20"/>
+          <w:lang w:val="en-NL"/>
+        </w:rPr>
+        <w:t>3</w:t>
+      </w:r>
+      <w:r>
+        <w:rPr>
+          <w:rFonts w:ascii="Consolas" w:eastAsia="Times New Roman" w:hAnsi="Consolas" w:cs="Times New Roman"/>
+          <w:color w:val="777777"/>
+          <w:sz w:val="20"/>
+          <w:szCs w:val="20"/>
+          <w:lang w:val="en-NL"/>
+        </w:rPr>
+        <w:t>);</w:t>
+      </w:r>
+    </w:p>
+    <w:p>
+      <w:pPr>
+        <w:shd w:val="clear" w:color="auto" w:fill="F5F5F5"/>
+        <w:spacing w:line="285" w:lineRule="atLeast"/>
+        <w:rPr>
+          <w:rFonts w:ascii="Consolas" w:eastAsia="Times New Roman" w:hAnsi="Consolas" w:cs="Times New Roman"/>
+          <w:color w:val="333333"/>
+          <w:sz w:val="20"/>
+          <w:szCs w:val="20"/>
+          <w:lang w:val="en-NL"/>
+        </w:rPr>
+      </w:pPr>
+      <w:r>
+        <w:rPr>
+          <w:rFonts w:ascii="Consolas" w:eastAsia="Times New Roman" w:hAnsi="Consolas" w:cs="Times New Roman"/>
+          <w:color w:val="333333"/>
+          <w:sz w:val="20"/>
+          <w:szCs w:val="20"/>
+          <w:lang w:val="en-NL"/>
+        </w:rPr>
+        <w:t xml:space="preserve">    </w:t>
+      </w:r>
+      <w:r>
+        <w:rPr>
+          <w:rFonts w:ascii="Consolas" w:eastAsia="Times New Roman" w:hAnsi="Consolas" w:cs="Times New Roman"/>
+          <w:b/>
+          <w:bCs/>
+          <w:color w:val="AA3731"/>
+          <w:sz w:val="20"/>
+          <w:szCs w:val="20"/>
+          <w:lang w:val="en-NL"/>
+        </w:rPr>
+        <w:t>cimg_forXYZ</w:t>
+      </w:r>
+      <w:r>
+        <w:rPr>
+          <w:rFonts w:ascii="Consolas" w:eastAsia="Times New Roman" w:hAnsi="Consolas" w:cs="Times New Roman"/>
+          <w:color w:val="777777"/>
+          <w:sz w:val="20"/>
+          <w:szCs w:val="20"/>
+          <w:lang w:val="en-NL"/>
+        </w:rPr>
+        <w:t>(</w:t>
+      </w:r>
+      <w:r>
+        <w:rPr>
+          <w:rFonts w:ascii="Consolas" w:eastAsia="Times New Roman" w:hAnsi="Consolas" w:cs="Times New Roman"/>
+          <w:color w:val="7A3E9D"/>
+          <w:sz w:val="20"/>
+          <w:szCs w:val="20"/>
+          <w:lang w:val="en-NL"/>
+        </w:rPr>
+        <w:t>img</w:t>
+      </w:r>
+      <w:r>
+        <w:rPr>
+          <w:rFonts w:ascii="Consolas" w:eastAsia="Times New Roman" w:hAnsi="Consolas" w:cs="Times New Roman"/>
+          <w:color w:val="777777"/>
+          <w:sz w:val="20"/>
+          <w:szCs w:val="20"/>
+          <w:lang w:val="en-NL"/>
+        </w:rPr>
+        <w:t>,</w:t>
+      </w:r>
+      <w:r>
+        <w:rPr>
+          <w:rFonts w:ascii="Consolas" w:eastAsia="Times New Roman" w:hAnsi="Consolas" w:cs="Times New Roman"/>
+          <w:color w:val="333333"/>
+          <w:sz w:val="20"/>
+          <w:szCs w:val="20"/>
+          <w:lang w:val="en-NL"/>
+        </w:rPr>
+        <w:t xml:space="preserve"> x</w:t>
+      </w:r>
+      <w:r>
+        <w:rPr>
+          <w:rFonts w:ascii="Consolas" w:eastAsia="Times New Roman" w:hAnsi="Consolas" w:cs="Times New Roman"/>
+          <w:color w:val="777777"/>
+          <w:sz w:val="20"/>
+          <w:szCs w:val="20"/>
+          <w:lang w:val="en-NL"/>
+        </w:rPr>
+        <w:t>,</w:t>
+      </w:r>
+      <w:r>
+        <w:rPr>
+          <w:rFonts w:ascii="Consolas" w:eastAsia="Times New Roman" w:hAnsi="Consolas" w:cs="Times New Roman"/>
+          <w:color w:val="333333"/>
+          <w:sz w:val="20"/>
+          <w:szCs w:val="20"/>
+          <w:lang w:val="en-NL"/>
+        </w:rPr>
+        <w:t xml:space="preserve"> y</w:t>
+      </w:r>
+      <w:r>
+        <w:rPr>
+          <w:rFonts w:ascii="Consolas" w:eastAsia="Times New Roman" w:hAnsi="Consolas" w:cs="Times New Roman"/>
+          <w:color w:val="777777"/>
+          <w:sz w:val="20"/>
+          <w:szCs w:val="20"/>
+          <w:lang w:val="en-NL"/>
+        </w:rPr>
+        <w:t>,</w:t>
+      </w:r>
+      <w:r>
+        <w:rPr>
+          <w:rFonts w:ascii="Consolas" w:eastAsia="Times New Roman" w:hAnsi="Consolas" w:cs="Times New Roman"/>
+          <w:color w:val="333333"/>
+          <w:sz w:val="20"/>
+          <w:szCs w:val="20"/>
+          <w:lang w:val="en-NL"/>
+        </w:rPr>
+        <w:t xml:space="preserve"> z</w:t>
+      </w:r>
+      <w:r>
+        <w:rPr>
+          <w:rFonts w:ascii="Consolas" w:eastAsia="Times New Roman" w:hAnsi="Consolas" w:cs="Times New Roman"/>
+          <w:color w:val="777777"/>
+          <w:sz w:val="20"/>
+          <w:szCs w:val="20"/>
+          <w:lang w:val="en-NL"/>
+        </w:rPr>
+        <w:t>)</w:t>
+      </w:r>
+      <w:r>
+        <w:rPr>
+          <w:rFonts w:ascii="Consolas" w:eastAsia="Times New Roman" w:hAnsi="Consolas" w:cs="Times New Roman"/>
+          <w:color w:val="333333"/>
+          <w:sz w:val="20"/>
+          <w:szCs w:val="20"/>
+          <w:lang w:val="en-NL"/>
+        </w:rPr>
+        <w:t xml:space="preserve"> </w:t>
+      </w:r>
+      <w:r>
+        <w:rPr>
+          <w:rFonts w:ascii="Consolas" w:eastAsia="Times New Roman" w:hAnsi="Consolas" w:cs="Times New Roman"/>
+          <w:color w:val="777777"/>
+          <w:sz w:val="20"/>
+          <w:szCs w:val="20"/>
+          <w:lang w:val="en-NL"/>
+        </w:rPr>
+        <w:t>{</w:t>
+      </w:r>
+      <w:r>
+        <w:rPr>
+          <w:rFonts w:ascii="Consolas" w:eastAsia="Times New Roman" w:hAnsi="Consolas" w:cs="Times New Roman"/>
+          <w:color w:val="333333"/>
+          <w:sz w:val="20"/>
+          <w:szCs w:val="20"/>
+          <w:lang w:val="en-NL"/>
+        </w:rPr>
+        <w:t xml:space="preserve"> </w:t>
+      </w:r>
+    </w:p>
+    <w:p>
+      <w:pPr>
+        <w:shd w:val="clear" w:color="auto" w:fill="F5F5F5"/>
+        <w:spacing w:line="285" w:lineRule="atLeast"/>
+        <w:rPr>
+          <w:rFonts w:ascii="Consolas" w:eastAsia="Times New Roman" w:hAnsi="Consolas" w:cs="Times New Roman"/>
+          <w:color w:val="333333"/>
+          <w:sz w:val="20"/>
+          <w:szCs w:val="20"/>
+          <w:lang w:val="en-NL"/>
+        </w:rPr>
+      </w:pPr>
+      <w:r>
+        <w:rPr>
+          <w:rFonts w:ascii="Consolas" w:eastAsia="Times New Roman" w:hAnsi="Consolas" w:cs="Times New Roman"/>
+          <w:color w:val="333333"/>
+          <w:sz w:val="20"/>
+          <w:szCs w:val="20"/>
+          <w:lang w:val="en-NL"/>
+        </w:rPr>
+        <w:t xml:space="preserve">      </w:t>
+      </w:r>
+      <w:r>
+        <w:rPr>
+          <w:rFonts w:ascii="Consolas" w:eastAsia="Times New Roman" w:hAnsi="Consolas" w:cs="Times New Roman"/>
+          <w:b/>
+          <w:bCs/>
+          <w:color w:val="7A3E9D"/>
+          <w:sz w:val="20"/>
+          <w:szCs w:val="20"/>
+          <w:lang w:val="en-NL"/>
+        </w:rPr>
+        <w:t>...</w:t>
+      </w:r>
+    </w:p>
+    <w:p>
+      <w:pPr>
+        <w:shd w:val="clear" w:color="auto" w:fill="F5F5F5"/>
+        <w:spacing w:line="285" w:lineRule="atLeast"/>
+        <w:rPr>
+          <w:rFonts w:ascii="Consolas" w:eastAsia="Times New Roman" w:hAnsi="Consolas" w:cs="Times New Roman"/>
+          <w:color w:val="333333"/>
+          <w:sz w:val="20"/>
+          <w:szCs w:val="20"/>
+          <w:lang w:val="en-NL"/>
+        </w:rPr>
+      </w:pPr>
+      <w:r>
+        <w:rPr>
+          <w:rFonts w:ascii="Consolas" w:eastAsia="Times New Roman" w:hAnsi="Consolas" w:cs="Times New Roman"/>
+          <w:color w:val="333333"/>
+          <w:sz w:val="20"/>
+          <w:szCs w:val="20"/>
+          <w:lang w:val="en-NL"/>
+        </w:rPr>
+        <w:t xml:space="preserve">    </w:t>
+      </w:r>
+      <w:r>
+        <w:rPr>
+          <w:rFonts w:ascii="Consolas" w:eastAsia="Times New Roman" w:hAnsi="Consolas" w:cs="Times New Roman"/>
+          <w:color w:val="777777"/>
+          <w:sz w:val="20"/>
+          <w:szCs w:val="20"/>
+          <w:lang w:val="en-NL"/>
+        </w:rPr>
+        <w:t>}</w:t>
+      </w:r>
+    </w:p>
+    <w:p>
+      <w:pPr>
+        <w:shd w:val="clear" w:color="auto" w:fill="F5F5F5"/>
+        <w:spacing w:line="285" w:lineRule="atLeast"/>
+        <w:rPr>
+          <w:rFonts w:ascii="Consolas" w:eastAsia="Times New Roman" w:hAnsi="Consolas" w:cs="Times New Roman"/>
+          <w:color w:val="333333"/>
+          <w:sz w:val="20"/>
+          <w:szCs w:val="20"/>
+          <w:lang w:val="en-NL"/>
+        </w:rPr>
+      </w:pPr>
+      <w:r>
+        <w:rPr>
+          <w:rFonts w:ascii="Consolas" w:eastAsia="Times New Roman" w:hAnsi="Consolas" w:cs="Times New Roman"/>
+          <w:color w:val="333333"/>
+          <w:sz w:val="20"/>
+          <w:szCs w:val="20"/>
+          <w:lang w:val="en-NL"/>
+        </w:rPr>
+        <w:t xml:space="preserve">    </w:t>
+      </w:r>
+      <w:r>
+        <w:rPr>
+          <w:rFonts w:ascii="Consolas" w:eastAsia="Times New Roman" w:hAnsi="Consolas" w:cs="Times New Roman"/>
+          <w:b/>
+          <w:bCs/>
+          <w:color w:val="7A3E9D"/>
+          <w:sz w:val="20"/>
+          <w:szCs w:val="20"/>
+          <w:lang w:val="en-NL"/>
+        </w:rPr>
+        <w:t>...</w:t>
+      </w:r>
+    </w:p>
+    <w:p>
+      <w:pPr>
+        <w:shd w:val="clear" w:color="auto" w:fill="F5F5F5"/>
+        <w:spacing w:line="285" w:lineRule="atLeast"/>
+        <w:rPr>
+          <w:rFonts w:ascii="Consolas" w:eastAsia="Times New Roman" w:hAnsi="Consolas" w:cs="Times New Roman"/>
+          <w:color w:val="333333"/>
+          <w:sz w:val="20"/>
+          <w:szCs w:val="20"/>
+          <w:lang w:val="en-NL"/>
+        </w:rPr>
+      </w:pPr>
+      <w:r>
+        <w:rPr>
+          <w:rFonts w:ascii="Consolas" w:eastAsia="Times New Roman" w:hAnsi="Consolas" w:cs="Times New Roman"/>
+          <w:color w:val="333333"/>
+          <w:sz w:val="20"/>
+          <w:szCs w:val="20"/>
+          <w:lang w:val="en-NL"/>
+        </w:rPr>
+        <w:t xml:space="preserve">    </w:t>
+      </w:r>
+      <w:r>
+        <w:rPr>
+          <w:rFonts w:ascii="Consolas" w:eastAsia="Times New Roman" w:hAnsi="Consolas" w:cs="Times New Roman"/>
+          <w:color w:val="7A3E9D"/>
+          <w:sz w:val="20"/>
+          <w:szCs w:val="20"/>
+          <w:lang w:val="en-NL"/>
+        </w:rPr>
+        <w:t>img</w:t>
+      </w:r>
+      <w:r>
+        <w:rPr>
+          <w:rFonts w:ascii="Consolas" w:eastAsia="Times New Roman" w:hAnsi="Consolas" w:cs="Times New Roman"/>
+          <w:color w:val="777777"/>
+          <w:sz w:val="20"/>
+          <w:szCs w:val="20"/>
+          <w:lang w:val="en-NL"/>
+        </w:rPr>
+        <w:t>.</w:t>
+      </w:r>
+      <w:r>
+        <w:rPr>
+          <w:rFonts w:ascii="Consolas" w:eastAsia="Times New Roman" w:hAnsi="Consolas" w:cs="Times New Roman"/>
+          <w:b/>
+          <w:bCs/>
+          <w:color w:val="AA3731"/>
+          <w:sz w:val="20"/>
+          <w:szCs w:val="20"/>
+          <w:lang w:val="en-NL"/>
+        </w:rPr>
+        <w:t>save_video</w:t>
+      </w:r>
+      <w:r>
+        <w:rPr>
+          <w:rFonts w:ascii="Consolas" w:eastAsia="Times New Roman" w:hAnsi="Consolas" w:cs="Times New Roman"/>
+          <w:color w:val="777777"/>
+          <w:sz w:val="20"/>
+          <w:szCs w:val="20"/>
+          <w:lang w:val="en-NL"/>
+        </w:rPr>
+        <w:t>(</w:t>
+      </w:r>
+      <w:r>
+        <w:rPr>
+          <w:rFonts w:ascii="Consolas" w:eastAsia="Times New Roman" w:hAnsi="Consolas" w:cs="Times New Roman"/>
+          <w:color w:val="7A3E9D"/>
+          <w:sz w:val="20"/>
+          <w:szCs w:val="20"/>
+          <w:lang w:val="en-NL"/>
+        </w:rPr>
+        <w:t>filename</w:t>
+      </w:r>
+      <w:r>
+        <w:rPr>
+          <w:rFonts w:ascii="Consolas" w:eastAsia="Times New Roman" w:hAnsi="Consolas" w:cs="Times New Roman"/>
+          <w:color w:val="777777"/>
+          <w:sz w:val="20"/>
+          <w:szCs w:val="20"/>
+          <w:lang w:val="en-NL"/>
+        </w:rPr>
+        <w:t>.</w:t>
+      </w:r>
+      <w:r>
+        <w:rPr>
+          <w:rFonts w:ascii="Consolas" w:eastAsia="Times New Roman" w:hAnsi="Consolas" w:cs="Times New Roman"/>
+          <w:b/>
+          <w:bCs/>
+          <w:color w:val="AA3731"/>
+          <w:sz w:val="20"/>
+          <w:szCs w:val="20"/>
+          <w:lang w:val="en-NL"/>
+        </w:rPr>
+        <w:t>c_str</w:t>
+      </w:r>
+      <w:r>
+        <w:rPr>
+          <w:rFonts w:ascii="Consolas" w:eastAsia="Times New Roman" w:hAnsi="Consolas" w:cs="Times New Roman"/>
+          <w:color w:val="777777"/>
+          <w:sz w:val="20"/>
+          <w:szCs w:val="20"/>
+          <w:lang w:val="en-NL"/>
+        </w:rPr>
+        <w:t>());</w:t>
+      </w:r>
+    </w:p>
+    <w:p>
+      <w:pPr>
+        <w:shd w:val="clear" w:color="auto" w:fill="F5F5F5"/>
+        <w:spacing w:line="285" w:lineRule="atLeast"/>
+        <w:rPr>
+          <w:rFonts w:ascii="Consolas" w:eastAsia="Times New Roman" w:hAnsi="Consolas" w:cs="Times New Roman"/>
+          <w:color w:val="333333"/>
+          <w:sz w:val="20"/>
+          <w:szCs w:val="20"/>
+          <w:lang w:val="en-NL"/>
+        </w:rPr>
+      </w:pPr>
+      <w:r>
+        <w:rPr>
+          <w:rFonts w:ascii="Consolas" w:eastAsia="Times New Roman" w:hAnsi="Consolas" w:cs="Times New Roman"/>
+          <w:color w:val="333333"/>
+          <w:sz w:val="20"/>
+          <w:szCs w:val="20"/>
+          <w:lang w:val="en-NL"/>
+        </w:rPr>
+        <w:t xml:space="preserve">  </w:t>
+      </w:r>
+      <w:r>
+        <w:rPr>
+          <w:rFonts w:ascii="Consolas" w:eastAsia="Times New Roman" w:hAnsi="Consolas" w:cs="Times New Roman"/>
+          <w:color w:val="777777"/>
+          <w:sz w:val="20"/>
+          <w:szCs w:val="20"/>
+          <w:lang w:val="en-NL"/>
+        </w:rPr>
+        <w:t>}</w:t>
+      </w:r>
+    </w:p>
+    <w:p>
+      <w:pPr>
+        <w:rPr>
+          <w:i/>
+          <w:iCs/>
+          <w:sz w:val="20"/>
+          <w:szCs w:val="20"/>
+          <w:lang w:val="en-NL"/>
+        </w:rPr>
+      </w:pPr>
+      <w:r>
+        <w:rPr>
+          <w:i/>
+          <w:iCs/>
+          <w:sz w:val="20"/>
+          <w:szCs w:val="20"/>
+          <w:lang w:val="en-NL"/>
+        </w:rPr>
+        <w:t>Netjes afronden</w:t>
+      </w:r>
+    </w:p>
+    <w:p>
+      <w:pPr>
+        <w:shd w:val="clear" w:color="auto" w:fill="F5F5F5"/>
+        <w:spacing w:line="285" w:lineRule="atLeast"/>
+        <w:rPr>
+          <w:rFonts w:ascii="Consolas" w:eastAsia="Times New Roman" w:hAnsi="Consolas" w:cs="Times New Roman"/>
+          <w:color w:val="333333"/>
+          <w:sz w:val="20"/>
+          <w:szCs w:val="20"/>
+          <w:lang w:val="en-NL"/>
+        </w:rPr>
+      </w:pPr>
+      <w:r>
+        <w:rPr>
+          <w:rFonts w:ascii="Consolas" w:eastAsia="Times New Roman" w:hAnsi="Consolas" w:cs="Times New Roman"/>
+          <w:b/>
+          <w:bCs/>
+          <w:color w:val="AA3731"/>
+          <w:sz w:val="20"/>
+          <w:szCs w:val="20"/>
+          <w:lang w:val="en-NL"/>
+        </w:rPr>
+        <w:t>MPI_Type_free</w:t>
+      </w:r>
+      <w:r>
+        <w:rPr>
+          <w:rFonts w:ascii="Consolas" w:eastAsia="Times New Roman" w:hAnsi="Consolas" w:cs="Times New Roman"/>
+          <w:color w:val="777777"/>
+          <w:sz w:val="20"/>
+          <w:szCs w:val="20"/>
+          <w:lang w:val="en-NL"/>
+        </w:rPr>
+        <w:t>(&amp;</w:t>
+      </w:r>
+      <w:r>
+        <w:rPr>
+          <w:rFonts w:ascii="Consolas" w:eastAsia="Times New Roman" w:hAnsi="Consolas" w:cs="Times New Roman"/>
+          <w:color w:val="7A3E9D"/>
+          <w:sz w:val="20"/>
+          <w:szCs w:val="20"/>
+          <w:lang w:val="en-NL"/>
+        </w:rPr>
+        <w:t>mpi_img</w:t>
+      </w:r>
+      <w:r>
+        <w:rPr>
+          <w:rFonts w:ascii="Consolas" w:eastAsia="Times New Roman" w:hAnsi="Consolas" w:cs="Times New Roman"/>
+          <w:color w:val="777777"/>
+          <w:sz w:val="20"/>
+          <w:szCs w:val="20"/>
+          <w:lang w:val="en-NL"/>
+        </w:rPr>
+        <w:t>);</w:t>
+      </w:r>
+    </w:p>
+    <w:p>
+      <w:pPr>
+        <w:shd w:val="clear" w:color="auto" w:fill="F5F5F5"/>
+        <w:spacing w:line="285" w:lineRule="atLeast"/>
+        <w:rPr>
+          <w:rFonts w:ascii="Consolas" w:eastAsia="Times New Roman" w:hAnsi="Consolas" w:cs="Times New Roman"/>
+          <w:color w:val="333333"/>
+          <w:sz w:val="20"/>
+          <w:szCs w:val="20"/>
+          <w:lang w:val="en-NL"/>
+        </w:rPr>
+      </w:pPr>
+      <w:r>
+        <w:rPr>
+          <w:rFonts w:ascii="Consolas" w:eastAsia="Times New Roman" w:hAnsi="Consolas" w:cs="Times New Roman"/>
+          <w:b/>
+          <w:bCs/>
+          <w:color w:val="AA3731"/>
+          <w:sz w:val="20"/>
+          <w:szCs w:val="20"/>
+          <w:lang w:val="en-NL"/>
+        </w:rPr>
+        <w:t>MPI_Finalize</w:t>
+      </w:r>
+      <w:r>
+        <w:rPr>
+          <w:rFonts w:ascii="Consolas" w:eastAsia="Times New Roman" w:hAnsi="Consolas" w:cs="Times New Roman"/>
+          <w:color w:val="777777"/>
+          <w:sz w:val="20"/>
+          <w:szCs w:val="20"/>
+          <w:lang w:val="en-NL"/>
+        </w:rPr>
+        <w:t>();</w:t>
+      </w:r>
+    </w:p>
+    <w:p>
+      <w:pPr>
+        <w:rPr>
+          <w:sz w:val="20"/>
+          <w:szCs w:val="20"/>
+          <w:lang w:val="en-NL"/>
+        </w:rPr>
+      </w:pPr>
+    </w:p>
+    <w:p>
+      <w:pPr>
+        <w:rPr>
+          <w:b/>
+          <w:bCs/>
+          <w:sz w:val="20"/>
+          <w:szCs w:val="20"/>
+        </w:rPr>
+      </w:pPr>
+      <w:r>
+        <w:rPr>
+          <w:b/>
+          <w:bCs/>
+          <w:sz w:val="20"/>
+          <w:szCs w:val="20"/>
+        </w:rPr>
+        <w:t>Beter Ontwerp</w:t>
+      </w:r>
+    </w:p>
+    <w:p>
+      <w:pPr>
+        <w:rPr>
+          <w:sz w:val="20"/>
+          <w:szCs w:val="20"/>
+        </w:rPr>
+      </w:pPr>
+      <w:r>
+        <w:rPr>
+          <w:sz w:val="20"/>
+          <w:szCs w:val="20"/>
+        </w:rPr>
+        <w:t>Een beter ontwerp zou rekeninghouden met dat sommige frames meer tijd kosten dan andere.</w:t>
+      </w:r>
+    </w:p>
+    <w:p>
+      <w:pPr>
+        <w:rPr>
+          <w:sz w:val="20"/>
+          <w:szCs w:val="20"/>
+        </w:rPr>
+      </w:pPr>
+      <w:r>
+        <w:rPr>
+          <w:sz w:val="20"/>
+          <w:szCs w:val="20"/>
+        </w:rPr>
+        <w:t>Een mogelijke implementatie hiervoor is dat de root als soort verkeercontroller werkt en telkens n aantal frames naar een core stuurt. Dit zorgt er voor dat wanneer een proces extra tijd nodig heeft de rest al door kan en niet aan het einde zit te wachten op de langzaamste chunk. Daarnaast kan de root ook al ondertussen bezig zijn met alles samenvoegen en op de juiste plek zetten ipv dat dit pas gebeurt nadat alle chunks klaar zijn. Het nadeel hiervan is dat er extra overhead zou zijn maar gekeken naar de output zou dit dit moeite zijn.</w:t>
+      </w:r>
+    </w:p>
+    <w:p>
+      <w:pPr>
+        <w:rPr>
+          <w:b/>
+          <w:bCs/>
+          <w:sz w:val="20"/>
+          <w:szCs w:val="20"/>
+        </w:rPr>
+      </w:pPr>
+      <w:r>
+        <w:rPr>
+          <w:b/>
+          <w:bCs/>
+          <w:sz w:val="20"/>
+          <w:szCs w:val="20"/>
+        </w:rPr>
+        <w:t>Ontwerp met MPI</w:t>
+      </w:r>
+    </w:p>
+    <w:p>
+      <w:pPr>
+        <w:rPr>
+          <w:sz w:val="20"/>
+          <w:szCs w:val="20"/>
+        </w:rPr>
+      </w:pPr>
+      <w:r>
+        <w:rPr>
+          <w:sz w:val="20"/>
+          <w:szCs w:val="20"/>
+        </w:rPr>
+        <w:t>Dit was gelijk al gedaan, hierbij is gekozen voor de makkelijke optie.</w:t>
+      </w:r>
+    </w:p>
+    <w:p>
+      <w:pPr>
+        <w:rPr>
+          <w:sz w:val="20"/>
+          <w:szCs w:val="20"/>
+        </w:rPr>
+      </w:pPr>
+    </w:p>
+    <w:p>
+      <w:pPr>
+        <w:rPr>
+          <w:sz w:val="20"/>
+          <w:szCs w:val="20"/>
+        </w:rPr>
+      </w:pPr>
+    </w:p>
+    <w:p>
+      <w:pPr>
+        <w:rPr>
+          <w:sz w:val="20"/>
+          <w:szCs w:val="20"/>
+        </w:rPr>
+      </w:pPr>
+    </w:p>
+    <w:p>
+      <w:pPr>
+        <w:rPr>
+          <w:sz w:val="20"/>
+          <w:szCs w:val="20"/>
+        </w:rPr>
+      </w:pPr>
+    </w:p>
+    <w:p>
+      <w:pPr>
+        <w:rPr>
+          <w:sz w:val="20"/>
+          <w:szCs w:val="20"/>
+        </w:rPr>
+      </w:pPr>
+    </w:p>
+    <w:p>
+      <w:pPr>
+        <w:rPr>
+          <w:sz w:val="20"/>
+          <w:szCs w:val="20"/>
+        </w:rPr>
+      </w:pPr>
+    </w:p>
+    <w:p>
+      <w:pPr>
+        <w:rPr>
+          <w:sz w:val="20"/>
+          <w:szCs w:val="20"/>
+        </w:rPr>
+      </w:pPr>
+    </w:p>
+    <w:p>
+      <w:pPr>
+        <w:rPr>
+          <w:sz w:val="20"/>
+          <w:szCs w:val="20"/>
+        </w:rPr>
+      </w:pPr>
+    </w:p>
+    <w:p>
+      <w:pPr>
+        <w:rPr>
+          <w:sz w:val="20"/>
+          <w:szCs w:val="20"/>
+        </w:rPr>
+      </w:pPr>
+    </w:p>
+    <w:p>
+      <w:pPr>
+        <w:rPr>
+          <w:sz w:val="20"/>
+          <w:szCs w:val="20"/>
+        </w:rPr>
+      </w:pPr>
+    </w:p>
+    <w:p>
+      <w:pPr>
+        <w:rPr>
+          <w:sz w:val="20"/>
+          <w:szCs w:val="20"/>
+        </w:rPr>
+      </w:pPr>
+    </w:p>
+    <w:p>
+      <w:pPr>
+        <w:rPr>
+          <w:sz w:val="20"/>
+          <w:szCs w:val="20"/>
+        </w:rPr>
+      </w:pPr>
+    </w:p>
+    <w:p>
+      <w:pPr>
+        <w:rPr>
+          <w:sz w:val="20"/>
+          <w:szCs w:val="20"/>
+        </w:rPr>
+      </w:pPr>
+    </w:p>
     <w:sectPr>
       <w:pgSz w:w="11909" w:h="16834"/>
       <w:pgMar w:top="1440" w:right="1440" w:bottom="1440" w:left="1440" w:header="720" w:footer="720" w:gutter="0"/>

--- a/Verslag Julia Set.docx
+++ b/Verslag Julia Set.docx
@@ -318,6 +318,16 @@
           <w:lang w:val="en-NL"/>
         </w:rPr>
         <w:t xml:space="preserve"> omp parallel for collapse(2)</w:t>
+      </w:r>
+      <w:r>
+        <w:rPr>
+          <w:rFonts w:ascii="Consolas" w:eastAsia="Times New Roman" w:hAnsi="Consolas" w:cs="Times New Roman"/>
+          <w:color w:val="333333"/>
+          <w:sz w:val="21"/>
+          <w:szCs w:val="21"/>
+          <w:lang w:val="en-NL"/>
+        </w:rPr>
+        <w:t xml:space="preserve"> schedule(dynamic)</w:t>
       </w:r>
     </w:p>
     <w:p>
@@ -3580,7 +3590,57 @@
           <w:sz w:val="20"/>
           <w:szCs w:val="20"/>
         </w:rPr>
-        <w:t>Een mogelijke implementatie hiervoor is dat de root als soort verkeercontroller werkt en telkens n aantal frames naar een core stuurt. Dit zorgt er voor dat wanneer een proces extra tijd nodig heeft de rest al door kan en niet aan het einde zit te wachten op de langzaamste chunk. Daarnaast kan de root ook al ondertussen bezig zijn met alles samenvoegen en op de juiste plek zetten ipv dat dit pas gebeurt nadat alle chunks klaar zijn. Het nadeel hiervan is dat er extra overhead zou zijn maar gekeken naar de output zou dit dit moeite zijn.</w:t>
+        <w:t xml:space="preserve">Een mogelijke implementatie hiervoor is dat de root als soort verkeercontroller werkt en telkens n aantal frames naar een core stuurt. Dit zorgt </w:t>
+      </w:r>
+      <w:r>
+        <w:rPr>
+          <w:sz w:val="20"/>
+          <w:szCs w:val="20"/>
+        </w:rPr>
+        <w:t>ervoor</w:t>
+      </w:r>
+      <w:r>
+        <w:rPr>
+          <w:sz w:val="20"/>
+          <w:szCs w:val="20"/>
+        </w:rPr>
+        <w:t xml:space="preserve"> dat wanneer een proces extra tijd nodig heeft de rest al door kan en niet aan het einde zit te wachten op de langzaamste chunk. Daarnaast kan de root ook al ondertussen bezig zijn met alles samenvoegen en op de juiste plek zetten ipv dat dit pas gebeurt nadat alle chunks klaar zijn. Het nadeel hiervan is dat er extra overhead zou zijn maar gekeken naar de output zou dit dit moeite zijn.</w:t>
+      </w:r>
+    </w:p>
+    <w:p>
+      <w:pPr>
+        <w:rPr>
+          <w:sz w:val="20"/>
+          <w:szCs w:val="20"/>
+        </w:rPr>
+      </w:pPr>
+      <w:r>
+        <w:rPr>
+          <w:sz w:val="20"/>
+          <w:szCs w:val="20"/>
+        </w:rPr>
+        <w:t>Daarnaast is OpenMPI nog zo simpel mogelijk toegevoegd op de juiste loops</w:t>
+      </w:r>
+      <w:r>
+        <w:rPr>
+          <w:sz w:val="20"/>
+          <w:szCs w:val="20"/>
+        </w:rPr>
+        <w:t xml:space="preserve"> waarbij gekozen is voor de static scheduling wat de </w:t>
+      </w:r>
+      <w:r>
+        <w:rPr>
+          <w:sz w:val="20"/>
+          <w:szCs w:val="20"/>
+        </w:rPr>
+        <w:t>rekenkracht eerlijk over de verschillende pixels probeert te verdelen.</w:t>
+      </w:r>
+      <w:r>
+        <w:rPr>
+          <w:sz w:val="20"/>
+          <w:szCs w:val="20"/>
+        </w:rPr>
+        <w:t xml:space="preserve"> </w:t>
       </w:r>
     </w:p>
     <w:p>
@@ -3601,45 +3661,628 @@
         </w:rPr>
         <w:t>Ontwerp met MPI</w:t>
       </w:r>
-    </w:p>
-    <w:p>
-      <w:pPr>
-        <w:rPr>
-          <w:sz w:val="20"/>
-          <w:szCs w:val="20"/>
-        </w:rPr>
-      </w:pPr>
-      <w:r>
-        <w:rPr>
-          <w:sz w:val="20"/>
-          <w:szCs w:val="20"/>
-        </w:rPr>
-        <w:t>Dit was gelijk al gedaan, hierbij is gekozen voor de makkelijke optie.</w:t>
-      </w:r>
-    </w:p>
-    <w:p>
-      <w:pPr>
-        <w:rPr>
-          <w:sz w:val="20"/>
-          <w:szCs w:val="20"/>
-        </w:rPr>
-      </w:pPr>
-    </w:p>
-    <w:p>
-      <w:pPr>
-        <w:rPr>
-          <w:sz w:val="20"/>
-          <w:szCs w:val="20"/>
-        </w:rPr>
-      </w:pPr>
-    </w:p>
-    <w:p>
-      <w:pPr>
-        <w:rPr>
-          <w:sz w:val="20"/>
-          <w:szCs w:val="20"/>
-        </w:rPr>
-      </w:pPr>
+      <w:r>
+        <w:rPr>
+          <w:b/>
+          <w:bCs/>
+          <w:sz w:val="20"/>
+          <w:szCs w:val="20"/>
+        </w:rPr>
+        <w:t xml:space="preserve"> en OpenMP</w:t>
+      </w:r>
+    </w:p>
+    <w:p>
+      <w:pPr>
+        <w:rPr>
+          <w:sz w:val="20"/>
+          <w:szCs w:val="20"/>
+        </w:rPr>
+      </w:pPr>
+      <w:r>
+        <w:rPr>
+          <w:sz w:val="20"/>
+          <w:szCs w:val="20"/>
+        </w:rPr>
+        <w:t>Dit was gelijk al gedaan, hierbij is gekozen voor de makkelijke optie</w:t>
+      </w:r>
+      <w:r>
+        <w:rPr>
+          <w:sz w:val="20"/>
+          <w:szCs w:val="20"/>
+        </w:rPr>
+        <w:t>. Zoals hierboven al aangegeven worden de frames over de 6 verschillende batches verdeeld waarna in elke batch door middel van OpenMP de pixelwaarde (door zowel de x- als y-as) te laten parallelliseren.</w:t>
+      </w:r>
+    </w:p>
+    <w:p>
+      <w:pPr>
+        <w:rPr>
+          <w:sz w:val="20"/>
+          <w:szCs w:val="20"/>
+        </w:rPr>
+      </w:pPr>
+      <w:r>
+        <w:rPr>
+          <w:sz w:val="20"/>
+          <w:szCs w:val="20"/>
+        </w:rPr>
+        <w:t>Zover ik weet is dit ook het maximale wat gedaan kan worden in renderFrame aangezien het niet mogelijk is OpenMP te gebruiken voor de onderstaande iteratie loop:</w:t>
+      </w:r>
+    </w:p>
+    <w:p>
+      <w:pPr>
+        <w:shd w:val="clear" w:color="auto" w:fill="F5F5F5"/>
+        <w:spacing w:line="285" w:lineRule="atLeast"/>
+        <w:rPr>
+          <w:rFonts w:ascii="Consolas" w:eastAsia="Times New Roman" w:hAnsi="Consolas" w:cs="Times New Roman"/>
+          <w:color w:val="333333"/>
+          <w:sz w:val="21"/>
+          <w:szCs w:val="21"/>
+          <w:lang w:val="en-NL"/>
+        </w:rPr>
+      </w:pPr>
+      <w:r>
+        <w:rPr>
+          <w:rFonts w:ascii="Consolas" w:eastAsia="Times New Roman" w:hAnsi="Consolas" w:cs="Times New Roman"/>
+          <w:color w:val="4B69C6"/>
+          <w:sz w:val="21"/>
+          <w:szCs w:val="21"/>
+          <w:lang w:val="en-NL"/>
+        </w:rPr>
+        <w:t>while</w:t>
+      </w:r>
+      <w:r>
+        <w:rPr>
+          <w:rFonts w:ascii="Consolas" w:eastAsia="Times New Roman" w:hAnsi="Consolas" w:cs="Times New Roman"/>
+          <w:color w:val="333333"/>
+          <w:sz w:val="21"/>
+          <w:szCs w:val="21"/>
+          <w:lang w:val="en-NL"/>
+        </w:rPr>
+        <w:t xml:space="preserve"> </w:t>
+      </w:r>
+      <w:r>
+        <w:rPr>
+          <w:rFonts w:ascii="Consolas" w:eastAsia="Times New Roman" w:hAnsi="Consolas" w:cs="Times New Roman"/>
+          <w:color w:val="777777"/>
+          <w:sz w:val="21"/>
+          <w:szCs w:val="21"/>
+          <w:lang w:val="en-NL"/>
+        </w:rPr>
+        <w:t>(</w:t>
+      </w:r>
+      <w:r>
+        <w:rPr>
+          <w:rFonts w:ascii="Consolas" w:eastAsia="Times New Roman" w:hAnsi="Consolas" w:cs="Times New Roman"/>
+          <w:b/>
+          <w:bCs/>
+          <w:color w:val="7A3E9D"/>
+          <w:sz w:val="21"/>
+          <w:szCs w:val="21"/>
+          <w:lang w:val="en-NL"/>
+        </w:rPr>
+        <w:t>std</w:t>
+      </w:r>
+      <w:r>
+        <w:rPr>
+          <w:rFonts w:ascii="Consolas" w:eastAsia="Times New Roman" w:hAnsi="Consolas" w:cs="Times New Roman"/>
+          <w:color w:val="777777"/>
+          <w:sz w:val="21"/>
+          <w:szCs w:val="21"/>
+          <w:lang w:val="en-NL"/>
+        </w:rPr>
+        <w:t>::</w:t>
+      </w:r>
+      <w:r>
+        <w:rPr>
+          <w:rFonts w:ascii="Consolas" w:eastAsia="Times New Roman" w:hAnsi="Consolas" w:cs="Times New Roman"/>
+          <w:b/>
+          <w:bCs/>
+          <w:color w:val="AA3731"/>
+          <w:sz w:val="21"/>
+          <w:szCs w:val="21"/>
+          <w:lang w:val="en-NL"/>
+        </w:rPr>
+        <w:t>abs</w:t>
+      </w:r>
+      <w:r>
+        <w:rPr>
+          <w:rFonts w:ascii="Consolas" w:eastAsia="Times New Roman" w:hAnsi="Consolas" w:cs="Times New Roman"/>
+          <w:color w:val="777777"/>
+          <w:sz w:val="21"/>
+          <w:szCs w:val="21"/>
+          <w:lang w:val="en-NL"/>
+        </w:rPr>
+        <w:t>(</w:t>
+      </w:r>
+      <w:r>
+        <w:rPr>
+          <w:rFonts w:ascii="Consolas" w:eastAsia="Times New Roman" w:hAnsi="Consolas" w:cs="Times New Roman"/>
+          <w:color w:val="7A3E9D"/>
+          <w:sz w:val="21"/>
+          <w:szCs w:val="21"/>
+          <w:lang w:val="en-NL"/>
+        </w:rPr>
+        <w:t>z</w:t>
+      </w:r>
+      <w:r>
+        <w:rPr>
+          <w:rFonts w:ascii="Consolas" w:eastAsia="Times New Roman" w:hAnsi="Consolas" w:cs="Times New Roman"/>
+          <w:color w:val="777777"/>
+          <w:sz w:val="21"/>
+          <w:szCs w:val="21"/>
+          <w:lang w:val="en-NL"/>
+        </w:rPr>
+        <w:t>)</w:t>
+      </w:r>
+      <w:r>
+        <w:rPr>
+          <w:rFonts w:ascii="Consolas" w:eastAsia="Times New Roman" w:hAnsi="Consolas" w:cs="Times New Roman"/>
+          <w:color w:val="333333"/>
+          <w:sz w:val="21"/>
+          <w:szCs w:val="21"/>
+          <w:lang w:val="en-NL"/>
+        </w:rPr>
+        <w:t xml:space="preserve"> </w:t>
+      </w:r>
+      <w:r>
+        <w:rPr>
+          <w:rFonts w:ascii="Consolas" w:eastAsia="Times New Roman" w:hAnsi="Consolas" w:cs="Times New Roman"/>
+          <w:color w:val="777777"/>
+          <w:sz w:val="21"/>
+          <w:szCs w:val="21"/>
+          <w:lang w:val="en-NL"/>
+        </w:rPr>
+        <w:t>&lt;</w:t>
+      </w:r>
+      <w:r>
+        <w:rPr>
+          <w:rFonts w:ascii="Consolas" w:eastAsia="Times New Roman" w:hAnsi="Consolas" w:cs="Times New Roman"/>
+          <w:color w:val="333333"/>
+          <w:sz w:val="21"/>
+          <w:szCs w:val="21"/>
+          <w:lang w:val="en-NL"/>
+        </w:rPr>
+        <w:t xml:space="preserve"> </w:t>
+      </w:r>
+      <w:r>
+        <w:rPr>
+          <w:rFonts w:ascii="Consolas" w:eastAsia="Times New Roman" w:hAnsi="Consolas" w:cs="Times New Roman"/>
+          <w:color w:val="7A3E9D"/>
+          <w:sz w:val="21"/>
+          <w:szCs w:val="21"/>
+          <w:lang w:val="en-NL"/>
+        </w:rPr>
+        <w:t>x_y_range</w:t>
+      </w:r>
+      <w:r>
+        <w:rPr>
+          <w:rFonts w:ascii="Consolas" w:eastAsia="Times New Roman" w:hAnsi="Consolas" w:cs="Times New Roman"/>
+          <w:color w:val="333333"/>
+          <w:sz w:val="21"/>
+          <w:szCs w:val="21"/>
+          <w:lang w:val="en-NL"/>
+        </w:rPr>
+        <w:t xml:space="preserve"> </w:t>
+      </w:r>
+      <w:r>
+        <w:rPr>
+          <w:rFonts w:ascii="Consolas" w:eastAsia="Times New Roman" w:hAnsi="Consolas" w:cs="Times New Roman"/>
+          <w:color w:val="777777"/>
+          <w:sz w:val="21"/>
+          <w:szCs w:val="21"/>
+          <w:lang w:val="en-NL"/>
+        </w:rPr>
+        <w:t>&amp;&amp;</w:t>
+      </w:r>
+      <w:r>
+        <w:rPr>
+          <w:rFonts w:ascii="Consolas" w:eastAsia="Times New Roman" w:hAnsi="Consolas" w:cs="Times New Roman"/>
+          <w:color w:val="333333"/>
+          <w:sz w:val="21"/>
+          <w:szCs w:val="21"/>
+          <w:lang w:val="en-NL"/>
+        </w:rPr>
+        <w:t xml:space="preserve"> </w:t>
+      </w:r>
+      <w:r>
+        <w:rPr>
+          <w:rFonts w:ascii="Consolas" w:eastAsia="Times New Roman" w:hAnsi="Consolas" w:cs="Times New Roman"/>
+          <w:color w:val="7A3E9D"/>
+          <w:sz w:val="21"/>
+          <w:szCs w:val="21"/>
+          <w:lang w:val="en-NL"/>
+        </w:rPr>
+        <w:t>iter</w:t>
+      </w:r>
+      <w:r>
+        <w:rPr>
+          <w:rFonts w:ascii="Consolas" w:eastAsia="Times New Roman" w:hAnsi="Consolas" w:cs="Times New Roman"/>
+          <w:color w:val="333333"/>
+          <w:sz w:val="21"/>
+          <w:szCs w:val="21"/>
+          <w:lang w:val="en-NL"/>
+        </w:rPr>
+        <w:t xml:space="preserve"> </w:t>
+      </w:r>
+      <w:r>
+        <w:rPr>
+          <w:rFonts w:ascii="Consolas" w:eastAsia="Times New Roman" w:hAnsi="Consolas" w:cs="Times New Roman"/>
+          <w:color w:val="777777"/>
+          <w:sz w:val="21"/>
+          <w:szCs w:val="21"/>
+          <w:lang w:val="en-NL"/>
+        </w:rPr>
+        <w:t>&lt;</w:t>
+      </w:r>
+      <w:r>
+        <w:rPr>
+          <w:rFonts w:ascii="Consolas" w:eastAsia="Times New Roman" w:hAnsi="Consolas" w:cs="Times New Roman"/>
+          <w:color w:val="333333"/>
+          <w:sz w:val="21"/>
+          <w:szCs w:val="21"/>
+          <w:lang w:val="en-NL"/>
+        </w:rPr>
+        <w:t xml:space="preserve"> </w:t>
+      </w:r>
+      <w:r>
+        <w:rPr>
+          <w:rFonts w:ascii="Consolas" w:eastAsia="Times New Roman" w:hAnsi="Consolas" w:cs="Times New Roman"/>
+          <w:color w:val="7A3E9D"/>
+          <w:sz w:val="21"/>
+          <w:szCs w:val="21"/>
+          <w:lang w:val="en-NL"/>
+        </w:rPr>
+        <w:t>MAX_ITER</w:t>
+      </w:r>
+      <w:r>
+        <w:rPr>
+          <w:rFonts w:ascii="Consolas" w:eastAsia="Times New Roman" w:hAnsi="Consolas" w:cs="Times New Roman"/>
+          <w:color w:val="777777"/>
+          <w:sz w:val="21"/>
+          <w:szCs w:val="21"/>
+          <w:lang w:val="en-NL"/>
+        </w:rPr>
+        <w:t>)</w:t>
+      </w:r>
+      <w:r>
+        <w:rPr>
+          <w:rFonts w:ascii="Consolas" w:eastAsia="Times New Roman" w:hAnsi="Consolas" w:cs="Times New Roman"/>
+          <w:color w:val="333333"/>
+          <w:sz w:val="21"/>
+          <w:szCs w:val="21"/>
+          <w:lang w:val="en-NL"/>
+        </w:rPr>
+        <w:t xml:space="preserve"> </w:t>
+      </w:r>
+      <w:r>
+        <w:rPr>
+          <w:rFonts w:ascii="Consolas" w:eastAsia="Times New Roman" w:hAnsi="Consolas" w:cs="Times New Roman"/>
+          <w:color w:val="777777"/>
+          <w:sz w:val="21"/>
+          <w:szCs w:val="21"/>
+          <w:lang w:val="en-NL"/>
+        </w:rPr>
+        <w:t>{</w:t>
+      </w:r>
+    </w:p>
+    <w:p>
+      <w:pPr>
+        <w:shd w:val="clear" w:color="auto" w:fill="F5F5F5"/>
+        <w:spacing w:line="285" w:lineRule="atLeast"/>
+        <w:rPr>
+          <w:rFonts w:ascii="Consolas" w:eastAsia="Times New Roman" w:hAnsi="Consolas" w:cs="Times New Roman"/>
+          <w:color w:val="333333"/>
+          <w:sz w:val="21"/>
+          <w:szCs w:val="21"/>
+          <w:lang w:val="en-NL"/>
+        </w:rPr>
+      </w:pPr>
+      <w:r>
+        <w:rPr>
+          <w:rFonts w:ascii="Consolas" w:eastAsia="Times New Roman" w:hAnsi="Consolas" w:cs="Times New Roman"/>
+          <w:color w:val="333333"/>
+          <w:sz w:val="21"/>
+          <w:szCs w:val="21"/>
+          <w:lang w:val="en-NL"/>
+        </w:rPr>
+        <w:t xml:space="preserve">        </w:t>
+      </w:r>
+      <w:r>
+        <w:rPr>
+          <w:rFonts w:ascii="Consolas" w:eastAsia="Times New Roman" w:hAnsi="Consolas" w:cs="Times New Roman"/>
+          <w:color w:val="7A3E9D"/>
+          <w:sz w:val="21"/>
+          <w:szCs w:val="21"/>
+          <w:lang w:val="en-NL"/>
+        </w:rPr>
+        <w:t>z</w:t>
+      </w:r>
+      <w:r>
+        <w:rPr>
+          <w:rFonts w:ascii="Consolas" w:eastAsia="Times New Roman" w:hAnsi="Consolas" w:cs="Times New Roman"/>
+          <w:color w:val="333333"/>
+          <w:sz w:val="21"/>
+          <w:szCs w:val="21"/>
+          <w:lang w:val="en-NL"/>
+        </w:rPr>
+        <w:t xml:space="preserve"> </w:t>
+      </w:r>
+      <w:r>
+        <w:rPr>
+          <w:rFonts w:ascii="Consolas" w:eastAsia="Times New Roman" w:hAnsi="Consolas" w:cs="Times New Roman"/>
+          <w:b/>
+          <w:bCs/>
+          <w:color w:val="AA3731"/>
+          <w:sz w:val="21"/>
+          <w:szCs w:val="21"/>
+          <w:lang w:val="en-NL"/>
+        </w:rPr>
+        <w:t>=</w:t>
+      </w:r>
+      <w:r>
+        <w:rPr>
+          <w:rFonts w:ascii="Consolas" w:eastAsia="Times New Roman" w:hAnsi="Consolas" w:cs="Times New Roman"/>
+          <w:color w:val="333333"/>
+          <w:sz w:val="21"/>
+          <w:szCs w:val="21"/>
+          <w:lang w:val="en-NL"/>
+        </w:rPr>
+        <w:t xml:space="preserve"> </w:t>
+      </w:r>
+      <w:r>
+        <w:rPr>
+          <w:rFonts w:ascii="Consolas" w:eastAsia="Times New Roman" w:hAnsi="Consolas" w:cs="Times New Roman"/>
+          <w:color w:val="7A3E9D"/>
+          <w:sz w:val="21"/>
+          <w:szCs w:val="21"/>
+          <w:lang w:val="en-NL"/>
+        </w:rPr>
+        <w:t>z</w:t>
+      </w:r>
+      <w:r>
+        <w:rPr>
+          <w:rFonts w:ascii="Consolas" w:eastAsia="Times New Roman" w:hAnsi="Consolas" w:cs="Times New Roman"/>
+          <w:b/>
+          <w:bCs/>
+          <w:color w:val="AA3731"/>
+          <w:sz w:val="21"/>
+          <w:szCs w:val="21"/>
+          <w:lang w:val="en-NL"/>
+        </w:rPr>
+        <w:t>*</w:t>
+      </w:r>
+      <w:r>
+        <w:rPr>
+          <w:rFonts w:ascii="Consolas" w:eastAsia="Times New Roman" w:hAnsi="Consolas" w:cs="Times New Roman"/>
+          <w:color w:val="7A3E9D"/>
+          <w:sz w:val="21"/>
+          <w:szCs w:val="21"/>
+          <w:lang w:val="en-NL"/>
+        </w:rPr>
+        <w:t>z</w:t>
+      </w:r>
+      <w:r>
+        <w:rPr>
+          <w:rFonts w:ascii="Consolas" w:eastAsia="Times New Roman" w:hAnsi="Consolas" w:cs="Times New Roman"/>
+          <w:color w:val="333333"/>
+          <w:sz w:val="21"/>
+          <w:szCs w:val="21"/>
+          <w:lang w:val="en-NL"/>
+        </w:rPr>
+        <w:t xml:space="preserve"> </w:t>
+      </w:r>
+      <w:r>
+        <w:rPr>
+          <w:rFonts w:ascii="Consolas" w:eastAsia="Times New Roman" w:hAnsi="Consolas" w:cs="Times New Roman"/>
+          <w:b/>
+          <w:bCs/>
+          <w:color w:val="AA3731"/>
+          <w:sz w:val="21"/>
+          <w:szCs w:val="21"/>
+          <w:lang w:val="en-NL"/>
+        </w:rPr>
+        <w:t>+</w:t>
+      </w:r>
+      <w:r>
+        <w:rPr>
+          <w:rFonts w:ascii="Consolas" w:eastAsia="Times New Roman" w:hAnsi="Consolas" w:cs="Times New Roman"/>
+          <w:color w:val="333333"/>
+          <w:sz w:val="21"/>
+          <w:szCs w:val="21"/>
+          <w:lang w:val="en-NL"/>
+        </w:rPr>
+        <w:t xml:space="preserve"> </w:t>
+      </w:r>
+      <w:r>
+        <w:rPr>
+          <w:rFonts w:ascii="Consolas" w:eastAsia="Times New Roman" w:hAnsi="Consolas" w:cs="Times New Roman"/>
+          <w:color w:val="7A3E9D"/>
+          <w:sz w:val="21"/>
+          <w:szCs w:val="21"/>
+          <w:lang w:val="en-NL"/>
+        </w:rPr>
+        <w:t>c</w:t>
+      </w:r>
+      <w:r>
+        <w:rPr>
+          <w:rFonts w:ascii="Consolas" w:eastAsia="Times New Roman" w:hAnsi="Consolas" w:cs="Times New Roman"/>
+          <w:color w:val="777777"/>
+          <w:sz w:val="21"/>
+          <w:szCs w:val="21"/>
+          <w:lang w:val="en-NL"/>
+        </w:rPr>
+        <w:t>;</w:t>
+      </w:r>
+    </w:p>
+    <w:p>
+      <w:pPr>
+        <w:shd w:val="clear" w:color="auto" w:fill="F5F5F5"/>
+        <w:spacing w:line="285" w:lineRule="atLeast"/>
+        <w:rPr>
+          <w:rFonts w:ascii="Consolas" w:eastAsia="Times New Roman" w:hAnsi="Consolas" w:cs="Times New Roman"/>
+          <w:color w:val="333333"/>
+          <w:sz w:val="21"/>
+          <w:szCs w:val="21"/>
+          <w:lang w:val="en-NL"/>
+        </w:rPr>
+      </w:pPr>
+      <w:r>
+        <w:rPr>
+          <w:rFonts w:ascii="Consolas" w:eastAsia="Times New Roman" w:hAnsi="Consolas" w:cs="Times New Roman"/>
+          <w:color w:val="333333"/>
+          <w:sz w:val="21"/>
+          <w:szCs w:val="21"/>
+          <w:lang w:val="en-NL"/>
+        </w:rPr>
+        <w:t xml:space="preserve">        </w:t>
+      </w:r>
+      <w:r>
+        <w:rPr>
+          <w:rFonts w:ascii="Consolas" w:eastAsia="Times New Roman" w:hAnsi="Consolas" w:cs="Times New Roman"/>
+          <w:color w:val="7A3E9D"/>
+          <w:sz w:val="21"/>
+          <w:szCs w:val="21"/>
+          <w:lang w:val="en-NL"/>
+        </w:rPr>
+        <w:t>iter</w:t>
+      </w:r>
+      <w:r>
+        <w:rPr>
+          <w:rFonts w:ascii="Consolas" w:eastAsia="Times New Roman" w:hAnsi="Consolas" w:cs="Times New Roman"/>
+          <w:color w:val="777777"/>
+          <w:sz w:val="21"/>
+          <w:szCs w:val="21"/>
+          <w:lang w:val="en-NL"/>
+        </w:rPr>
+        <w:t>++;</w:t>
+      </w:r>
+    </w:p>
+    <w:p>
+      <w:pPr>
+        <w:shd w:val="clear" w:color="auto" w:fill="F5F5F5"/>
+        <w:spacing w:line="285" w:lineRule="atLeast"/>
+        <w:rPr>
+          <w:rFonts w:ascii="Consolas" w:eastAsia="Times New Roman" w:hAnsi="Consolas" w:cs="Times New Roman"/>
+          <w:color w:val="333333"/>
+          <w:sz w:val="21"/>
+          <w:szCs w:val="21"/>
+          <w:lang w:val="en-NL"/>
+        </w:rPr>
+      </w:pPr>
+      <w:r>
+        <w:rPr>
+          <w:rFonts w:ascii="Consolas" w:eastAsia="Times New Roman" w:hAnsi="Consolas" w:cs="Times New Roman"/>
+          <w:color w:val="333333"/>
+          <w:sz w:val="21"/>
+          <w:szCs w:val="21"/>
+          <w:lang w:val="en-NL"/>
+        </w:rPr>
+        <w:t xml:space="preserve">      </w:t>
+      </w:r>
+      <w:r>
+        <w:rPr>
+          <w:rFonts w:ascii="Consolas" w:eastAsia="Times New Roman" w:hAnsi="Consolas" w:cs="Times New Roman"/>
+          <w:color w:val="777777"/>
+          <w:sz w:val="21"/>
+          <w:szCs w:val="21"/>
+          <w:lang w:val="en-NL"/>
+        </w:rPr>
+        <w:t>}</w:t>
+      </w:r>
+    </w:p>
+    <w:p>
+      <w:pPr>
+        <w:rPr>
+          <w:sz w:val="20"/>
+          <w:szCs w:val="20"/>
+        </w:rPr>
+      </w:pPr>
+      <w:r>
+        <w:rPr>
+          <w:sz w:val="20"/>
+          <w:szCs w:val="20"/>
+        </w:rPr>
+        <w:t xml:space="preserve">Dit komt vooral omdat de loop afhankelijk is van zijn vorige resultaat, het is niet mogelijk de volgende loop te starten zonder het resultaat van de vorige. Daarbuiten is een onbekend bereik van de while </w:t>
+      </w:r>
+      <w:r>
+        <w:rPr>
+          <w:sz w:val="20"/>
+          <w:szCs w:val="20"/>
+        </w:rPr>
+        <w:lastRenderedPageBreak/>
+        <w:t xml:space="preserve">loop ook niet geschikt doordat OpenMP het werk niet eerlijk kan verdelen als het niet weet </w:t>
+      </w:r>
+      <w:r>
+        <w:rPr>
+          <w:sz w:val="20"/>
+          <w:szCs w:val="20"/>
+        </w:rPr>
+        <w:t>hoelang</w:t>
+      </w:r>
+      <w:r>
+        <w:rPr>
+          <w:sz w:val="20"/>
+          <w:szCs w:val="20"/>
+        </w:rPr>
+        <w:t xml:space="preserve"> de loop duurt.</w:t>
+      </w:r>
+    </w:p>
+    <w:p>
+      <w:pPr>
+        <w:rPr>
+          <w:sz w:val="20"/>
+          <w:szCs w:val="20"/>
+        </w:rPr>
+      </w:pPr>
+    </w:p>
+    <w:p>
+      <w:pPr>
+        <w:rPr>
+          <w:b/>
+          <w:bCs/>
+          <w:sz w:val="20"/>
+          <w:szCs w:val="20"/>
+        </w:rPr>
+      </w:pPr>
+      <w:r>
+        <w:rPr>
+          <w:b/>
+          <w:bCs/>
+          <w:sz w:val="20"/>
+          <w:szCs w:val="20"/>
+        </w:rPr>
+        <w:t>Gemaakte keuzes en afwegingen.</w:t>
+      </w:r>
+    </w:p>
+    <w:p>
+      <w:pPr>
+        <w:rPr>
+          <w:sz w:val="20"/>
+          <w:szCs w:val="20"/>
+        </w:rPr>
+      </w:pPr>
+      <w:r>
+        <w:rPr>
+          <w:sz w:val="20"/>
+          <w:szCs w:val="20"/>
+        </w:rPr>
+        <w:t xml:space="preserve">In de bovenstaande bladzijde zijn mijn gemaakte keuzes al onderbouwd. Ik ga wel nog timing data en scheduling toevoegen voor verschillende aantal cores en neem je mee door dit proces. </w:t>
+      </w:r>
+    </w:p>
+    <w:p>
+      <w:pPr>
+        <w:rPr>
+          <w:sz w:val="20"/>
+          <w:szCs w:val="20"/>
+        </w:rPr>
+      </w:pPr>
+      <w:r>
+        <w:rPr>
+          <w:sz w:val="20"/>
+          <w:szCs w:val="20"/>
+        </w:rPr>
+        <w:t>Allereerst een baseline meting door OpenMP weg te halen en het aantal cores op 1 te zetten.</w:t>
+      </w:r>
     </w:p>
     <w:p>
       <w:pPr>
@@ -4553,6 +5196,74 @@
       <w:contextualSpacing/>
     </w:pPr>
   </w:style>
+  <w:style w:type="character" w:styleId="CommentReference">
+    <w:name w:val="annotation reference"/>
+    <w:basedOn w:val="DefaultParagraphFont"/>
+    <w:uiPriority w:val="99"/>
+    <w:semiHidden/>
+    <w:unhideWhenUsed/>
+    <w:rsid w:val="00544309"/>
+    <w:rPr>
+      <w:sz w:val="16"/>
+      <w:szCs w:val="16"/>
+    </w:rPr>
+  </w:style>
+  <w:style w:type="paragraph" w:styleId="CommentText">
+    <w:name w:val="annotation text"/>
+    <w:basedOn w:val="Normal"/>
+    <w:link w:val="CommentTextChar"/>
+    <w:uiPriority w:val="99"/>
+    <w:unhideWhenUsed/>
+    <w:rsid w:val="00544309"/>
+    <w:pPr>
+      <w:spacing w:line="240" w:lineRule="auto"/>
+    </w:pPr>
+    <w:rPr>
+      <w:sz w:val="20"/>
+      <w:szCs w:val="20"/>
+    </w:rPr>
+  </w:style>
+  <w:style w:type="character" w:customStyle="1" w:styleId="CommentTextChar">
+    <w:name w:val="Comment Text Char"/>
+    <w:basedOn w:val="DefaultParagraphFont"/>
+    <w:link w:val="CommentText"/>
+    <w:uiPriority w:val="99"/>
+    <w:rsid w:val="00544309"/>
+    <w:rPr>
+      <w:sz w:val="20"/>
+      <w:szCs w:val="20"/>
+      <w:lang w:val="nl-NL"/>
+    </w:rPr>
+  </w:style>
+  <w:style w:type="paragraph" w:styleId="CommentSubject">
+    <w:name w:val="annotation subject"/>
+    <w:basedOn w:val="CommentText"/>
+    <w:next w:val="CommentText"/>
+    <w:link w:val="CommentSubjectChar"/>
+    <w:uiPriority w:val="99"/>
+    <w:semiHidden/>
+    <w:unhideWhenUsed/>
+    <w:rsid w:val="00544309"/>
+    <w:rPr>
+      <w:b/>
+      <w:bCs/>
+    </w:rPr>
+  </w:style>
+  <w:style w:type="character" w:customStyle="1" w:styleId="CommentSubjectChar">
+    <w:name w:val="Comment Subject Char"/>
+    <w:basedOn w:val="CommentTextChar"/>
+    <w:link w:val="CommentSubject"/>
+    <w:uiPriority w:val="99"/>
+    <w:semiHidden/>
+    <w:rsid w:val="00544309"/>
+    <w:rPr>
+      <w:b/>
+      <w:bCs/>
+      <w:sz w:val="20"/>
+      <w:szCs w:val="20"/>
+      <w:lang w:val="nl-NL"/>
+    </w:rPr>
+  </w:style>
 </w:styles>
 </file>
 

--- a/Verslag Julia Set.docx
+++ b/Verslag Julia Set.docx
@@ -374,6 +374,28 @@
         </w:rPr>
         <w:t>geeft aan dat de parallellisatie over beide assen loops gaat.</w:t>
       </w:r>
+      <w:r>
+        <w:rPr>
+          <w:sz w:val="20"/>
+          <w:szCs w:val="20"/>
+        </w:rPr>
+        <w:t xml:space="preserve"> </w:t>
+      </w:r>
+      <w:r>
+        <w:rPr>
+          <w:rFonts w:ascii="Consolas" w:hAnsi="Consolas"/>
+          <w:sz w:val="20"/>
+          <w:szCs w:val="20"/>
+        </w:rPr>
+        <w:t>Schedule (dynamic)</w:t>
+      </w:r>
+      <w:r>
+        <w:rPr>
+          <w:sz w:val="20"/>
+          <w:szCs w:val="20"/>
+        </w:rPr>
+        <w:t xml:space="preserve"> zorgt ervoor dat het werk dynamisch wordt verdeeld wat inhoudt dat als een deel klaar is het automatisch helpt met de resterende workload. </w:t>
+      </w:r>
     </w:p>
     <w:p>
       <w:pPr>
@@ -507,13 +529,13 @@
           <w:noProof/>
         </w:rPr>
         <w:drawing>
-          <wp:anchor distT="0" distB="0" distL="114300" distR="114300" simplePos="0" relativeHeight="251658240" behindDoc="0" locked="0" layoutInCell="1" allowOverlap="1" wp14:anchorId="5F41AF9B" wp14:editId="10493EC8">
+          <wp:anchor distT="0" distB="0" distL="114300" distR="114300" simplePos="0" relativeHeight="251658240" behindDoc="0" locked="0" layoutInCell="1" allowOverlap="1" wp14:anchorId="5F41AF9B" wp14:editId="55D3A88D">
             <wp:simplePos x="0" y="0"/>
             <wp:positionH relativeFrom="margin">
-              <wp:align>right</wp:align>
+              <wp:posOffset>2824001</wp:posOffset>
             </wp:positionH>
             <wp:positionV relativeFrom="page">
-              <wp:posOffset>5657263</wp:posOffset>
+              <wp:posOffset>6105789</wp:posOffset>
             </wp:positionV>
             <wp:extent cx="2883535" cy="2656840"/>
             <wp:effectExtent l="0" t="0" r="0" b="0"/>
@@ -1011,6 +1033,7 @@
           <w:szCs w:val="20"/>
           <w:lang w:val="en-NL"/>
         </w:rPr>
+        <w:lastRenderedPageBreak/>
         <w:t>Bereik van een chunk</w:t>
       </w:r>
     </w:p>
@@ -1418,7 +1441,6 @@
           <w:szCs w:val="20"/>
           <w:lang w:val="en-NL"/>
         </w:rPr>
-        <w:lastRenderedPageBreak/>
         <w:t>Frames per chunk laden</w:t>
       </w:r>
     </w:p>
@@ -4202,15 +4224,8 @@
           <w:sz w:val="20"/>
           <w:szCs w:val="20"/>
         </w:rPr>
-        <w:t xml:space="preserve">Dit komt vooral omdat de loop afhankelijk is van zijn vorige resultaat, het is niet mogelijk de volgende loop te starten zonder het resultaat van de vorige. Daarbuiten is een onbekend bereik van de while </w:t>
-      </w:r>
-      <w:r>
-        <w:rPr>
-          <w:sz w:val="20"/>
-          <w:szCs w:val="20"/>
-        </w:rPr>
         <w:lastRenderedPageBreak/>
-        <w:t xml:space="preserve">loop ook niet geschikt doordat OpenMP het werk niet eerlijk kan verdelen als het niet weet </w:t>
+        <w:t xml:space="preserve">Dit komt vooral omdat de loop afhankelijk is van zijn vorige resultaat, het is niet mogelijk de volgende loop te starten zonder het resultaat van de vorige. Daarbuiten is een onbekend bereik van de while loop ook niet geschikt doordat OpenMP het werk niet eerlijk kan verdelen als het niet weet </w:t>
       </w:r>
       <w:r>
         <w:rPr>
@@ -4266,39 +4281,1914 @@
           <w:sz w:val="20"/>
           <w:szCs w:val="20"/>
         </w:rPr>
-        <w:t xml:space="preserve">In de bovenstaande bladzijde zijn mijn gemaakte keuzes al onderbouwd. Ik ga wel nog timing data en scheduling toevoegen voor verschillende aantal cores en neem je mee door dit proces. </w:t>
-      </w:r>
-    </w:p>
-    <w:p>
-      <w:pPr>
-        <w:rPr>
-          <w:sz w:val="20"/>
-          <w:szCs w:val="20"/>
-        </w:rPr>
-      </w:pPr>
-      <w:r>
-        <w:rPr>
-          <w:sz w:val="20"/>
-          <w:szCs w:val="20"/>
-        </w:rPr>
-        <w:t>Allereerst een baseline meting door OpenMP weg te halen en het aantal cores op 1 te zetten.</w:t>
-      </w:r>
-    </w:p>
-    <w:p>
-      <w:pPr>
-        <w:rPr>
-          <w:sz w:val="20"/>
-          <w:szCs w:val="20"/>
-        </w:rPr>
-      </w:pPr>
-    </w:p>
-    <w:p>
-      <w:pPr>
-        <w:rPr>
-          <w:sz w:val="20"/>
-          <w:szCs w:val="20"/>
-        </w:rPr>
-      </w:pPr>
+        <w:t xml:space="preserve">In de bovenstaande bladzijde zijn mijn gemaakte keuzes al onderbouwd. Ik ga wel nog timing data toevoegen voor verschillende aantal cores en neem je mee door dit proces. </w:t>
+      </w:r>
+    </w:p>
+    <w:p>
+      <w:pPr>
+        <w:rPr>
+          <w:sz w:val="20"/>
+          <w:szCs w:val="20"/>
+        </w:rPr>
+      </w:pPr>
+      <w:r>
+        <w:rPr>
+          <w:sz w:val="20"/>
+          <w:szCs w:val="20"/>
+        </w:rPr>
+        <w:t>Voor de metingen zijn alle beschikbare cores (1 t/m 6) met en zonder OpenMP te getest.</w:t>
+      </w:r>
+    </w:p>
+    <w:p>
+      <w:pPr>
+        <w:rPr>
+          <w:i/>
+          <w:iCs/>
+          <w:sz w:val="20"/>
+          <w:szCs w:val="20"/>
+        </w:rPr>
+      </w:pPr>
+      <w:r>
+        <w:rPr>
+          <w:i/>
+          <w:iCs/>
+          <w:sz w:val="20"/>
+          <w:szCs w:val="20"/>
+        </w:rPr>
+        <w:t>Data:</w:t>
+      </w:r>
+    </w:p>
+    <w:tbl>
+      <w:tblPr>
+        <w:tblW w:w="4725" w:type="dxa"/>
+        <w:tblLook w:val="04A0" w:firstRow="1" w:lastRow="0" w:firstColumn="1" w:lastColumn="0" w:noHBand="0" w:noVBand="1"/>
+      </w:tblPr>
+      <w:tblGrid>
+        <w:gridCol w:w="1220"/>
+        <w:gridCol w:w="1005"/>
+        <w:gridCol w:w="1320"/>
+        <w:gridCol w:w="1180"/>
+      </w:tblGrid>
+      <w:tr>
+        <w:trPr>
+          <w:trHeight w:val="300"/>
+        </w:trPr>
+        <w:tc>
+          <w:tcPr>
+            <w:tcW w:w="1220" w:type="dxa"/>
+            <w:tcBorders>
+              <w:top w:val="nil"/>
+              <w:left w:val="nil"/>
+              <w:bottom w:val="nil"/>
+              <w:right w:val="nil"/>
+            </w:tcBorders>
+            <w:noWrap/>
+            <w:vAlign w:val="bottom"/>
+            <w:hideMark/>
+          </w:tcPr>
+          <w:p>
+            <w:pPr>
+              <w:spacing w:line="240" w:lineRule="auto"/>
+              <w:rPr>
+                <w:rFonts w:ascii="Calibri" w:eastAsia="Times New Roman" w:hAnsi="Calibri" w:cs="Calibri"/>
+                <w:color w:val="000000"/>
+                <w:lang w:val="en-NL"/>
+              </w:rPr>
+            </w:pPr>
+            <w:r>
+              <w:rPr>
+                <w:rFonts w:ascii="Calibri" w:eastAsia="Times New Roman" w:hAnsi="Calibri" w:cs="Calibri"/>
+                <w:color w:val="000000"/>
+                <w:lang w:val="en-NL"/>
+              </w:rPr>
+              <w:t>aantal cores</w:t>
+            </w:r>
+          </w:p>
+        </w:tc>
+        <w:tc>
+          <w:tcPr>
+            <w:tcW w:w="1005" w:type="dxa"/>
+            <w:tcBorders>
+              <w:top w:val="nil"/>
+              <w:left w:val="nil"/>
+              <w:bottom w:val="nil"/>
+              <w:right w:val="nil"/>
+            </w:tcBorders>
+            <w:noWrap/>
+            <w:vAlign w:val="bottom"/>
+            <w:hideMark/>
+          </w:tcPr>
+          <w:p>
+            <w:pPr>
+              <w:spacing w:line="240" w:lineRule="auto"/>
+              <w:rPr>
+                <w:rFonts w:ascii="Calibri" w:eastAsia="Times New Roman" w:hAnsi="Calibri" w:cs="Calibri"/>
+                <w:color w:val="000000"/>
+                <w:lang w:val="en-NL"/>
+              </w:rPr>
+            </w:pPr>
+            <w:r>
+              <w:rPr>
+                <w:rFonts w:ascii="Calibri" w:eastAsia="Times New Roman" w:hAnsi="Calibri" w:cs="Calibri"/>
+                <w:color w:val="000000"/>
+                <w:lang w:val="en-NL"/>
+              </w:rPr>
+              <w:t>OpenMP</w:t>
+            </w:r>
+          </w:p>
+        </w:tc>
+        <w:tc>
+          <w:tcPr>
+            <w:tcW w:w="1320" w:type="dxa"/>
+            <w:tcBorders>
+              <w:top w:val="nil"/>
+              <w:left w:val="nil"/>
+              <w:bottom w:val="nil"/>
+              <w:right w:val="nil"/>
+            </w:tcBorders>
+            <w:noWrap/>
+            <w:vAlign w:val="bottom"/>
+            <w:hideMark/>
+          </w:tcPr>
+          <w:p>
+            <w:pPr>
+              <w:spacing w:line="240" w:lineRule="auto"/>
+              <w:rPr>
+                <w:rFonts w:ascii="Calibri" w:eastAsia="Times New Roman" w:hAnsi="Calibri" w:cs="Calibri"/>
+                <w:color w:val="000000"/>
+                <w:lang w:val="en-NL"/>
+              </w:rPr>
+            </w:pPr>
+            <w:r>
+              <w:rPr>
+                <w:rFonts w:ascii="Calibri" w:eastAsia="Times New Roman" w:hAnsi="Calibri" w:cs="Calibri"/>
+                <w:color w:val="000000"/>
+                <w:lang w:val="en-NL"/>
+              </w:rPr>
+              <w:t>tijd totaal</w:t>
+            </w:r>
+          </w:p>
+        </w:tc>
+        <w:tc>
+          <w:tcPr>
+            <w:tcW w:w="1180" w:type="dxa"/>
+            <w:tcBorders>
+              <w:top w:val="nil"/>
+              <w:left w:val="nil"/>
+              <w:bottom w:val="nil"/>
+              <w:right w:val="nil"/>
+            </w:tcBorders>
+            <w:noWrap/>
+            <w:vAlign w:val="bottom"/>
+            <w:hideMark/>
+          </w:tcPr>
+          <w:p>
+            <w:pPr>
+              <w:spacing w:line="240" w:lineRule="auto"/>
+              <w:rPr>
+                <w:rFonts w:ascii="Calibri" w:eastAsia="Times New Roman" w:hAnsi="Calibri" w:cs="Calibri"/>
+                <w:color w:val="000000"/>
+                <w:lang w:val="en-NL"/>
+              </w:rPr>
+            </w:pPr>
+            <w:r>
+              <w:rPr>
+                <w:rFonts w:ascii="Calibri" w:eastAsia="Times New Roman" w:hAnsi="Calibri" w:cs="Calibri"/>
+                <w:color w:val="000000"/>
+                <w:lang w:val="en-NL"/>
+              </w:rPr>
+              <w:t>redering time</w:t>
+            </w:r>
+          </w:p>
+        </w:tc>
+      </w:tr>
+      <w:tr>
+        <w:trPr>
+          <w:trHeight w:val="300"/>
+        </w:trPr>
+        <w:tc>
+          <w:tcPr>
+            <w:tcW w:w="1220" w:type="dxa"/>
+            <w:tcBorders>
+              <w:top w:val="nil"/>
+              <w:left w:val="nil"/>
+              <w:bottom w:val="nil"/>
+              <w:right w:val="nil"/>
+            </w:tcBorders>
+            <w:noWrap/>
+            <w:vAlign w:val="bottom"/>
+            <w:hideMark/>
+          </w:tcPr>
+          <w:p>
+            <w:pPr>
+              <w:spacing w:line="240" w:lineRule="auto"/>
+              <w:jc w:val="right"/>
+              <w:rPr>
+                <w:rFonts w:ascii="Calibri" w:eastAsia="Times New Roman" w:hAnsi="Calibri" w:cs="Calibri"/>
+                <w:color w:val="000000"/>
+                <w:lang w:val="en-NL"/>
+              </w:rPr>
+            </w:pPr>
+            <w:r>
+              <w:rPr>
+                <w:rFonts w:ascii="Calibri" w:eastAsia="Times New Roman" w:hAnsi="Calibri" w:cs="Calibri"/>
+                <w:color w:val="000000"/>
+                <w:lang w:val="en-NL"/>
+              </w:rPr>
+              <w:t>1</w:t>
+            </w:r>
+          </w:p>
+        </w:tc>
+        <w:tc>
+          <w:tcPr>
+            <w:tcW w:w="1005" w:type="dxa"/>
+            <w:tcBorders>
+              <w:top w:val="nil"/>
+              <w:left w:val="nil"/>
+              <w:bottom w:val="nil"/>
+              <w:right w:val="nil"/>
+            </w:tcBorders>
+            <w:noWrap/>
+            <w:vAlign w:val="bottom"/>
+            <w:hideMark/>
+          </w:tcPr>
+          <w:p>
+            <w:pPr>
+              <w:spacing w:line="240" w:lineRule="auto"/>
+              <w:jc w:val="center"/>
+              <w:rPr>
+                <w:rFonts w:ascii="Calibri" w:eastAsia="Times New Roman" w:hAnsi="Calibri" w:cs="Calibri"/>
+                <w:color w:val="000000"/>
+                <w:lang w:val="en-NL"/>
+              </w:rPr>
+            </w:pPr>
+            <w:r>
+              <w:rPr>
+                <w:rFonts w:ascii="Calibri" w:eastAsia="Times New Roman" w:hAnsi="Calibri" w:cs="Calibri"/>
+                <w:color w:val="000000"/>
+                <w:lang w:val="en-NL"/>
+              </w:rPr>
+              <w:t>FALSE</w:t>
+            </w:r>
+          </w:p>
+        </w:tc>
+        <w:tc>
+          <w:tcPr>
+            <w:tcW w:w="1320" w:type="dxa"/>
+            <w:tcBorders>
+              <w:top w:val="nil"/>
+              <w:left w:val="nil"/>
+              <w:bottom w:val="nil"/>
+              <w:right w:val="nil"/>
+            </w:tcBorders>
+            <w:noWrap/>
+            <w:vAlign w:val="bottom"/>
+            <w:hideMark/>
+          </w:tcPr>
+          <w:p>
+            <w:pPr>
+              <w:spacing w:line="240" w:lineRule="auto"/>
+              <w:jc w:val="right"/>
+              <w:rPr>
+                <w:rFonts w:ascii="Calibri" w:eastAsia="Times New Roman" w:hAnsi="Calibri" w:cs="Calibri"/>
+                <w:color w:val="000000"/>
+                <w:lang w:val="en-NL"/>
+              </w:rPr>
+            </w:pPr>
+            <w:r>
+              <w:rPr>
+                <w:rFonts w:ascii="Calibri" w:eastAsia="Times New Roman" w:hAnsi="Calibri" w:cs="Calibri"/>
+                <w:color w:val="000000"/>
+                <w:lang w:val="en-NL"/>
+              </w:rPr>
+              <w:t>13,7813</w:t>
+            </w:r>
+          </w:p>
+        </w:tc>
+        <w:tc>
+          <w:tcPr>
+            <w:tcW w:w="1180" w:type="dxa"/>
+            <w:tcBorders>
+              <w:top w:val="nil"/>
+              <w:left w:val="nil"/>
+              <w:bottom w:val="nil"/>
+              <w:right w:val="nil"/>
+            </w:tcBorders>
+            <w:noWrap/>
+            <w:vAlign w:val="bottom"/>
+            <w:hideMark/>
+          </w:tcPr>
+          <w:p>
+            <w:pPr>
+              <w:spacing w:line="240" w:lineRule="auto"/>
+              <w:jc w:val="right"/>
+              <w:rPr>
+                <w:rFonts w:ascii="Calibri" w:eastAsia="Times New Roman" w:hAnsi="Calibri" w:cs="Calibri"/>
+                <w:color w:val="000000"/>
+                <w:lang w:val="en-NL"/>
+              </w:rPr>
+            </w:pPr>
+            <w:r>
+              <w:rPr>
+                <w:rFonts w:ascii="Calibri" w:eastAsia="Times New Roman" w:hAnsi="Calibri" w:cs="Calibri"/>
+                <w:color w:val="000000"/>
+                <w:lang w:val="en-NL"/>
+              </w:rPr>
+              <w:t>11,0984</w:t>
+            </w:r>
+          </w:p>
+        </w:tc>
+      </w:tr>
+      <w:tr>
+        <w:trPr>
+          <w:trHeight w:val="300"/>
+        </w:trPr>
+        <w:tc>
+          <w:tcPr>
+            <w:tcW w:w="1220" w:type="dxa"/>
+            <w:tcBorders>
+              <w:top w:val="nil"/>
+              <w:left w:val="nil"/>
+              <w:bottom w:val="nil"/>
+              <w:right w:val="nil"/>
+            </w:tcBorders>
+            <w:noWrap/>
+            <w:vAlign w:val="bottom"/>
+            <w:hideMark/>
+          </w:tcPr>
+          <w:p>
+            <w:pPr>
+              <w:spacing w:line="240" w:lineRule="auto"/>
+              <w:jc w:val="right"/>
+              <w:rPr>
+                <w:rFonts w:ascii="Calibri" w:eastAsia="Times New Roman" w:hAnsi="Calibri" w:cs="Calibri"/>
+                <w:color w:val="000000"/>
+                <w:lang w:val="en-NL"/>
+              </w:rPr>
+            </w:pPr>
+            <w:r>
+              <w:rPr>
+                <w:rFonts w:ascii="Calibri" w:eastAsia="Times New Roman" w:hAnsi="Calibri" w:cs="Calibri"/>
+                <w:color w:val="000000"/>
+                <w:lang w:val="en-NL"/>
+              </w:rPr>
+              <w:t>1</w:t>
+            </w:r>
+          </w:p>
+        </w:tc>
+        <w:tc>
+          <w:tcPr>
+            <w:tcW w:w="1005" w:type="dxa"/>
+            <w:tcBorders>
+              <w:top w:val="nil"/>
+              <w:left w:val="nil"/>
+              <w:bottom w:val="nil"/>
+              <w:right w:val="nil"/>
+            </w:tcBorders>
+            <w:noWrap/>
+            <w:vAlign w:val="bottom"/>
+            <w:hideMark/>
+          </w:tcPr>
+          <w:p>
+            <w:pPr>
+              <w:spacing w:line="240" w:lineRule="auto"/>
+              <w:jc w:val="center"/>
+              <w:rPr>
+                <w:rFonts w:ascii="Calibri" w:eastAsia="Times New Roman" w:hAnsi="Calibri" w:cs="Calibri"/>
+                <w:color w:val="000000"/>
+                <w:lang w:val="en-NL"/>
+              </w:rPr>
+            </w:pPr>
+            <w:r>
+              <w:rPr>
+                <w:rFonts w:ascii="Calibri" w:eastAsia="Times New Roman" w:hAnsi="Calibri" w:cs="Calibri"/>
+                <w:color w:val="000000"/>
+                <w:lang w:val="en-NL"/>
+              </w:rPr>
+              <w:t>TRUE</w:t>
+            </w:r>
+          </w:p>
+        </w:tc>
+        <w:tc>
+          <w:tcPr>
+            <w:tcW w:w="1320" w:type="dxa"/>
+            <w:tcBorders>
+              <w:top w:val="nil"/>
+              <w:left w:val="nil"/>
+              <w:bottom w:val="nil"/>
+              <w:right w:val="nil"/>
+            </w:tcBorders>
+            <w:noWrap/>
+            <w:vAlign w:val="bottom"/>
+            <w:hideMark/>
+          </w:tcPr>
+          <w:p>
+            <w:pPr>
+              <w:spacing w:line="240" w:lineRule="auto"/>
+              <w:jc w:val="right"/>
+              <w:rPr>
+                <w:rFonts w:ascii="Calibri" w:eastAsia="Times New Roman" w:hAnsi="Calibri" w:cs="Calibri"/>
+                <w:color w:val="000000"/>
+                <w:lang w:val="en-NL"/>
+              </w:rPr>
+            </w:pPr>
+            <w:r>
+              <w:rPr>
+                <w:rFonts w:ascii="Calibri" w:eastAsia="Times New Roman" w:hAnsi="Calibri" w:cs="Calibri"/>
+                <w:color w:val="000000"/>
+                <w:lang w:val="en-NL"/>
+              </w:rPr>
+              <w:t>13,4933</w:t>
+            </w:r>
+          </w:p>
+        </w:tc>
+        <w:tc>
+          <w:tcPr>
+            <w:tcW w:w="1180" w:type="dxa"/>
+            <w:tcBorders>
+              <w:top w:val="nil"/>
+              <w:left w:val="nil"/>
+              <w:bottom w:val="nil"/>
+              <w:right w:val="nil"/>
+            </w:tcBorders>
+            <w:noWrap/>
+            <w:vAlign w:val="bottom"/>
+            <w:hideMark/>
+          </w:tcPr>
+          <w:p>
+            <w:pPr>
+              <w:spacing w:line="240" w:lineRule="auto"/>
+              <w:jc w:val="right"/>
+              <w:rPr>
+                <w:rFonts w:ascii="Calibri" w:eastAsia="Times New Roman" w:hAnsi="Calibri" w:cs="Calibri"/>
+                <w:color w:val="000000"/>
+                <w:lang w:val="en-NL"/>
+              </w:rPr>
+            </w:pPr>
+            <w:r>
+              <w:rPr>
+                <w:rFonts w:ascii="Calibri" w:eastAsia="Times New Roman" w:hAnsi="Calibri" w:cs="Calibri"/>
+                <w:color w:val="000000"/>
+                <w:lang w:val="en-NL"/>
+              </w:rPr>
+              <w:t>10,8154</w:t>
+            </w:r>
+          </w:p>
+        </w:tc>
+      </w:tr>
+      <w:tr>
+        <w:trPr>
+          <w:trHeight w:val="300"/>
+        </w:trPr>
+        <w:tc>
+          <w:tcPr>
+            <w:tcW w:w="1220" w:type="dxa"/>
+            <w:tcBorders>
+              <w:top w:val="nil"/>
+              <w:left w:val="nil"/>
+              <w:bottom w:val="nil"/>
+              <w:right w:val="nil"/>
+            </w:tcBorders>
+            <w:noWrap/>
+            <w:vAlign w:val="bottom"/>
+            <w:hideMark/>
+          </w:tcPr>
+          <w:p>
+            <w:pPr>
+              <w:spacing w:line="240" w:lineRule="auto"/>
+              <w:jc w:val="right"/>
+              <w:rPr>
+                <w:rFonts w:ascii="Calibri" w:eastAsia="Times New Roman" w:hAnsi="Calibri" w:cs="Calibri"/>
+                <w:color w:val="000000"/>
+                <w:lang w:val="en-NL"/>
+              </w:rPr>
+            </w:pPr>
+            <w:r>
+              <w:rPr>
+                <w:rFonts w:ascii="Calibri" w:eastAsia="Times New Roman" w:hAnsi="Calibri" w:cs="Calibri"/>
+                <w:color w:val="000000"/>
+                <w:lang w:val="en-NL"/>
+              </w:rPr>
+              <w:t>2</w:t>
+            </w:r>
+          </w:p>
+        </w:tc>
+        <w:tc>
+          <w:tcPr>
+            <w:tcW w:w="1005" w:type="dxa"/>
+            <w:tcBorders>
+              <w:top w:val="nil"/>
+              <w:left w:val="nil"/>
+              <w:bottom w:val="nil"/>
+              <w:right w:val="nil"/>
+            </w:tcBorders>
+            <w:noWrap/>
+            <w:vAlign w:val="bottom"/>
+            <w:hideMark/>
+          </w:tcPr>
+          <w:p>
+            <w:pPr>
+              <w:spacing w:line="240" w:lineRule="auto"/>
+              <w:jc w:val="center"/>
+              <w:rPr>
+                <w:rFonts w:ascii="Calibri" w:eastAsia="Times New Roman" w:hAnsi="Calibri" w:cs="Calibri"/>
+                <w:color w:val="000000"/>
+                <w:lang w:val="en-NL"/>
+              </w:rPr>
+            </w:pPr>
+            <w:r>
+              <w:rPr>
+                <w:rFonts w:ascii="Calibri" w:eastAsia="Times New Roman" w:hAnsi="Calibri" w:cs="Calibri"/>
+                <w:color w:val="000000"/>
+                <w:lang w:val="en-NL"/>
+              </w:rPr>
+              <w:t>FALSE</w:t>
+            </w:r>
+          </w:p>
+        </w:tc>
+        <w:tc>
+          <w:tcPr>
+            <w:tcW w:w="1320" w:type="dxa"/>
+            <w:tcBorders>
+              <w:top w:val="nil"/>
+              <w:left w:val="nil"/>
+              <w:bottom w:val="nil"/>
+              <w:right w:val="nil"/>
+            </w:tcBorders>
+            <w:noWrap/>
+            <w:vAlign w:val="bottom"/>
+            <w:hideMark/>
+          </w:tcPr>
+          <w:p>
+            <w:pPr>
+              <w:spacing w:line="240" w:lineRule="auto"/>
+              <w:jc w:val="right"/>
+              <w:rPr>
+                <w:rFonts w:ascii="Calibri" w:eastAsia="Times New Roman" w:hAnsi="Calibri" w:cs="Calibri"/>
+                <w:color w:val="000000"/>
+                <w:lang w:val="en-NL"/>
+              </w:rPr>
+            </w:pPr>
+            <w:r>
+              <w:rPr>
+                <w:rFonts w:ascii="Calibri" w:eastAsia="Times New Roman" w:hAnsi="Calibri" w:cs="Calibri"/>
+                <w:color w:val="000000"/>
+                <w:lang w:val="en-NL"/>
+              </w:rPr>
+              <w:t>9,8646</w:t>
+            </w:r>
+          </w:p>
+        </w:tc>
+        <w:tc>
+          <w:tcPr>
+            <w:tcW w:w="1180" w:type="dxa"/>
+            <w:tcBorders>
+              <w:top w:val="nil"/>
+              <w:left w:val="nil"/>
+              <w:bottom w:val="nil"/>
+              <w:right w:val="nil"/>
+            </w:tcBorders>
+            <w:noWrap/>
+            <w:vAlign w:val="bottom"/>
+            <w:hideMark/>
+          </w:tcPr>
+          <w:p>
+            <w:pPr>
+              <w:spacing w:line="240" w:lineRule="auto"/>
+              <w:jc w:val="right"/>
+              <w:rPr>
+                <w:rFonts w:ascii="Calibri" w:eastAsia="Times New Roman" w:hAnsi="Calibri" w:cs="Calibri"/>
+                <w:color w:val="000000"/>
+                <w:lang w:val="en-NL"/>
+              </w:rPr>
+            </w:pPr>
+            <w:r>
+              <w:rPr>
+                <w:rFonts w:ascii="Calibri" w:eastAsia="Times New Roman" w:hAnsi="Calibri" w:cs="Calibri"/>
+                <w:color w:val="000000"/>
+                <w:lang w:val="en-NL"/>
+              </w:rPr>
+              <w:t>3,6321</w:t>
+            </w:r>
+          </w:p>
+        </w:tc>
+      </w:tr>
+      <w:tr>
+        <w:trPr>
+          <w:trHeight w:val="300"/>
+        </w:trPr>
+        <w:tc>
+          <w:tcPr>
+            <w:tcW w:w="1220" w:type="dxa"/>
+            <w:tcBorders>
+              <w:top w:val="nil"/>
+              <w:left w:val="nil"/>
+              <w:bottom w:val="nil"/>
+              <w:right w:val="nil"/>
+            </w:tcBorders>
+            <w:noWrap/>
+            <w:vAlign w:val="bottom"/>
+            <w:hideMark/>
+          </w:tcPr>
+          <w:p>
+            <w:pPr>
+              <w:spacing w:line="240" w:lineRule="auto"/>
+              <w:jc w:val="right"/>
+              <w:rPr>
+                <w:rFonts w:ascii="Calibri" w:eastAsia="Times New Roman" w:hAnsi="Calibri" w:cs="Calibri"/>
+                <w:color w:val="000000"/>
+                <w:lang w:val="en-NL"/>
+              </w:rPr>
+            </w:pPr>
+            <w:r>
+              <w:rPr>
+                <w:rFonts w:ascii="Calibri" w:eastAsia="Times New Roman" w:hAnsi="Calibri" w:cs="Calibri"/>
+                <w:color w:val="000000"/>
+                <w:lang w:val="en-NL"/>
+              </w:rPr>
+              <w:t>2</w:t>
+            </w:r>
+          </w:p>
+        </w:tc>
+        <w:tc>
+          <w:tcPr>
+            <w:tcW w:w="1005" w:type="dxa"/>
+            <w:tcBorders>
+              <w:top w:val="nil"/>
+              <w:left w:val="nil"/>
+              <w:bottom w:val="nil"/>
+              <w:right w:val="nil"/>
+            </w:tcBorders>
+            <w:noWrap/>
+            <w:vAlign w:val="bottom"/>
+            <w:hideMark/>
+          </w:tcPr>
+          <w:p>
+            <w:pPr>
+              <w:spacing w:line="240" w:lineRule="auto"/>
+              <w:jc w:val="center"/>
+              <w:rPr>
+                <w:rFonts w:ascii="Calibri" w:eastAsia="Times New Roman" w:hAnsi="Calibri" w:cs="Calibri"/>
+                <w:color w:val="000000"/>
+                <w:lang w:val="en-NL"/>
+              </w:rPr>
+            </w:pPr>
+            <w:r>
+              <w:rPr>
+                <w:rFonts w:ascii="Calibri" w:eastAsia="Times New Roman" w:hAnsi="Calibri" w:cs="Calibri"/>
+                <w:color w:val="000000"/>
+                <w:lang w:val="en-NL"/>
+              </w:rPr>
+              <w:t>TRUE</w:t>
+            </w:r>
+          </w:p>
+        </w:tc>
+        <w:tc>
+          <w:tcPr>
+            <w:tcW w:w="1320" w:type="dxa"/>
+            <w:tcBorders>
+              <w:top w:val="nil"/>
+              <w:left w:val="nil"/>
+              <w:bottom w:val="nil"/>
+              <w:right w:val="nil"/>
+            </w:tcBorders>
+            <w:noWrap/>
+            <w:vAlign w:val="bottom"/>
+            <w:hideMark/>
+          </w:tcPr>
+          <w:p>
+            <w:pPr>
+              <w:spacing w:line="240" w:lineRule="auto"/>
+              <w:jc w:val="right"/>
+              <w:rPr>
+                <w:rFonts w:ascii="Calibri" w:eastAsia="Times New Roman" w:hAnsi="Calibri" w:cs="Calibri"/>
+                <w:color w:val="000000"/>
+                <w:lang w:val="en-NL"/>
+              </w:rPr>
+            </w:pPr>
+            <w:r>
+              <w:rPr>
+                <w:rFonts w:ascii="Calibri" w:eastAsia="Times New Roman" w:hAnsi="Calibri" w:cs="Calibri"/>
+                <w:color w:val="000000"/>
+                <w:lang w:val="en-NL"/>
+              </w:rPr>
+              <w:t>9,8222</w:t>
+            </w:r>
+          </w:p>
+        </w:tc>
+        <w:tc>
+          <w:tcPr>
+            <w:tcW w:w="1180" w:type="dxa"/>
+            <w:tcBorders>
+              <w:top w:val="nil"/>
+              <w:left w:val="nil"/>
+              <w:bottom w:val="nil"/>
+              <w:right w:val="nil"/>
+            </w:tcBorders>
+            <w:noWrap/>
+            <w:vAlign w:val="bottom"/>
+            <w:hideMark/>
+          </w:tcPr>
+          <w:p>
+            <w:pPr>
+              <w:spacing w:line="240" w:lineRule="auto"/>
+              <w:jc w:val="right"/>
+              <w:rPr>
+                <w:rFonts w:ascii="Calibri" w:eastAsia="Times New Roman" w:hAnsi="Calibri" w:cs="Calibri"/>
+                <w:color w:val="000000"/>
+                <w:lang w:val="en-NL"/>
+              </w:rPr>
+            </w:pPr>
+            <w:r>
+              <w:rPr>
+                <w:rFonts w:ascii="Calibri" w:eastAsia="Times New Roman" w:hAnsi="Calibri" w:cs="Calibri"/>
+                <w:color w:val="000000"/>
+                <w:lang w:val="en-NL"/>
+              </w:rPr>
+              <w:t>3,5797</w:t>
+            </w:r>
+          </w:p>
+        </w:tc>
+      </w:tr>
+      <w:tr>
+        <w:trPr>
+          <w:trHeight w:val="300"/>
+        </w:trPr>
+        <w:tc>
+          <w:tcPr>
+            <w:tcW w:w="1220" w:type="dxa"/>
+            <w:tcBorders>
+              <w:top w:val="nil"/>
+              <w:left w:val="nil"/>
+              <w:bottom w:val="nil"/>
+              <w:right w:val="nil"/>
+            </w:tcBorders>
+            <w:noWrap/>
+            <w:vAlign w:val="bottom"/>
+            <w:hideMark/>
+          </w:tcPr>
+          <w:p>
+            <w:pPr>
+              <w:spacing w:line="240" w:lineRule="auto"/>
+              <w:jc w:val="right"/>
+              <w:rPr>
+                <w:rFonts w:ascii="Calibri" w:eastAsia="Times New Roman" w:hAnsi="Calibri" w:cs="Calibri"/>
+                <w:color w:val="000000"/>
+                <w:lang w:val="en-NL"/>
+              </w:rPr>
+            </w:pPr>
+            <w:r>
+              <w:rPr>
+                <w:rFonts w:ascii="Calibri" w:eastAsia="Times New Roman" w:hAnsi="Calibri" w:cs="Calibri"/>
+                <w:color w:val="000000"/>
+                <w:lang w:val="en-NL"/>
+              </w:rPr>
+              <w:t>3</w:t>
+            </w:r>
+          </w:p>
+        </w:tc>
+        <w:tc>
+          <w:tcPr>
+            <w:tcW w:w="1005" w:type="dxa"/>
+            <w:tcBorders>
+              <w:top w:val="nil"/>
+              <w:left w:val="nil"/>
+              <w:bottom w:val="nil"/>
+              <w:right w:val="nil"/>
+            </w:tcBorders>
+            <w:noWrap/>
+            <w:vAlign w:val="bottom"/>
+            <w:hideMark/>
+          </w:tcPr>
+          <w:p>
+            <w:pPr>
+              <w:spacing w:line="240" w:lineRule="auto"/>
+              <w:jc w:val="center"/>
+              <w:rPr>
+                <w:rFonts w:ascii="Calibri" w:eastAsia="Times New Roman" w:hAnsi="Calibri" w:cs="Calibri"/>
+                <w:color w:val="000000"/>
+                <w:lang w:val="en-NL"/>
+              </w:rPr>
+            </w:pPr>
+            <w:r>
+              <w:rPr>
+                <w:rFonts w:ascii="Calibri" w:eastAsia="Times New Roman" w:hAnsi="Calibri" w:cs="Calibri"/>
+                <w:color w:val="000000"/>
+                <w:lang w:val="en-NL"/>
+              </w:rPr>
+              <w:t>FALSE</w:t>
+            </w:r>
+          </w:p>
+        </w:tc>
+        <w:tc>
+          <w:tcPr>
+            <w:tcW w:w="1320" w:type="dxa"/>
+            <w:tcBorders>
+              <w:top w:val="nil"/>
+              <w:left w:val="nil"/>
+              <w:bottom w:val="nil"/>
+              <w:right w:val="nil"/>
+            </w:tcBorders>
+            <w:noWrap/>
+            <w:vAlign w:val="bottom"/>
+            <w:hideMark/>
+          </w:tcPr>
+          <w:p>
+            <w:pPr>
+              <w:spacing w:line="240" w:lineRule="auto"/>
+              <w:jc w:val="right"/>
+              <w:rPr>
+                <w:rFonts w:ascii="Calibri" w:eastAsia="Times New Roman" w:hAnsi="Calibri" w:cs="Calibri"/>
+                <w:color w:val="000000"/>
+                <w:lang w:val="en-NL"/>
+              </w:rPr>
+            </w:pPr>
+            <w:r>
+              <w:rPr>
+                <w:rFonts w:ascii="Calibri" w:eastAsia="Times New Roman" w:hAnsi="Calibri" w:cs="Calibri"/>
+                <w:color w:val="000000"/>
+                <w:lang w:val="en-NL"/>
+              </w:rPr>
+              <w:t>7,9052</w:t>
+            </w:r>
+          </w:p>
+        </w:tc>
+        <w:tc>
+          <w:tcPr>
+            <w:tcW w:w="1180" w:type="dxa"/>
+            <w:tcBorders>
+              <w:top w:val="nil"/>
+              <w:left w:val="nil"/>
+              <w:bottom w:val="nil"/>
+              <w:right w:val="nil"/>
+            </w:tcBorders>
+            <w:noWrap/>
+            <w:vAlign w:val="bottom"/>
+            <w:hideMark/>
+          </w:tcPr>
+          <w:p>
+            <w:pPr>
+              <w:spacing w:line="240" w:lineRule="auto"/>
+              <w:jc w:val="right"/>
+              <w:rPr>
+                <w:rFonts w:ascii="Calibri" w:eastAsia="Times New Roman" w:hAnsi="Calibri" w:cs="Calibri"/>
+                <w:color w:val="000000"/>
+                <w:lang w:val="en-NL"/>
+              </w:rPr>
+            </w:pPr>
+            <w:r>
+              <w:rPr>
+                <w:rFonts w:ascii="Calibri" w:eastAsia="Times New Roman" w:hAnsi="Calibri" w:cs="Calibri"/>
+                <w:color w:val="000000"/>
+                <w:lang w:val="en-NL"/>
+              </w:rPr>
+              <w:t>1,9781</w:t>
+            </w:r>
+          </w:p>
+        </w:tc>
+      </w:tr>
+      <w:tr>
+        <w:trPr>
+          <w:trHeight w:val="300"/>
+        </w:trPr>
+        <w:tc>
+          <w:tcPr>
+            <w:tcW w:w="1220" w:type="dxa"/>
+            <w:tcBorders>
+              <w:top w:val="nil"/>
+              <w:left w:val="nil"/>
+              <w:bottom w:val="nil"/>
+              <w:right w:val="nil"/>
+            </w:tcBorders>
+            <w:noWrap/>
+            <w:vAlign w:val="bottom"/>
+            <w:hideMark/>
+          </w:tcPr>
+          <w:p>
+            <w:pPr>
+              <w:spacing w:line="240" w:lineRule="auto"/>
+              <w:jc w:val="right"/>
+              <w:rPr>
+                <w:rFonts w:ascii="Calibri" w:eastAsia="Times New Roman" w:hAnsi="Calibri" w:cs="Calibri"/>
+                <w:color w:val="000000"/>
+                <w:lang w:val="en-NL"/>
+              </w:rPr>
+            </w:pPr>
+            <w:r>
+              <w:rPr>
+                <w:rFonts w:ascii="Calibri" w:eastAsia="Times New Roman" w:hAnsi="Calibri" w:cs="Calibri"/>
+                <w:color w:val="000000"/>
+                <w:lang w:val="en-NL"/>
+              </w:rPr>
+              <w:t>3</w:t>
+            </w:r>
+          </w:p>
+        </w:tc>
+        <w:tc>
+          <w:tcPr>
+            <w:tcW w:w="1005" w:type="dxa"/>
+            <w:tcBorders>
+              <w:top w:val="nil"/>
+              <w:left w:val="nil"/>
+              <w:bottom w:val="nil"/>
+              <w:right w:val="nil"/>
+            </w:tcBorders>
+            <w:noWrap/>
+            <w:vAlign w:val="bottom"/>
+            <w:hideMark/>
+          </w:tcPr>
+          <w:p>
+            <w:pPr>
+              <w:spacing w:line="240" w:lineRule="auto"/>
+              <w:jc w:val="center"/>
+              <w:rPr>
+                <w:rFonts w:ascii="Calibri" w:eastAsia="Times New Roman" w:hAnsi="Calibri" w:cs="Calibri"/>
+                <w:color w:val="000000"/>
+                <w:lang w:val="en-NL"/>
+              </w:rPr>
+            </w:pPr>
+            <w:r>
+              <w:rPr>
+                <w:rFonts w:ascii="Calibri" w:eastAsia="Times New Roman" w:hAnsi="Calibri" w:cs="Calibri"/>
+                <w:color w:val="000000"/>
+                <w:lang w:val="en-NL"/>
+              </w:rPr>
+              <w:t>TRUE</w:t>
+            </w:r>
+          </w:p>
+        </w:tc>
+        <w:tc>
+          <w:tcPr>
+            <w:tcW w:w="1320" w:type="dxa"/>
+            <w:tcBorders>
+              <w:top w:val="nil"/>
+              <w:left w:val="nil"/>
+              <w:bottom w:val="nil"/>
+              <w:right w:val="nil"/>
+            </w:tcBorders>
+            <w:noWrap/>
+            <w:vAlign w:val="bottom"/>
+            <w:hideMark/>
+          </w:tcPr>
+          <w:p>
+            <w:pPr>
+              <w:spacing w:line="240" w:lineRule="auto"/>
+              <w:jc w:val="right"/>
+              <w:rPr>
+                <w:rFonts w:ascii="Calibri" w:eastAsia="Times New Roman" w:hAnsi="Calibri" w:cs="Calibri"/>
+                <w:color w:val="000000"/>
+                <w:lang w:val="en-NL"/>
+              </w:rPr>
+            </w:pPr>
+            <w:r>
+              <w:rPr>
+                <w:rFonts w:ascii="Calibri" w:eastAsia="Times New Roman" w:hAnsi="Calibri" w:cs="Calibri"/>
+                <w:color w:val="000000"/>
+                <w:lang w:val="en-NL"/>
+              </w:rPr>
+              <w:t>7,9892</w:t>
+            </w:r>
+          </w:p>
+        </w:tc>
+        <w:tc>
+          <w:tcPr>
+            <w:tcW w:w="1180" w:type="dxa"/>
+            <w:tcBorders>
+              <w:top w:val="nil"/>
+              <w:left w:val="nil"/>
+              <w:bottom w:val="nil"/>
+              <w:right w:val="nil"/>
+            </w:tcBorders>
+            <w:noWrap/>
+            <w:vAlign w:val="bottom"/>
+            <w:hideMark/>
+          </w:tcPr>
+          <w:p>
+            <w:pPr>
+              <w:spacing w:line="240" w:lineRule="auto"/>
+              <w:jc w:val="right"/>
+              <w:rPr>
+                <w:rFonts w:ascii="Calibri" w:eastAsia="Times New Roman" w:hAnsi="Calibri" w:cs="Calibri"/>
+                <w:color w:val="000000"/>
+                <w:lang w:val="en-NL"/>
+              </w:rPr>
+            </w:pPr>
+            <w:r>
+              <w:rPr>
+                <w:rFonts w:ascii="Calibri" w:eastAsia="Times New Roman" w:hAnsi="Calibri" w:cs="Calibri"/>
+                <w:color w:val="000000"/>
+                <w:lang w:val="en-NL"/>
+              </w:rPr>
+              <w:t>2,0703</w:t>
+            </w:r>
+          </w:p>
+        </w:tc>
+      </w:tr>
+      <w:tr>
+        <w:trPr>
+          <w:trHeight w:val="300"/>
+        </w:trPr>
+        <w:tc>
+          <w:tcPr>
+            <w:tcW w:w="1220" w:type="dxa"/>
+            <w:tcBorders>
+              <w:top w:val="nil"/>
+              <w:left w:val="nil"/>
+              <w:bottom w:val="nil"/>
+              <w:right w:val="nil"/>
+            </w:tcBorders>
+            <w:noWrap/>
+            <w:vAlign w:val="bottom"/>
+            <w:hideMark/>
+          </w:tcPr>
+          <w:p>
+            <w:pPr>
+              <w:spacing w:line="240" w:lineRule="auto"/>
+              <w:jc w:val="right"/>
+              <w:rPr>
+                <w:rFonts w:ascii="Calibri" w:eastAsia="Times New Roman" w:hAnsi="Calibri" w:cs="Calibri"/>
+                <w:color w:val="000000"/>
+                <w:lang w:val="en-NL"/>
+              </w:rPr>
+            </w:pPr>
+            <w:r>
+              <w:rPr>
+                <w:rFonts w:ascii="Calibri" w:eastAsia="Times New Roman" w:hAnsi="Calibri" w:cs="Calibri"/>
+                <w:color w:val="000000"/>
+                <w:lang w:val="en-NL"/>
+              </w:rPr>
+              <w:t>4</w:t>
+            </w:r>
+          </w:p>
+        </w:tc>
+        <w:tc>
+          <w:tcPr>
+            <w:tcW w:w="1005" w:type="dxa"/>
+            <w:tcBorders>
+              <w:top w:val="nil"/>
+              <w:left w:val="nil"/>
+              <w:bottom w:val="nil"/>
+              <w:right w:val="nil"/>
+            </w:tcBorders>
+            <w:noWrap/>
+            <w:vAlign w:val="bottom"/>
+            <w:hideMark/>
+          </w:tcPr>
+          <w:p>
+            <w:pPr>
+              <w:spacing w:line="240" w:lineRule="auto"/>
+              <w:jc w:val="center"/>
+              <w:rPr>
+                <w:rFonts w:ascii="Calibri" w:eastAsia="Times New Roman" w:hAnsi="Calibri" w:cs="Calibri"/>
+                <w:color w:val="000000"/>
+                <w:lang w:val="en-NL"/>
+              </w:rPr>
+            </w:pPr>
+            <w:r>
+              <w:rPr>
+                <w:rFonts w:ascii="Calibri" w:eastAsia="Times New Roman" w:hAnsi="Calibri" w:cs="Calibri"/>
+                <w:color w:val="000000"/>
+                <w:lang w:val="en-NL"/>
+              </w:rPr>
+              <w:t>FALSE</w:t>
+            </w:r>
+          </w:p>
+        </w:tc>
+        <w:tc>
+          <w:tcPr>
+            <w:tcW w:w="1320" w:type="dxa"/>
+            <w:tcBorders>
+              <w:top w:val="nil"/>
+              <w:left w:val="nil"/>
+              <w:bottom w:val="nil"/>
+              <w:right w:val="nil"/>
+            </w:tcBorders>
+            <w:noWrap/>
+            <w:vAlign w:val="bottom"/>
+            <w:hideMark/>
+          </w:tcPr>
+          <w:p>
+            <w:pPr>
+              <w:spacing w:line="240" w:lineRule="auto"/>
+              <w:jc w:val="right"/>
+              <w:rPr>
+                <w:rFonts w:ascii="Calibri" w:eastAsia="Times New Roman" w:hAnsi="Calibri" w:cs="Calibri"/>
+                <w:color w:val="000000"/>
+                <w:lang w:val="en-NL"/>
+              </w:rPr>
+            </w:pPr>
+            <w:r>
+              <w:rPr>
+                <w:rFonts w:ascii="Calibri" w:eastAsia="Times New Roman" w:hAnsi="Calibri" w:cs="Calibri"/>
+                <w:color w:val="000000"/>
+                <w:lang w:val="en-NL"/>
+              </w:rPr>
+              <w:t>7,6434</w:t>
+            </w:r>
+          </w:p>
+        </w:tc>
+        <w:tc>
+          <w:tcPr>
+            <w:tcW w:w="1180" w:type="dxa"/>
+            <w:tcBorders>
+              <w:top w:val="nil"/>
+              <w:left w:val="nil"/>
+              <w:bottom w:val="nil"/>
+              <w:right w:val="nil"/>
+            </w:tcBorders>
+            <w:noWrap/>
+            <w:vAlign w:val="bottom"/>
+            <w:hideMark/>
+          </w:tcPr>
+          <w:p>
+            <w:pPr>
+              <w:spacing w:line="240" w:lineRule="auto"/>
+              <w:jc w:val="right"/>
+              <w:rPr>
+                <w:rFonts w:ascii="Calibri" w:eastAsia="Times New Roman" w:hAnsi="Calibri" w:cs="Calibri"/>
+                <w:color w:val="000000"/>
+                <w:lang w:val="en-NL"/>
+              </w:rPr>
+            </w:pPr>
+            <w:r>
+              <w:rPr>
+                <w:rFonts w:ascii="Calibri" w:eastAsia="Times New Roman" w:hAnsi="Calibri" w:cs="Calibri"/>
+                <w:color w:val="000000"/>
+                <w:lang w:val="en-NL"/>
+              </w:rPr>
+              <w:t>1,5708</w:t>
+            </w:r>
+          </w:p>
+        </w:tc>
+      </w:tr>
+      <w:tr>
+        <w:trPr>
+          <w:trHeight w:val="300"/>
+        </w:trPr>
+        <w:tc>
+          <w:tcPr>
+            <w:tcW w:w="1220" w:type="dxa"/>
+            <w:tcBorders>
+              <w:top w:val="nil"/>
+              <w:left w:val="nil"/>
+              <w:bottom w:val="nil"/>
+              <w:right w:val="nil"/>
+            </w:tcBorders>
+            <w:noWrap/>
+            <w:vAlign w:val="bottom"/>
+            <w:hideMark/>
+          </w:tcPr>
+          <w:p>
+            <w:pPr>
+              <w:spacing w:line="240" w:lineRule="auto"/>
+              <w:jc w:val="right"/>
+              <w:rPr>
+                <w:rFonts w:ascii="Calibri" w:eastAsia="Times New Roman" w:hAnsi="Calibri" w:cs="Calibri"/>
+                <w:color w:val="000000"/>
+                <w:lang w:val="en-NL"/>
+              </w:rPr>
+            </w:pPr>
+            <w:r>
+              <w:rPr>
+                <w:rFonts w:ascii="Calibri" w:eastAsia="Times New Roman" w:hAnsi="Calibri" w:cs="Calibri"/>
+                <w:color w:val="000000"/>
+                <w:lang w:val="en-NL"/>
+              </w:rPr>
+              <w:t>4</w:t>
+            </w:r>
+          </w:p>
+        </w:tc>
+        <w:tc>
+          <w:tcPr>
+            <w:tcW w:w="1005" w:type="dxa"/>
+            <w:tcBorders>
+              <w:top w:val="nil"/>
+              <w:left w:val="nil"/>
+              <w:bottom w:val="nil"/>
+              <w:right w:val="nil"/>
+            </w:tcBorders>
+            <w:noWrap/>
+            <w:vAlign w:val="bottom"/>
+            <w:hideMark/>
+          </w:tcPr>
+          <w:p>
+            <w:pPr>
+              <w:spacing w:line="240" w:lineRule="auto"/>
+              <w:jc w:val="center"/>
+              <w:rPr>
+                <w:rFonts w:ascii="Calibri" w:eastAsia="Times New Roman" w:hAnsi="Calibri" w:cs="Calibri"/>
+                <w:color w:val="000000"/>
+                <w:lang w:val="en-NL"/>
+              </w:rPr>
+            </w:pPr>
+            <w:r>
+              <w:rPr>
+                <w:rFonts w:ascii="Calibri" w:eastAsia="Times New Roman" w:hAnsi="Calibri" w:cs="Calibri"/>
+                <w:color w:val="000000"/>
+                <w:lang w:val="en-NL"/>
+              </w:rPr>
+              <w:t>TRUE</w:t>
+            </w:r>
+          </w:p>
+        </w:tc>
+        <w:tc>
+          <w:tcPr>
+            <w:tcW w:w="1320" w:type="dxa"/>
+            <w:tcBorders>
+              <w:top w:val="nil"/>
+              <w:left w:val="nil"/>
+              <w:bottom w:val="nil"/>
+              <w:right w:val="nil"/>
+            </w:tcBorders>
+            <w:noWrap/>
+            <w:vAlign w:val="bottom"/>
+            <w:hideMark/>
+          </w:tcPr>
+          <w:p>
+            <w:pPr>
+              <w:spacing w:line="240" w:lineRule="auto"/>
+              <w:jc w:val="right"/>
+              <w:rPr>
+                <w:rFonts w:ascii="Calibri" w:eastAsia="Times New Roman" w:hAnsi="Calibri" w:cs="Calibri"/>
+                <w:color w:val="000000"/>
+                <w:lang w:val="en-NL"/>
+              </w:rPr>
+            </w:pPr>
+            <w:r>
+              <w:rPr>
+                <w:rFonts w:ascii="Calibri" w:eastAsia="Times New Roman" w:hAnsi="Calibri" w:cs="Calibri"/>
+                <w:color w:val="000000"/>
+                <w:lang w:val="en-NL"/>
+              </w:rPr>
+              <w:t>7,4251</w:t>
+            </w:r>
+          </w:p>
+        </w:tc>
+        <w:tc>
+          <w:tcPr>
+            <w:tcW w:w="1180" w:type="dxa"/>
+            <w:tcBorders>
+              <w:top w:val="nil"/>
+              <w:left w:val="nil"/>
+              <w:bottom w:val="nil"/>
+              <w:right w:val="nil"/>
+            </w:tcBorders>
+            <w:noWrap/>
+            <w:vAlign w:val="bottom"/>
+            <w:hideMark/>
+          </w:tcPr>
+          <w:p>
+            <w:pPr>
+              <w:spacing w:line="240" w:lineRule="auto"/>
+              <w:jc w:val="right"/>
+              <w:rPr>
+                <w:rFonts w:ascii="Calibri" w:eastAsia="Times New Roman" w:hAnsi="Calibri" w:cs="Calibri"/>
+                <w:color w:val="000000"/>
+                <w:lang w:val="en-NL"/>
+              </w:rPr>
+            </w:pPr>
+            <w:r>
+              <w:rPr>
+                <w:rFonts w:ascii="Calibri" w:eastAsia="Times New Roman" w:hAnsi="Calibri" w:cs="Calibri"/>
+                <w:color w:val="000000"/>
+                <w:lang w:val="en-NL"/>
+              </w:rPr>
+              <w:t>1,5988</w:t>
+            </w:r>
+          </w:p>
+        </w:tc>
+      </w:tr>
+      <w:tr>
+        <w:trPr>
+          <w:trHeight w:val="300"/>
+        </w:trPr>
+        <w:tc>
+          <w:tcPr>
+            <w:tcW w:w="1220" w:type="dxa"/>
+            <w:tcBorders>
+              <w:top w:val="nil"/>
+              <w:left w:val="nil"/>
+              <w:bottom w:val="nil"/>
+              <w:right w:val="nil"/>
+            </w:tcBorders>
+            <w:noWrap/>
+            <w:vAlign w:val="bottom"/>
+            <w:hideMark/>
+          </w:tcPr>
+          <w:p>
+            <w:pPr>
+              <w:spacing w:line="240" w:lineRule="auto"/>
+              <w:jc w:val="right"/>
+              <w:rPr>
+                <w:rFonts w:ascii="Calibri" w:eastAsia="Times New Roman" w:hAnsi="Calibri" w:cs="Calibri"/>
+                <w:color w:val="000000"/>
+                <w:lang w:val="en-NL"/>
+              </w:rPr>
+            </w:pPr>
+            <w:r>
+              <w:rPr>
+                <w:rFonts w:ascii="Calibri" w:eastAsia="Times New Roman" w:hAnsi="Calibri" w:cs="Calibri"/>
+                <w:color w:val="000000"/>
+                <w:lang w:val="en-NL"/>
+              </w:rPr>
+              <w:t>5</w:t>
+            </w:r>
+          </w:p>
+        </w:tc>
+        <w:tc>
+          <w:tcPr>
+            <w:tcW w:w="1005" w:type="dxa"/>
+            <w:tcBorders>
+              <w:top w:val="nil"/>
+              <w:left w:val="nil"/>
+              <w:bottom w:val="nil"/>
+              <w:right w:val="nil"/>
+            </w:tcBorders>
+            <w:noWrap/>
+            <w:vAlign w:val="bottom"/>
+            <w:hideMark/>
+          </w:tcPr>
+          <w:p>
+            <w:pPr>
+              <w:spacing w:line="240" w:lineRule="auto"/>
+              <w:jc w:val="center"/>
+              <w:rPr>
+                <w:rFonts w:ascii="Calibri" w:eastAsia="Times New Roman" w:hAnsi="Calibri" w:cs="Calibri"/>
+                <w:color w:val="000000"/>
+                <w:lang w:val="en-NL"/>
+              </w:rPr>
+            </w:pPr>
+            <w:r>
+              <w:rPr>
+                <w:rFonts w:ascii="Calibri" w:eastAsia="Times New Roman" w:hAnsi="Calibri" w:cs="Calibri"/>
+                <w:color w:val="000000"/>
+                <w:lang w:val="en-NL"/>
+              </w:rPr>
+              <w:t>FALSE</w:t>
+            </w:r>
+          </w:p>
+        </w:tc>
+        <w:tc>
+          <w:tcPr>
+            <w:tcW w:w="1320" w:type="dxa"/>
+            <w:tcBorders>
+              <w:top w:val="nil"/>
+              <w:left w:val="nil"/>
+              <w:bottom w:val="nil"/>
+              <w:right w:val="nil"/>
+            </w:tcBorders>
+            <w:noWrap/>
+            <w:vAlign w:val="bottom"/>
+            <w:hideMark/>
+          </w:tcPr>
+          <w:p>
+            <w:pPr>
+              <w:spacing w:line="240" w:lineRule="auto"/>
+              <w:jc w:val="right"/>
+              <w:rPr>
+                <w:rFonts w:ascii="Calibri" w:eastAsia="Times New Roman" w:hAnsi="Calibri" w:cs="Calibri"/>
+                <w:color w:val="000000"/>
+                <w:lang w:val="en-NL"/>
+              </w:rPr>
+            </w:pPr>
+            <w:r>
+              <w:rPr>
+                <w:rFonts w:ascii="Calibri" w:eastAsia="Times New Roman" w:hAnsi="Calibri" w:cs="Calibri"/>
+                <w:color w:val="000000"/>
+                <w:lang w:val="en-NL"/>
+              </w:rPr>
+              <w:t>6,3376</w:t>
+            </w:r>
+          </w:p>
+        </w:tc>
+        <w:tc>
+          <w:tcPr>
+            <w:tcW w:w="1180" w:type="dxa"/>
+            <w:tcBorders>
+              <w:top w:val="nil"/>
+              <w:left w:val="nil"/>
+              <w:bottom w:val="nil"/>
+              <w:right w:val="nil"/>
+            </w:tcBorders>
+            <w:noWrap/>
+            <w:vAlign w:val="bottom"/>
+            <w:hideMark/>
+          </w:tcPr>
+          <w:p>
+            <w:pPr>
+              <w:spacing w:line="240" w:lineRule="auto"/>
+              <w:jc w:val="right"/>
+              <w:rPr>
+                <w:rFonts w:ascii="Calibri" w:eastAsia="Times New Roman" w:hAnsi="Calibri" w:cs="Calibri"/>
+                <w:color w:val="000000"/>
+                <w:lang w:val="en-NL"/>
+              </w:rPr>
+            </w:pPr>
+            <w:r>
+              <w:rPr>
+                <w:rFonts w:ascii="Calibri" w:eastAsia="Times New Roman" w:hAnsi="Calibri" w:cs="Calibri"/>
+                <w:color w:val="000000"/>
+                <w:lang w:val="en-NL"/>
+              </w:rPr>
+              <w:t>1,1241</w:t>
+            </w:r>
+          </w:p>
+        </w:tc>
+      </w:tr>
+      <w:tr>
+        <w:trPr>
+          <w:trHeight w:val="300"/>
+        </w:trPr>
+        <w:tc>
+          <w:tcPr>
+            <w:tcW w:w="1220" w:type="dxa"/>
+            <w:tcBorders>
+              <w:top w:val="nil"/>
+              <w:left w:val="nil"/>
+              <w:bottom w:val="nil"/>
+              <w:right w:val="nil"/>
+            </w:tcBorders>
+            <w:noWrap/>
+            <w:vAlign w:val="bottom"/>
+            <w:hideMark/>
+          </w:tcPr>
+          <w:p>
+            <w:pPr>
+              <w:spacing w:line="240" w:lineRule="auto"/>
+              <w:jc w:val="right"/>
+              <w:rPr>
+                <w:rFonts w:ascii="Calibri" w:eastAsia="Times New Roman" w:hAnsi="Calibri" w:cs="Calibri"/>
+                <w:color w:val="000000"/>
+                <w:lang w:val="en-NL"/>
+              </w:rPr>
+            </w:pPr>
+            <w:r>
+              <w:rPr>
+                <w:rFonts w:ascii="Calibri" w:eastAsia="Times New Roman" w:hAnsi="Calibri" w:cs="Calibri"/>
+                <w:color w:val="000000"/>
+                <w:lang w:val="en-NL"/>
+              </w:rPr>
+              <w:t>5</w:t>
+            </w:r>
+          </w:p>
+        </w:tc>
+        <w:tc>
+          <w:tcPr>
+            <w:tcW w:w="1005" w:type="dxa"/>
+            <w:tcBorders>
+              <w:top w:val="nil"/>
+              <w:left w:val="nil"/>
+              <w:bottom w:val="nil"/>
+              <w:right w:val="nil"/>
+            </w:tcBorders>
+            <w:noWrap/>
+            <w:vAlign w:val="bottom"/>
+            <w:hideMark/>
+          </w:tcPr>
+          <w:p>
+            <w:pPr>
+              <w:spacing w:line="240" w:lineRule="auto"/>
+              <w:jc w:val="center"/>
+              <w:rPr>
+                <w:rFonts w:ascii="Calibri" w:eastAsia="Times New Roman" w:hAnsi="Calibri" w:cs="Calibri"/>
+                <w:color w:val="000000"/>
+                <w:lang w:val="en-NL"/>
+              </w:rPr>
+            </w:pPr>
+            <w:r>
+              <w:rPr>
+                <w:rFonts w:ascii="Calibri" w:eastAsia="Times New Roman" w:hAnsi="Calibri" w:cs="Calibri"/>
+                <w:color w:val="000000"/>
+                <w:lang w:val="en-NL"/>
+              </w:rPr>
+              <w:t>TRUE</w:t>
+            </w:r>
+          </w:p>
+        </w:tc>
+        <w:tc>
+          <w:tcPr>
+            <w:tcW w:w="1320" w:type="dxa"/>
+            <w:tcBorders>
+              <w:top w:val="nil"/>
+              <w:left w:val="nil"/>
+              <w:bottom w:val="nil"/>
+              <w:right w:val="nil"/>
+            </w:tcBorders>
+            <w:noWrap/>
+            <w:vAlign w:val="bottom"/>
+            <w:hideMark/>
+          </w:tcPr>
+          <w:p>
+            <w:pPr>
+              <w:spacing w:line="240" w:lineRule="auto"/>
+              <w:jc w:val="right"/>
+              <w:rPr>
+                <w:rFonts w:ascii="Calibri" w:eastAsia="Times New Roman" w:hAnsi="Calibri" w:cs="Calibri"/>
+                <w:color w:val="000000"/>
+                <w:lang w:val="en-NL"/>
+              </w:rPr>
+            </w:pPr>
+            <w:r>
+              <w:rPr>
+                <w:rFonts w:ascii="Calibri" w:eastAsia="Times New Roman" w:hAnsi="Calibri" w:cs="Calibri"/>
+                <w:color w:val="000000"/>
+                <w:lang w:val="en-NL"/>
+              </w:rPr>
+              <w:t>6,3695</w:t>
+            </w:r>
+          </w:p>
+        </w:tc>
+        <w:tc>
+          <w:tcPr>
+            <w:tcW w:w="1180" w:type="dxa"/>
+            <w:tcBorders>
+              <w:top w:val="nil"/>
+              <w:left w:val="nil"/>
+              <w:bottom w:val="nil"/>
+              <w:right w:val="nil"/>
+            </w:tcBorders>
+            <w:noWrap/>
+            <w:vAlign w:val="bottom"/>
+            <w:hideMark/>
+          </w:tcPr>
+          <w:p>
+            <w:pPr>
+              <w:spacing w:line="240" w:lineRule="auto"/>
+              <w:jc w:val="right"/>
+              <w:rPr>
+                <w:rFonts w:ascii="Calibri" w:eastAsia="Times New Roman" w:hAnsi="Calibri" w:cs="Calibri"/>
+                <w:color w:val="000000"/>
+                <w:lang w:val="en-NL"/>
+              </w:rPr>
+            </w:pPr>
+            <w:r>
+              <w:rPr>
+                <w:rFonts w:ascii="Calibri" w:eastAsia="Times New Roman" w:hAnsi="Calibri" w:cs="Calibri"/>
+                <w:color w:val="000000"/>
+                <w:lang w:val="en-NL"/>
+              </w:rPr>
+              <w:t>1,2119</w:t>
+            </w:r>
+          </w:p>
+        </w:tc>
+      </w:tr>
+      <w:tr>
+        <w:trPr>
+          <w:trHeight w:val="300"/>
+        </w:trPr>
+        <w:tc>
+          <w:tcPr>
+            <w:tcW w:w="1220" w:type="dxa"/>
+            <w:tcBorders>
+              <w:top w:val="nil"/>
+              <w:left w:val="nil"/>
+              <w:bottom w:val="nil"/>
+              <w:right w:val="nil"/>
+            </w:tcBorders>
+            <w:noWrap/>
+            <w:vAlign w:val="bottom"/>
+            <w:hideMark/>
+          </w:tcPr>
+          <w:p>
+            <w:pPr>
+              <w:spacing w:line="240" w:lineRule="auto"/>
+              <w:jc w:val="right"/>
+              <w:rPr>
+                <w:rFonts w:ascii="Calibri" w:eastAsia="Times New Roman" w:hAnsi="Calibri" w:cs="Calibri"/>
+                <w:color w:val="000000"/>
+                <w:lang w:val="en-NL"/>
+              </w:rPr>
+            </w:pPr>
+            <w:r>
+              <w:rPr>
+                <w:rFonts w:ascii="Calibri" w:eastAsia="Times New Roman" w:hAnsi="Calibri" w:cs="Calibri"/>
+                <w:color w:val="000000"/>
+                <w:lang w:val="en-NL"/>
+              </w:rPr>
+              <w:t>6</w:t>
+            </w:r>
+          </w:p>
+        </w:tc>
+        <w:tc>
+          <w:tcPr>
+            <w:tcW w:w="1005" w:type="dxa"/>
+            <w:tcBorders>
+              <w:top w:val="nil"/>
+              <w:left w:val="nil"/>
+              <w:bottom w:val="nil"/>
+              <w:right w:val="nil"/>
+            </w:tcBorders>
+            <w:noWrap/>
+            <w:vAlign w:val="bottom"/>
+            <w:hideMark/>
+          </w:tcPr>
+          <w:p>
+            <w:pPr>
+              <w:spacing w:line="240" w:lineRule="auto"/>
+              <w:jc w:val="center"/>
+              <w:rPr>
+                <w:rFonts w:ascii="Calibri" w:eastAsia="Times New Roman" w:hAnsi="Calibri" w:cs="Calibri"/>
+                <w:color w:val="000000"/>
+                <w:lang w:val="en-NL"/>
+              </w:rPr>
+            </w:pPr>
+            <w:r>
+              <w:rPr>
+                <w:rFonts w:ascii="Calibri" w:eastAsia="Times New Roman" w:hAnsi="Calibri" w:cs="Calibri"/>
+                <w:color w:val="000000"/>
+                <w:lang w:val="en-NL"/>
+              </w:rPr>
+              <w:t>FALSE</w:t>
+            </w:r>
+          </w:p>
+        </w:tc>
+        <w:tc>
+          <w:tcPr>
+            <w:tcW w:w="1320" w:type="dxa"/>
+            <w:tcBorders>
+              <w:top w:val="nil"/>
+              <w:left w:val="nil"/>
+              <w:bottom w:val="nil"/>
+              <w:right w:val="nil"/>
+            </w:tcBorders>
+            <w:noWrap/>
+            <w:vAlign w:val="bottom"/>
+            <w:hideMark/>
+          </w:tcPr>
+          <w:p>
+            <w:pPr>
+              <w:spacing w:line="240" w:lineRule="auto"/>
+              <w:jc w:val="right"/>
+              <w:rPr>
+                <w:rFonts w:ascii="Calibri" w:eastAsia="Times New Roman" w:hAnsi="Calibri" w:cs="Calibri"/>
+                <w:color w:val="000000"/>
+                <w:lang w:val="en-NL"/>
+              </w:rPr>
+            </w:pPr>
+            <w:r>
+              <w:rPr>
+                <w:rFonts w:ascii="Calibri" w:eastAsia="Times New Roman" w:hAnsi="Calibri" w:cs="Calibri"/>
+                <w:color w:val="000000"/>
+                <w:lang w:val="en-NL"/>
+              </w:rPr>
+              <w:t>5,7771</w:t>
+            </w:r>
+          </w:p>
+        </w:tc>
+        <w:tc>
+          <w:tcPr>
+            <w:tcW w:w="1180" w:type="dxa"/>
+            <w:tcBorders>
+              <w:top w:val="nil"/>
+              <w:left w:val="nil"/>
+              <w:bottom w:val="nil"/>
+              <w:right w:val="nil"/>
+            </w:tcBorders>
+            <w:noWrap/>
+            <w:vAlign w:val="bottom"/>
+            <w:hideMark/>
+          </w:tcPr>
+          <w:p>
+            <w:pPr>
+              <w:spacing w:line="240" w:lineRule="auto"/>
+              <w:jc w:val="right"/>
+              <w:rPr>
+                <w:rFonts w:ascii="Calibri" w:eastAsia="Times New Roman" w:hAnsi="Calibri" w:cs="Calibri"/>
+                <w:color w:val="000000"/>
+                <w:lang w:val="en-NL"/>
+              </w:rPr>
+            </w:pPr>
+            <w:r>
+              <w:rPr>
+                <w:rFonts w:ascii="Calibri" w:eastAsia="Times New Roman" w:hAnsi="Calibri" w:cs="Calibri"/>
+                <w:color w:val="000000"/>
+                <w:lang w:val="en-NL"/>
+              </w:rPr>
+              <w:t>0,9905</w:t>
+            </w:r>
+          </w:p>
+        </w:tc>
+      </w:tr>
+      <w:tr>
+        <w:trPr>
+          <w:trHeight w:val="300"/>
+        </w:trPr>
+        <w:tc>
+          <w:tcPr>
+            <w:tcW w:w="1220" w:type="dxa"/>
+            <w:tcBorders>
+              <w:top w:val="nil"/>
+              <w:left w:val="nil"/>
+              <w:bottom w:val="nil"/>
+              <w:right w:val="nil"/>
+            </w:tcBorders>
+            <w:noWrap/>
+            <w:vAlign w:val="bottom"/>
+            <w:hideMark/>
+          </w:tcPr>
+          <w:p>
+            <w:pPr>
+              <w:spacing w:line="240" w:lineRule="auto"/>
+              <w:jc w:val="right"/>
+              <w:rPr>
+                <w:rFonts w:ascii="Calibri" w:eastAsia="Times New Roman" w:hAnsi="Calibri" w:cs="Calibri"/>
+                <w:color w:val="000000"/>
+                <w:lang w:val="en-NL"/>
+              </w:rPr>
+            </w:pPr>
+            <w:r>
+              <w:rPr>
+                <w:rFonts w:ascii="Calibri" w:eastAsia="Times New Roman" w:hAnsi="Calibri" w:cs="Calibri"/>
+                <w:color w:val="000000"/>
+                <w:lang w:val="en-NL"/>
+              </w:rPr>
+              <w:t>6</w:t>
+            </w:r>
+          </w:p>
+        </w:tc>
+        <w:tc>
+          <w:tcPr>
+            <w:tcW w:w="1005" w:type="dxa"/>
+            <w:tcBorders>
+              <w:top w:val="nil"/>
+              <w:left w:val="nil"/>
+              <w:bottom w:val="nil"/>
+              <w:right w:val="nil"/>
+            </w:tcBorders>
+            <w:noWrap/>
+            <w:vAlign w:val="bottom"/>
+            <w:hideMark/>
+          </w:tcPr>
+          <w:p>
+            <w:pPr>
+              <w:spacing w:line="240" w:lineRule="auto"/>
+              <w:jc w:val="center"/>
+              <w:rPr>
+                <w:rFonts w:ascii="Calibri" w:eastAsia="Times New Roman" w:hAnsi="Calibri" w:cs="Calibri"/>
+                <w:color w:val="000000"/>
+                <w:lang w:val="en-NL"/>
+              </w:rPr>
+            </w:pPr>
+            <w:r>
+              <w:rPr>
+                <w:rFonts w:ascii="Calibri" w:eastAsia="Times New Roman" w:hAnsi="Calibri" w:cs="Calibri"/>
+                <w:color w:val="000000"/>
+                <w:lang w:val="en-NL"/>
+              </w:rPr>
+              <w:t>TRUE</w:t>
+            </w:r>
+          </w:p>
+        </w:tc>
+        <w:tc>
+          <w:tcPr>
+            <w:tcW w:w="1320" w:type="dxa"/>
+            <w:tcBorders>
+              <w:top w:val="nil"/>
+              <w:left w:val="nil"/>
+              <w:bottom w:val="nil"/>
+              <w:right w:val="nil"/>
+            </w:tcBorders>
+            <w:noWrap/>
+            <w:vAlign w:val="bottom"/>
+            <w:hideMark/>
+          </w:tcPr>
+          <w:p>
+            <w:pPr>
+              <w:spacing w:line="240" w:lineRule="auto"/>
+              <w:jc w:val="right"/>
+              <w:rPr>
+                <w:rFonts w:ascii="Calibri" w:eastAsia="Times New Roman" w:hAnsi="Calibri" w:cs="Calibri"/>
+                <w:color w:val="000000"/>
+                <w:lang w:val="en-NL"/>
+              </w:rPr>
+            </w:pPr>
+            <w:r>
+              <w:rPr>
+                <w:rFonts w:ascii="Calibri" w:eastAsia="Times New Roman" w:hAnsi="Calibri" w:cs="Calibri"/>
+                <w:color w:val="000000"/>
+                <w:lang w:val="en-NL"/>
+              </w:rPr>
+              <w:t>6,0856</w:t>
+            </w:r>
+          </w:p>
+        </w:tc>
+        <w:tc>
+          <w:tcPr>
+            <w:tcW w:w="1180" w:type="dxa"/>
+            <w:tcBorders>
+              <w:top w:val="nil"/>
+              <w:left w:val="nil"/>
+              <w:bottom w:val="nil"/>
+              <w:right w:val="nil"/>
+            </w:tcBorders>
+            <w:noWrap/>
+            <w:vAlign w:val="bottom"/>
+            <w:hideMark/>
+          </w:tcPr>
+          <w:p>
+            <w:pPr>
+              <w:spacing w:line="240" w:lineRule="auto"/>
+              <w:jc w:val="right"/>
+              <w:rPr>
+                <w:rFonts w:ascii="Calibri" w:eastAsia="Times New Roman" w:hAnsi="Calibri" w:cs="Calibri"/>
+                <w:color w:val="000000"/>
+                <w:lang w:val="en-NL"/>
+              </w:rPr>
+            </w:pPr>
+            <w:r>
+              <w:rPr>
+                <w:rFonts w:ascii="Calibri" w:eastAsia="Times New Roman" w:hAnsi="Calibri" w:cs="Calibri"/>
+                <w:color w:val="000000"/>
+                <w:lang w:val="en-NL"/>
+              </w:rPr>
+              <w:t>0,9935</w:t>
+            </w:r>
+          </w:p>
+        </w:tc>
+      </w:tr>
+    </w:tbl>
+    <w:p>
+      <w:pPr>
+        <w:rPr>
+          <w:sz w:val="20"/>
+          <w:szCs w:val="20"/>
+        </w:rPr>
+      </w:pPr>
+    </w:p>
+    <w:p>
+      <w:pPr>
+        <w:rPr>
+          <w:sz w:val="20"/>
+          <w:szCs w:val="20"/>
+        </w:rPr>
+      </w:pPr>
+      <w:r>
+        <w:rPr>
+          <w:sz w:val="20"/>
+          <w:szCs w:val="20"/>
+        </w:rPr>
+        <w:t>Zoals te zien heeft het opdelen in processen met MPI een goed effect maar lijkt OpenMP nog niet veel te doen, mijn vermoeden is dat dit komt doordat elke pixel een losse thread heeft waardoor de overhead te groot wordt. In plaats daarvan ga ik OpenMP nu per frame toepassen i.p.v. pixel.</w:t>
+      </w:r>
+    </w:p>
+    <w:p>
+      <w:pPr>
+        <w:rPr>
+          <w:sz w:val="20"/>
+          <w:szCs w:val="20"/>
+        </w:rPr>
+      </w:pPr>
+      <w:r>
+        <w:rPr>
+          <w:sz w:val="20"/>
+          <w:szCs w:val="20"/>
+        </w:rPr>
+        <w:t xml:space="preserve">Na dit te doen bleek het resultaat nog slechter, dit heb ik opgeslagen in frame.xlsx </w:t>
+      </w:r>
+    </w:p>
+    <w:p>
+      <w:pPr>
+        <w:rPr>
+          <w:sz w:val="20"/>
+          <w:szCs w:val="20"/>
+        </w:rPr>
+      </w:pPr>
+      <w:r>
+        <w:rPr>
+          <w:sz w:val="20"/>
+          <w:szCs w:val="20"/>
+        </w:rPr>
+        <w:t xml:space="preserve">Bij 4 frames was het resultaat in het begin ook nog langzamer tot 3 frames waar het een tiende hielp. </w:t>
+      </w:r>
+    </w:p>
+    <w:p>
+      <w:pPr>
+        <w:rPr>
+          <w:sz w:val="20"/>
+          <w:szCs w:val="20"/>
+        </w:rPr>
+      </w:pPr>
+      <w:r>
+        <w:rPr>
+          <w:sz w:val="20"/>
+          <w:szCs w:val="20"/>
+        </w:rPr>
+        <w:t>Om mijn excel bestand en de toekomstige plots informatief te houden voeg ik dit niet toe maar zorgt er wel voor dat verder kijk naar grotere chunks voor OpenMP</w:t>
+      </w:r>
+    </w:p>
+    <w:p>
+      <w:pPr>
+        <w:rPr>
+          <w:sz w:val="20"/>
+          <w:szCs w:val="20"/>
+        </w:rPr>
+      </w:pPr>
+      <w:r>
+        <w:rPr>
+          <w:sz w:val="20"/>
+          <w:szCs w:val="20"/>
+        </w:rPr>
+        <w:t>Achteraf gezien kon dus mijn OpenMP implementatie ook nog een stuk beter.</w:t>
+      </w:r>
     </w:p>
     <w:p>
       <w:pPr>
@@ -4365,9 +6255,8 @@
       </w:pPr>
     </w:p>
     <w:sectPr>
-      <w:pgSz w:w="11909" w:h="16834"/>
+      <w:pgSz w:w="12240" w:h="15840"/>
       <w:pgMar w:top="1440" w:right="1440" w:bottom="1440" w:left="1440" w:header="720" w:footer="720" w:gutter="0"/>
-      <w:pgNumType w:start="1"/>
       <w:cols w:space="720"/>
     </w:sectPr>
   </w:body>
